--- a/bozza_capitolo5.docx
+++ b/bozza_capitolo5.docx
@@ -60,7 +60,7 @@
         <w:rPr>
           <w:lang w:val="it-IT"/>
         </w:rPr>
-        <w:t xml:space="preserve"> tre sensori, con 444 trial validi e 32,1 ore di acquisizione. Protocollo, metriche e convenzioni sono quelli del Capitolo 4. Ogni risultato è accompagnato dalla sua dispersione su ripetizioni indipendenti. Il rilevamento del respiro poggia sugli stessi dati ed è trattato nel Capitolo 6 insieme all'indice di vitalità.</w:t>
+        <w:t xml:space="preserve"> tre sensori, con 444 trial validi e 32,1 ore di acquisizione. Protocollo, metriche e convenzioni sono quelli del Capitolo 4. Ogni risultato è accompagnato dalla sua dispersione su ripetizioni indipendenti. Il rilevamento del respiro poggia sulla stessa campagna ed è trattato nel Capitolo 6 insieme all'indice di vitalità.</w:t>
       </w:r>
     </w:p>
     <w:p>

--- a/bozza_capitolo5.docx
+++ b/bozza_capitolo5.docx
@@ -2012,7 +2012,7 @@
         <w:rPr>
           <w:lang w:val="it-IT"/>
         </w:rPr>
-        <w:t xml:space="preserve"> e al 98,4 ± 3,6 % da immobile, con un solo rilascio di 24 s in un trial. È il primo falso negativo su persona presente della campagna del secondo radar, contro zero dell'HLK-LD2410B in venti trial. Insieme alla dose-risposta di Sezione 5.3 questa è la seconda coppia appaiata del capitolo, e le due coppie portano alla stessa conclusione a due distanze e in due geometrie diverse.</w:t>
+        <w:t xml:space="preserve"> e al 98,4 ± 3,6 % da immobile, con un solo rilascio di 24 s in un trial.</w:t>
       </w:r>
     </w:p>
     <w:p>

--- a/bozza_capitolo5.docx
+++ b/bozza_capitolo5.docx
@@ -14,16 +14,8 @@
         <w:rPr>
           <w:lang w:val="it-IT"/>
         </w:rPr>
-        <w:t xml:space="preserve">5.  Confronto sperimentale PIR vs </w:t>
+        <w:t>5.  Confronto sperimentale PIR vs mmWave</w:t>
       </w:r>
-      <w:proofErr w:type="spellStart"/>
-      <w:r>
-        <w:rPr>
-          <w:lang w:val="it-IT"/>
-        </w:rPr>
-        <w:t>mmWave</w:t>
-      </w:r>
-      <w:proofErr w:type="spellEnd"/>
     </w:p>
     <w:p>
       <w:pPr>
@@ -74,7 +66,7 @@
         <w:rPr>
           <w:lang w:val="it-IT"/>
         </w:rPr>
-        <w:t>Il capitolo è organizzato come segue. La Sezione 5.1 misura i falsi positivi a stanza vuota. La Sezione 5.2 affronta la persona immobile e spiega che cosa misura davvero il bit del PIR, mentre la Sezione 5.3 mostra come la sua risposta dipenda dalla quantità e dal tipo di movimento più che dalla distanza. La Sezione 5.4 porta il confronto nello scenario del progetto, con la persona sotto il banco. Le Sezioni 5.5 e 5.6 caratterizzano l'accuratezza della distanza, l'energia del bersaglio e le latenze di rilevamento e di rilascio. La Sezione 5.7 misura la copertura angolare e ne ricava le conseguenze sulla selettività fra banchi adiacenti, e la Sezione 5.8 esamina il caso di due persone davanti al radar. La Sezione 5.9 quantifica l'attenuazione dei materiali interposti e la Sezione 5.10 la portata massima dei tre sensori in corridoio. La Sezione 5.11 riassume che cosa cambia con il secondo radar, e la Sezione 5.12 raccoglie la sintesi del confronto.</w:t>
+        <w:t>Il capitolo è organizzato come segue. La Sezione 5.1 misura i falsi positivi a stanza vuota. La Sezione 5.2 affronta la persona immobile e spiega che cosa misura davvero il bit del PIR, mentre la Sezione 5.3 mostra come la sua risposta dipenda dalla quantità e dal tipo di movimento più che dalla distanza. La Sezione 5.4 porta il confronto nello scenario del progetto, con la persona sotto il banco. Le Sezioni 5.5 e 5.6 caratterizzano l'accuratezza della distanza, l'energia del bersaglio e le latenze di rilevamento e di rilascio. La Sezione 5.7 misura la copertura angolare e ne ricava le conseguenze sulla selettività fra banchi adiacenti, e la Sezione 5.8 esamina il caso di due persone davanti al radar. La Sezione 5.9 quantifica l'attenuazione dei materiali interposti e la Sezione 5.10 la portata massima dei tre sensori in corridoio.</w:t>
       </w:r>
     </w:p>
     <w:p>
@@ -137,7 +129,7 @@
         <w:rPr>
           <w:lang w:val="it-IT"/>
         </w:rPr>
-        <w:t>L'HLK-LD2420 nella stessa stanza si comporta in modo molto diverso (Figura 5.1). Con le soglie già tarate sul fondo misurato (Sezione 5.11) produce 26,2 riaccensioni all'ora in una notte di 7 h e dichiara la presenza nel 26 % del tempo senza nessuno nella stanza. Con la successiva correzione del gate 0 scende a 5,4 eventi/h. Quest'ultimo valore viene però da un'ora di giorno e non da una notte</w:t>
+        <w:t>L'HLK-LD2420 nella stessa stanza si comporta in modo molto diverso (Figura 5.1). Con le soglie già tarate sul fondo misurato (Sezione 3.6) produce 26,2 riaccensioni all'ora in una notte di 7 h e dichiara la presenza nel 26 % del tempo senza nessuno nella stanza. Con la successiva correzione del gate 0 scende a 5,4 eventi/h. Quest'ultimo valore viene però da un'ora di giorno e non da una notte</w:t>
       </w:r>
       <w:r>
         <w:rPr>
@@ -818,25 +810,7 @@
           <w:sz w:val="20"/>
           <w:lang w:val="it-IT"/>
         </w:rPr>
-        <w:t xml:space="preserve">Figura 5.3: Struttura degli impulsi del PIR nelle due serie con movimento continuo, il cammino sul posto a 1 m e i movimenti sotto il banco, che in L contengono 181 dei 195 impulsi. In L la durata è fissa, in H il </w:t>
-      </w:r>
-      <w:proofErr w:type="spellStart"/>
-      <w:r>
-        <w:rPr>
-          <w:i/>
-          <w:sz w:val="20"/>
-          <w:lang w:val="it-IT"/>
-        </w:rPr>
-        <w:t>ritrigger</w:t>
-      </w:r>
-      <w:proofErr w:type="spellEnd"/>
-      <w:r>
-        <w:rPr>
-          <w:i/>
-          <w:sz w:val="20"/>
-          <w:lang w:val="it-IT"/>
-        </w:rPr>
-        <w:t xml:space="preserve"> concatena gli impulsi.</w:t>
+        <w:t>Figura 5.3: Struttura degli impulsi del PIR nelle due serie con movimento continuo, il cammino sul posto a 1 m e i movimenti sotto il banco, che in L contengono 181 dei 195 impulsi. In L la durata è fissa, in H il ritrigger concatena gli impulsi.</w:t>
       </w:r>
     </w:p>
     <w:p>
@@ -850,7 +824,21 @@
         <w:rPr>
           <w:lang w:val="it-IT"/>
         </w:rPr>
-        <w:t>Come anticipato nella Sezione 3.3.3, la prima parte della campagna è stata acquisita in posizione L, e le serie del cammino sul posto a 1 m e dei micro-movimenti sotto il banco sono state ripetute in H e sono quelle riportate in questo capitolo. Anche se le altre serie non richiedevano una ripetizione, perché il ponticello agisce solo dopo un trigger e uno scenario in cui il PIR non ha prodotto eventi non può cambiare, sono stati comunque ripetuti in H, per verifica, il cammino a 2 m (0,00 % in entrambe le posizioni) e l'immobilità sotto il banco (0,10 % in L, 1,32 % in H).</w:t>
+        <w:t xml:space="preserve">Come anticipato nella Sezione 3.3.3, la prima parte della campagna è stata acquisita in posizione L, e le serie del cammino sul posto a 1 m e dei </w:t>
+      </w:r>
+      <w:proofErr w:type="gramStart"/>
+      <w:r>
+        <w:rPr>
+          <w:lang w:val="it-IT"/>
+        </w:rPr>
+        <w:t>micro-movimenti</w:t>
+      </w:r>
+      <w:proofErr w:type="gramEnd"/>
+      <w:r>
+        <w:rPr>
+          <w:lang w:val="it-IT"/>
+        </w:rPr>
+        <w:t xml:space="preserve"> sotto il banco sono state ripetute in H e sono quelle riportate in questo capitolo. Anche se le altre serie non richiedevano una ripetizione, perché il ponticello agisce solo dopo un trigger e uno scenario in cui il PIR non ha prodotto eventi non può cambiare, sono stati comunque ripetuti in H, per verifica, il cammino a 2 m (0,00 % in entrambe le posizioni) e l'immobilità sotto il banco (0,10 % in L, 1,32 % in H).</w:t>
       </w:r>
     </w:p>
     <w:p>
@@ -861,19 +849,11 @@
           <w:lang w:val="it-IT"/>
         </w:rPr>
       </w:pPr>
-      <w:proofErr w:type="gramStart"/>
       <w:r>
         <w:rPr>
           <w:lang w:val="it-IT"/>
         </w:rPr>
-        <w:t>5.3  Il</w:t>
-      </w:r>
-      <w:proofErr w:type="gramEnd"/>
-      <w:r>
-        <w:rPr>
-          <w:lang w:val="it-IT"/>
-        </w:rPr>
-        <w:t xml:space="preserve"> rilevamento al variare del movimento</w:t>
+        <w:t>5.3  Il rilevamento al variare del movimento</w:t>
       </w:r>
     </w:p>
     <w:p>
@@ -898,19 +878,11 @@
           <w:lang w:val="it-IT"/>
         </w:rPr>
       </w:pPr>
-      <w:proofErr w:type="gramStart"/>
       <w:r>
         <w:rPr>
           <w:lang w:val="it-IT"/>
         </w:rPr>
-        <w:t>5.3.1  Quantità</w:t>
-      </w:r>
-      <w:proofErr w:type="gramEnd"/>
-      <w:r>
-        <w:rPr>
-          <w:lang w:val="it-IT"/>
-        </w:rPr>
-        <w:t xml:space="preserve"> di movimento</w:t>
+        <w:t>5.3.1  Quantità di movimento</w:t>
       </w:r>
     </w:p>
     <w:p>
@@ -1020,37 +992,12 @@
                 <w:lang w:val="it-IT"/>
               </w:rPr>
             </w:pPr>
-            <w:proofErr w:type="spellStart"/>
             <w:r>
               <w:rPr>
                 <w:sz w:val="18"/>
                 <w:lang w:val="it-IT"/>
               </w:rPr>
-              <w:t>dev</w:t>
-            </w:r>
-            <w:proofErr w:type="spellEnd"/>
-            <w:r>
-              <w:rPr>
-                <w:sz w:val="18"/>
-                <w:lang w:val="it-IT"/>
-              </w:rPr>
-              <w:t xml:space="preserve">. </w:t>
-            </w:r>
-            <w:proofErr w:type="spellStart"/>
-            <w:r>
-              <w:rPr>
-                <w:sz w:val="18"/>
-                <w:lang w:val="it-IT"/>
-              </w:rPr>
-              <w:t>rel</w:t>
-            </w:r>
-            <w:proofErr w:type="spellEnd"/>
-            <w:r>
-              <w:rPr>
-                <w:sz w:val="18"/>
-                <w:lang w:val="it-IT"/>
-              </w:rPr>
-              <w:t>.</w:t>
+              <w:t>dev. rel.</w:t>
             </w:r>
           </w:p>
         </w:tc>
@@ -1094,23 +1041,7 @@
                 <w:sz w:val="18"/>
                 <w:lang w:val="it-IT"/>
               </w:rPr>
-              <w:t xml:space="preserve">Energia </w:t>
-            </w:r>
-            <w:proofErr w:type="spellStart"/>
-            <w:r>
-              <w:rPr>
-                <w:sz w:val="18"/>
-                <w:lang w:val="it-IT"/>
-              </w:rPr>
-              <w:t>mov</w:t>
-            </w:r>
-            <w:proofErr w:type="spellEnd"/>
-            <w:r>
-              <w:rPr>
-                <w:sz w:val="18"/>
-                <w:lang w:val="it-IT"/>
-              </w:rPr>
-              <w:t>.</w:t>
+              <w:t>Energia mov.</w:t>
             </w:r>
           </w:p>
         </w:tc>
@@ -1292,7 +1223,6 @@
                 <w:lang w:val="it-IT"/>
               </w:rPr>
             </w:pPr>
-            <w:proofErr w:type="gramStart"/>
             <w:r>
               <w:rPr>
                 <w:sz w:val="18"/>
@@ -1300,7 +1230,6 @@
               </w:rPr>
               <w:t>Micro-movimenti</w:t>
             </w:r>
-            <w:proofErr w:type="gramEnd"/>
           </w:p>
         </w:tc>
         <w:tc>
@@ -1572,7 +1501,7 @@
         </w:rPr>
         <w:drawing>
           <wp:inline distT="0" distB="0" distL="0" distR="0" wp14:anchorId="11913233" wp14:editId="0A3F83E1">
-            <wp:extent cx="5580000" cy="3578037"/>
+            <wp:extent cx="5580000" cy="3520555"/>
             <wp:effectExtent l="0" t="0" r="0" b="0"/>
             <wp:docPr id="4" name="Picture 4"/>
             <wp:cNvGraphicFramePr>
@@ -1594,7 +1523,7 @@
                   <pic:spPr>
                     <a:xfrm>
                       <a:off x="0" y="0"/>
-                      <a:ext cx="5580000" cy="3578037"/>
+                      <a:ext cx="5580000" cy="3520555"/>
                     </a:xfrm>
                     <a:prstGeom prst="rect">
                       <a:avLst/>
@@ -1620,7 +1549,7 @@
           <w:sz w:val="20"/>
           <w:lang w:val="it-IT"/>
         </w:rPr>
-        <w:t>Figura 5.4: La curva dose-risposta a 1 m. Il PIR passa dall'1,5 all'85 %, con la dispersione massima nella zona intermedia. Il radar resta al 100 % in tutte e tre le condizioni.</w:t>
+        <w:t>Figura 5.4: La curva dose-risposta a 1 m. Il PIR passa dall'1,5 all'85 %, con la dispersione massima nella zona intermedia. I due radar restano al 100 % in tutte e tre le condizioni. L'HLK-LD2420 è stato provato nella stessa geometria in una sessione separata, e a stanza vuota non è riportato perché il suo valore dipende dalla configurazione (Sezione 5.1).</w:t>
       </w:r>
     </w:p>
     <w:p>
@@ -1686,7 +1615,13 @@
         <w:rPr>
           <w:lang w:val="it-IT"/>
         </w:rPr>
-        <w:t>Le ultime due colonne della Tabella 5.2 sono un risultato a sé. L'energia del bersaglio in movimento cresce con la quantità di movimento, mentre la dispersione della distanza cala, perché un'eco più forte dà una stima più stabile. Sono due grandezze continue e monotone misurate a geometria costante, e su di esse poggia l'indice di vitalità del Capitolo 6.</w:t>
+        <w:t xml:space="preserve">Le ultime due colonne della Tabella 5.2 sono un risultato a sé. L'energia del bersaglio in movimento cresce con la quantità di movimento, mentre la dispersione della distanza cala, </w:t>
+      </w:r>
+      <w:r>
+        <w:rPr>
+          <w:lang w:val="it-IT"/>
+        </w:rPr>
+        <w:t>perché un'eco più forte dà una stima più stabile. Sono due grandezze continue e monotone misurate a geometria costante, e su di esse poggia l'indice di vitalità del Capitolo 6. L'HLK-LD2420, provato nella stessa geometria, rileva la persona nel 100 % del tempo in tutte e tre le condizioni (Figura 5.4), ma la sua energia non cresce con il movimento.</w:t>
       </w:r>
     </w:p>
     <w:p>
@@ -1697,20 +1632,11 @@
           <w:lang w:val="it-IT"/>
         </w:rPr>
       </w:pPr>
-      <w:proofErr w:type="gramStart"/>
       <w:r>
         <w:rPr>
           <w:lang w:val="it-IT"/>
         </w:rPr>
-        <w:lastRenderedPageBreak/>
-        <w:t>5.3.2  Tipo</w:t>
-      </w:r>
-      <w:proofErr w:type="gramEnd"/>
-      <w:r>
-        <w:rPr>
-          <w:lang w:val="it-IT"/>
-        </w:rPr>
-        <w:t xml:space="preserve"> di movimento</w:t>
+        <w:t>5.3.2  Tipo di movimento</w:t>
       </w:r>
     </w:p>
     <w:p>
@@ -1742,7 +1668,7 @@
         </w:rPr>
         <w:drawing>
           <wp:inline distT="0" distB="0" distL="0" distR="0" wp14:anchorId="41B30ECD" wp14:editId="0D4BB3EE">
-            <wp:extent cx="5580000" cy="3128995"/>
+            <wp:extent cx="5580000" cy="3244648"/>
             <wp:effectExtent l="0" t="0" r="0" b="0"/>
             <wp:docPr id="5" name="Picture 5"/>
             <wp:cNvGraphicFramePr>
@@ -1764,7 +1690,7 @@
                   <pic:spPr>
                     <a:xfrm>
                       <a:off x="0" y="0"/>
-                      <a:ext cx="5580000" cy="3128995"/>
+                      <a:ext cx="5580000" cy="3244648"/>
                     </a:xfrm>
                     <a:prstGeom prst="rect">
                       <a:avLst/>
@@ -1820,7 +1746,14 @@
         <w:rPr>
           <w:lang w:val="it-IT"/>
         </w:rPr>
-        <w:t>Un sensore che rileva un attraversamento a 5 m nel 98,7 % dei campioni non è né guasto né poco sensibile, e la portata dichiarata risulta confermata. A decidere è quindi il tipo di movimento, come prevede la geometria della lente di Fresnel (Sezione 2.1.2). Lo conferma una prova a 1 m con quattro movimenti diversi, per i quali l'energia in movimento del radar è rimasta fra 96,5 e 98,1, cioè la stessa quantità di movimento. Il PIR è passato dal 2 % con il movimento delle braccia al 100 % con l'oscillazione laterale del busto da seduto, che è una traversata in miniatura. I due sensori misurano quindi grandezze diverse, il radar la quantità di movimento e il PIR il passaggio da una zona all'altra della lente.</w:t>
+        <w:t xml:space="preserve">Un sensore che rileva un attraversamento a 5 m nel 98,7 % dei campioni non è né guasto né poco sensibile, e la portata dichiarata risulta confermata. A decidere è quindi il tipo di movimento, come prevede la geometria della lente di Fresnel (Sezione 2.1.2). Lo conferma una prova a 1 m con quattro movimenti diversi, per i quali l'energia in movimento del radar è rimasta fra 96,5 e 98,1, cioè la stessa quantità di movimento. Il PIR è passato dal 2 % con il </w:t>
+      </w:r>
+      <w:r>
+        <w:rPr>
+          <w:lang w:val="it-IT"/>
+        </w:rPr>
+        <w:lastRenderedPageBreak/>
+        <w:t>movimento delle braccia al 100 % con l'oscillazione laterale del busto da seduto, che è una traversata in miniatura. I due sensori misurano quindi grandezze diverse, il radar la quantità di movimento e il PIR il passaggio da una zona all'altra della lente.</w:t>
       </w:r>
     </w:p>
     <w:p>
@@ -1834,7 +1767,6 @@
         <w:rPr>
           <w:lang w:val="it-IT"/>
         </w:rPr>
-        <w:lastRenderedPageBreak/>
         <w:t>Per il progetto la conseguenza è diretta. Il movimento per cui il PIR è progettato, attraversare un varco o percorrere un corridoio, è l'opposto di quello di una persona intrappolata sotto un arredo, che, se si muove, lo fa sul posto. Il limite è quindi strutturale rispetto allo scenario.</w:t>
       </w:r>
     </w:p>
@@ -1846,19 +1778,11 @@
           <w:lang w:val="it-IT"/>
         </w:rPr>
       </w:pPr>
-      <w:proofErr w:type="gramStart"/>
       <w:r>
         <w:rPr>
           <w:lang w:val="it-IT"/>
         </w:rPr>
-        <w:t>5.4  Lo</w:t>
-      </w:r>
-      <w:proofErr w:type="gramEnd"/>
-      <w:r>
-        <w:rPr>
-          <w:lang w:val="it-IT"/>
-        </w:rPr>
-        <w:t xml:space="preserve"> scenario DIPME</w:t>
+        <w:t>5.4  Lo scenario DIPME</w:t>
       </w:r>
     </w:p>
     <w:p>
@@ -1872,21 +1796,7 @@
         <w:rPr>
           <w:lang w:val="it-IT"/>
         </w:rPr>
-        <w:t xml:space="preserve">È lo scenario che replica la condizione del progetto. I sensori sono fissati sotto il piano di un tavolo e il soggetto è rannicchiato sotto di esso a 50–60 cm (Figura 4.2b). Sono stati acquisiti cinque trial da 302 s utili in due condizioni, immobilità e presenza di </w:t>
-      </w:r>
-      <w:proofErr w:type="gramStart"/>
-      <w:r>
-        <w:rPr>
-          <w:lang w:val="it-IT"/>
-        </w:rPr>
-        <w:t>micro-movimenti</w:t>
-      </w:r>
-      <w:proofErr w:type="gramEnd"/>
-      <w:r>
-        <w:rPr>
-          <w:lang w:val="it-IT"/>
-        </w:rPr>
-        <w:t>, entrambe con il ponticello del PIR in H (Figura 5.6).</w:t>
+        <w:t>È lo scenario che replica la condizione del progetto. I sensori sono fissati sotto il piano di un tavolo e il soggetto è rannicchiato sotto di esso a 50–60 cm (Figura 4.2b). Sono stati acquisiti cinque trial da 302 s utili in due condizioni, immobilità e presenza di micro-movimenti, entrambe con il ponticello del PIR in H (Figura 5.6).</w:t>
       </w:r>
     </w:p>
     <w:p>
@@ -1904,7 +1814,7 @@
         </w:rPr>
         <w:drawing>
           <wp:inline distT="0" distB="0" distL="0" distR="0" wp14:anchorId="2C4262B1" wp14:editId="09D0E0BE">
-            <wp:extent cx="5580000" cy="3203240"/>
+            <wp:extent cx="5580000" cy="3413617"/>
             <wp:effectExtent l="0" t="0" r="0" b="0"/>
             <wp:docPr id="6" name="Picture 6"/>
             <wp:cNvGraphicFramePr>
@@ -1926,7 +1836,7 @@
                   <pic:spPr>
                     <a:xfrm>
                       <a:off x="0" y="0"/>
-                      <a:ext cx="5580000" cy="3203240"/>
+                      <a:ext cx="5580000" cy="3413617"/>
                     </a:xfrm>
                     <a:prstGeom prst="rect">
                       <a:avLst/>
@@ -1952,25 +1862,7 @@
           <w:sz w:val="20"/>
           <w:lang w:val="it-IT"/>
         </w:rPr>
-        <w:t xml:space="preserve">Figura 5.6: Lo scenario DIPME a tre sensori, cinque trial per condizione. L'HLK-LD2420 è stato provato nella stessa geometria, con soglie tarate e scarto di 90 s. I due radar sono al 100 % in tutte le condizioni, salvo l'HLK-LD2420 al 98,4 % da immobile sotto il banco per un rilascio di 24 s in un trial su cinque. Il PIR passa dall'1–2 % da fermo al 52–97 % con i </w:t>
-      </w:r>
-      <w:proofErr w:type="gramStart"/>
-      <w:r>
-        <w:rPr>
-          <w:i/>
-          <w:sz w:val="20"/>
-          <w:lang w:val="it-IT"/>
-        </w:rPr>
-        <w:t>micro-movimenti</w:t>
-      </w:r>
-      <w:proofErr w:type="gramEnd"/>
-      <w:r>
-        <w:rPr>
-          <w:i/>
-          <w:sz w:val="20"/>
-          <w:lang w:val="it-IT"/>
-        </w:rPr>
-        <w:t>.</w:t>
+        <w:t>Figura 5.6: Lo scenario DIPME a tre sensori, cinque trial per condizione. L'HLK-LD2420 è stato provato nella stessa geometria, con soglie tarate e scarto di 90 s. I due radar sono al 100 % in tutte le condizioni, salvo l'HLK-LD2420 al 98,4 % da immobile sotto il banco per un rilascio di 24 s in un trial su cinque. Il PIR passa dall'1–2 % da fermo al 52–97 % con i micro-movimenti.</w:t>
       </w:r>
     </w:p>
     <w:p>
@@ -1984,39 +1876,12 @@
         <w:rPr>
           <w:lang w:val="it-IT"/>
         </w:rPr>
-        <w:t xml:space="preserve">Sotto il banco il contrasto è ancora più netto che a 1 m. Con i </w:t>
-      </w:r>
-      <w:proofErr w:type="gramStart"/>
-      <w:r>
-        <w:rPr>
-          <w:lang w:val="it-IT"/>
-        </w:rPr>
-        <w:t>micro-movimenti</w:t>
-      </w:r>
-      <w:proofErr w:type="gramEnd"/>
-      <w:r>
-        <w:rPr>
-          <w:lang w:val="it-IT"/>
-        </w:rPr>
-        <w:t xml:space="preserve"> il PIR rileva il 96,52 ± 3,60 % del tempo, da immobile l'1,32 ± 0,86 %. A 60 cm il PIR è un rilevatore di movimento quasi perfetto e resta cieco alla persona ferma. L'HLK-LD2410B è al 100 % in entrambe le condizioni su 7554 campioni per condizione. L'HLK-LD2420 è al 100 % con i </w:t>
-      </w:r>
-      <w:proofErr w:type="gramStart"/>
-      <w:r>
-        <w:rPr>
-          <w:lang w:val="it-IT"/>
-        </w:rPr>
-        <w:t>micro-movimenti</w:t>
-      </w:r>
-      <w:proofErr w:type="gramEnd"/>
-      <w:r>
-        <w:rPr>
-          <w:lang w:val="it-IT"/>
-        </w:rPr>
-        <w:t xml:space="preserve"> e al 98,4 ± 3,6 % da immobile, con un solo rilascio di 24 s in un trial.</w:t>
+        <w:t>Sotto il banco il contrasto è ancora più netto che a 1 m. Con i micro-movimenti il PIR rileva il 96,52 ± 3,60 % del tempo, da immobile l'1,32 ± 0,86 %. A 60 cm il PIR è un rilevatore di movimento quasi perfetto e resta cieco alla persona ferma. L'HLK-LD2410B è al 100 % in entrambe le condizioni su 7554 campioni per condizione. L'HLK-LD2420 è al 100 % con i micro-movimenti e al 98,4 ± 3,6 % da immobile, con un solo rilascio di 24 s in un trial.</w:t>
       </w:r>
     </w:p>
     <w:p>
       <w:pPr>
+        <w:pStyle w:val="Titolo3"/>
         <w:jc w:val="both"/>
         <w:rPr>
           <w:lang w:val="it-IT"/>
@@ -2024,63 +1889,38 @@
       </w:pPr>
       <w:r>
         <w:rPr>
-          <w:b/>
           <w:lang w:val="it-IT"/>
         </w:rPr>
         <w:lastRenderedPageBreak/>
-        <w:t xml:space="preserve">Il radar rileva bene ma localizza male. </w:t>
-      </w:r>
-      <w:r>
-        <w:rPr>
-          <w:lang w:val="it-IT"/>
-        </w:rPr>
-        <w:t>La dispersione della distanza entro il trial vale 14–24 cm sotto il banco, contro 1,48 ± 0,77 cm sul soggetto seduto a 2,3 m (Figura 5.2), cioè circa dieci volte peggio su un bersaglio immobile più vicino. Per il progetto è irrilevante, perché al soccorritore serve sapere se c'è qualcuno sotto quel banco e non a quanti centimetri, ma esclude l'uso della distanza come misura fine in questa geometria. Gli sbalzi verso 200–300 cm visibili in Figura 5.2 riguardano dallo 0,3 al 7,4 % dei campioni nei cinque trial e avvengono con il canale in movimento meno attivo del solito e con il PIR a zero. Non sono movimenti del soggetto, perché i file terminano prima che l'operatore si alzi e i primi 40 s sono scartati, ma il canale stazionario che si aggancia a un riflesso lontano. La lettura per gate spiega perché la localizzazione è rumorosa. Sull'HLK-LD2410B i gate stazionari 0 e 1 sono strutturalmente nulli (Sezione 3.5.2) e la presenza è retta dai gate 2 e 3, con un'energia che resta a 24 anche al gate 8 contro 6,5 nello scenario da seduto. Sull'HLK-LD2420 la presenza da immobile è retta dal gate 2 (70–140 cm) e non dal gate 1 in cui la persona sta. Lo stesso fenomeno compare su due moduli diversi, verosimilmente per cammini multipli sotto il piano. È una spiegazione coerente, non una misura, perché il segnale grezzo non è accessibile. Resta comunque acquisito il punto operativo, cioè che sotto il metro l'indice di vitalità deve usare i canali in movimento (Capitolo 6).</w:t>
+        <w:t>5.4.1  Il radar rileva bene ma localizza male</w:t>
       </w:r>
     </w:p>
     <w:p>
       <w:pPr>
-        <w:pStyle w:val="Titolo2"/>
         <w:jc w:val="both"/>
         <w:rPr>
           <w:lang w:val="it-IT"/>
         </w:rPr>
       </w:pPr>
-      <w:proofErr w:type="gramStart"/>
       <w:r>
         <w:rPr>
           <w:lang w:val="it-IT"/>
         </w:rPr>
-        <w:t>5.5  Accuratezza</w:t>
-      </w:r>
-      <w:proofErr w:type="gramEnd"/>
-      <w:r>
-        <w:rPr>
-          <w:lang w:val="it-IT"/>
-        </w:rPr>
-        <w:t xml:space="preserve"> della distanza ed energia</w:t>
+        <w:t>Sotto il banco la distanza riportata sulla persona immobile oscilla entro il trial di 24 ± 9 cm, contro 1,48 ± 0,77 cm per il soggetto seduto immobile a 2,3 m (Figura 5.2). Il bersaglio è più vicino e ugualmente fermo, eppure la dispersione è circa sedici volte più ampia. Non dipende da piccoli movimenti del soggetto, perché con i micro-movimenti la dispersione scende a 14 cm. Lo stesso accade a 1 m (Sezione 5.3.1), perché un'eco più forte dà una distanza più stabile. Per il progetto conta poco, perché al soccorritore serve sapere se sotto quel banco c'è qualcuno e non a quanti centimetri si trova. In questa geometria, però, la distanza non va usata per localizzare con precisione la persona.</w:t>
       </w:r>
     </w:p>
     <w:p>
       <w:pPr>
-        <w:pStyle w:val="Titolo3"/>
         <w:jc w:val="both"/>
         <w:rPr>
           <w:lang w:val="it-IT"/>
         </w:rPr>
       </w:pPr>
-      <w:proofErr w:type="gramStart"/>
       <w:r>
         <w:rPr>
           <w:lang w:val="it-IT"/>
         </w:rPr>
-        <w:t>5.5.1  Accuratezza</w:t>
-      </w:r>
-      <w:proofErr w:type="gramEnd"/>
-      <w:r>
-        <w:rPr>
-          <w:lang w:val="it-IT"/>
-        </w:rPr>
-        <w:t xml:space="preserve"> della distanza</w:t>
+        <w:t>Gli sbalzi verso 200–300 cm visibili nella Figura 5.2 riguardano dallo 0,3 al 7,4 % dei campioni. Durante gli sbalzi il PIR resta a zero, quindi non sono movimenti del soggetto, ma il bersaglio stazionario fittizio già visto nella Sezione 3.5.3, che il canale riporta a una distanza sbagliata.</w:t>
       </w:r>
     </w:p>
     <w:p>
@@ -2094,11 +1934,55 @@
         <w:rPr>
           <w:lang w:val="it-IT"/>
         </w:rPr>
-        <w:t>I 25 trial di cammino sul posto a 1–5 m caratterizzano la misura di distanza dell'HLK-LD2410B (Tabella 5.3, Figura 5.7).</w:t>
+        <w:t>La lettura per gate indica il perché. Su entrambi i radar la persona immobile compare soprattutto in gate più lontani di quello in cui si trova. Sull'HLK-LD2410B, i cui gate stazionari 0 e 1 sono nulli per costruzione (Sezione 3.5.2), la presenza è retta dai gate 2 e 3, e al gate 8 resta un'energia di 24 contro 6,5 da seduto. Sull'HLK-LD2420 è retta dal gate 2 (70–140 cm) invece che dal gate 1, dove sta la persona. La causa più probabile sono i cammini multipli sotto il piano, cioè echi che rimbalzano su pavimento e piano del banco e arrivano come da più lontano. Resta però un'ipotesi, perché i moduli forniscono solo l'energia già elaborata per gate e non il segnale da cui si potrebbero separare i diversi percorsi (Sezione 2.2.1).</w:t>
       </w:r>
     </w:p>
     <w:p>
       <w:pPr>
+        <w:pStyle w:val="Titolo2"/>
+        <w:jc w:val="both"/>
+        <w:rPr>
+          <w:lang w:val="it-IT"/>
+        </w:rPr>
+      </w:pPr>
+      <w:r>
+        <w:rPr>
+          <w:lang w:val="it-IT"/>
+        </w:rPr>
+        <w:t>5.5  Accuratezza della distanza ed energia</w:t>
+      </w:r>
+    </w:p>
+    <w:p>
+      <w:pPr>
+        <w:pStyle w:val="Titolo3"/>
+        <w:jc w:val="both"/>
+        <w:rPr>
+          <w:lang w:val="it-IT"/>
+        </w:rPr>
+      </w:pPr>
+      <w:r>
+        <w:rPr>
+          <w:lang w:val="it-IT"/>
+        </w:rPr>
+        <w:t>5.5.1  Accuratezza della distanza</w:t>
+      </w:r>
+    </w:p>
+    <w:p>
+      <w:pPr>
+        <w:jc w:val="both"/>
+        <w:rPr>
+          <w:lang w:val="it-IT"/>
+        </w:rPr>
+      </w:pPr>
+      <w:r>
+        <w:rPr>
+          <w:lang w:val="it-IT"/>
+        </w:rPr>
+        <w:t>Per misurare quanto è precisa la distanza riportata dall'HLK-LD2410B, il soggetto ha camminato sul posto a 1, 2, 3, 4 e 5 m dal sensore, con cinque trial da 62 s per ogni distanza. Per ogni trial si confronta la distanza media riportata dal radar con quella segnata sul pavimento. La Tabella 5.3 riporta i risultati distanza per distanza e la Figura 5.7 li mostra in un grafico.</w:t>
+      </w:r>
+    </w:p>
+    <w:p>
+      <w:pPr>
         <w:keepNext/>
         <w:jc w:val="both"/>
         <w:rPr>
@@ -2111,7 +1995,7 @@
           <w:sz w:val="20"/>
           <w:lang w:val="it-IT"/>
         </w:rPr>
-        <w:t>Tabella 5.3: Accuratezza della distanza riportata dall'HLK-LD2410B, 25 trial (5 distanze × 5 ripetizioni, 62 s utili ciascuno). “Misurata” è la media fra trial con la sua deviazione standard, “residuo” lo scarto dalla retta dell'Equazione 5.1, “disp. entro trial” la deviazione standard della distanza dentro un trial, mediata sui cinque. L'energia è il valore medio del bersaglio in movimento.</w:t>
+        <w:t>Tabella 5.3: Accuratezza della distanza riportata dall'HLK-LD2410B, cinque trial da 62 s per distanza. “Misurata” è la media dei cinque trial, “errore” la differenza dalla distanza reale, “residuo” lo scarto dalla retta dell'Equazione 5.1 e “disp. entro trial” quanto oscilla la distanza dentro un trial. L'energia è discussa nella Sezione 5.5.2.</w:t>
       </w:r>
     </w:p>
     <w:tbl>
@@ -2212,37 +2096,12 @@
                 <w:lang w:val="it-IT"/>
               </w:rPr>
             </w:pPr>
-            <w:proofErr w:type="spellStart"/>
             <w:r>
               <w:rPr>
                 <w:sz w:val="18"/>
                 <w:lang w:val="it-IT"/>
               </w:rPr>
-              <w:t>Err</w:t>
-            </w:r>
-            <w:proofErr w:type="spellEnd"/>
-            <w:r>
-              <w:rPr>
-                <w:sz w:val="18"/>
-                <w:lang w:val="it-IT"/>
-              </w:rPr>
-              <w:t xml:space="preserve">. </w:t>
-            </w:r>
-            <w:proofErr w:type="spellStart"/>
-            <w:r>
-              <w:rPr>
-                <w:sz w:val="18"/>
-                <w:lang w:val="it-IT"/>
-              </w:rPr>
-              <w:t>rel</w:t>
-            </w:r>
-            <w:proofErr w:type="spellEnd"/>
-            <w:r>
-              <w:rPr>
-                <w:sz w:val="18"/>
-                <w:lang w:val="it-IT"/>
-              </w:rPr>
-              <w:t>.</w:t>
+              <w:t>Err. rel.</w:t>
             </w:r>
           </w:p>
         </w:tc>
@@ -2991,7 +2850,15 @@
                 <w:sz w:val="18"/>
                 <w:lang w:val="it-IT"/>
               </w:rPr>
-              <w:t>518,20 ± 2,13 cm</w:t>
+              <w:t xml:space="preserve">518,20 ± 2,13 </w:t>
+            </w:r>
+            <w:r>
+              <w:rPr>
+                <w:sz w:val="18"/>
+                <w:lang w:val="it-IT"/>
+              </w:rPr>
+              <w:lastRenderedPageBreak/>
+              <w:t>cm</w:t>
             </w:r>
           </w:p>
         </w:tc>
@@ -3012,6 +2879,7 @@
                 <w:sz w:val="18"/>
                 <w:lang w:val="it-IT"/>
               </w:rPr>
+              <w:lastRenderedPageBreak/>
               <w:t>+18,20 cm</w:t>
             </w:r>
           </w:p>
@@ -3123,7 +2991,6 @@
           <w:noProof/>
           <w:lang w:val="it-IT"/>
         </w:rPr>
-        <w:lastRenderedPageBreak/>
         <w:drawing>
           <wp:inline distT="0" distB="0" distL="0" distR="0" wp14:anchorId="2D4A9498" wp14:editId="21334E35">
             <wp:extent cx="5580000" cy="5073590"/>
@@ -3174,7 +3041,7 @@
           <w:sz w:val="20"/>
           <w:lang w:val="it-IT"/>
         </w:rPr>
-        <w:t>Figura 5.7: Accuratezza della distanza dell'HLK-LD2410B, 25 trial fra 1 e 5 m. La retta è calcolata sulle cinque medie per distanza, sui 25 trial singoli R² sarebbe 0,99949 anziché 0,99965.</w:t>
+        <w:t>Figura 5.7: Accuratezza della distanza dell'HLK-LD2410B, 25 trial fra 1 e 5 m, con la retta di regressione calcolata sulle cinque medie per distanza.</w:t>
       </w:r>
     </w:p>
     <w:p>
@@ -3188,7 +3055,7 @@
         <w:rPr>
           <w:lang w:val="it-IT"/>
         </w:rPr>
-        <w:t>La regressione lineare fra distanza misurata e reale dà</w:t>
+        <w:t>A 1 m il radar sbaglia di mezzo centimetro, a 5 m di 18 cm. L'errore cresce con la distanza perché il radar legge sistematicamente un po' più lungo del vero. La retta che interpola i punti è</w:t>
       </w:r>
     </w:p>
     <w:p>
@@ -3198,7 +3065,6 @@
           <w:lang w:val="it-IT"/>
         </w:rPr>
       </w:pPr>
-      <w:proofErr w:type="spellStart"/>
       <w:r>
         <w:rPr>
           <w:lang w:val="it-IT"/>
@@ -3212,19 +3078,11 @@
         </w:rPr>
         <w:t>misurata</w:t>
       </w:r>
-      <w:proofErr w:type="spellEnd"/>
       <w:r>
         <w:rPr>
           <w:lang w:val="it-IT"/>
         </w:rPr>
-        <w:t xml:space="preserve"> = 1,0381 · </w:t>
-      </w:r>
-      <w:proofErr w:type="spellStart"/>
-      <w:r>
-        <w:rPr>
-          <w:lang w:val="it-IT"/>
-        </w:rPr>
-        <w:t>d</w:t>
+        <w:t xml:space="preserve"> = 1,0381 · d</w:t>
       </w:r>
       <w:r>
         <w:rPr>
@@ -3233,26 +3091,11 @@
         </w:rPr>
         <w:t>reale</w:t>
       </w:r>
-      <w:proofErr w:type="spellEnd"/>
       <w:r>
         <w:rPr>
           <w:lang w:val="it-IT"/>
         </w:rPr>
-        <w:t xml:space="preserve"> − 1,32 cm, R² = 0,99965  </w:t>
-      </w:r>
-      <w:proofErr w:type="gramStart"/>
-      <w:r>
-        <w:rPr>
-          <w:lang w:val="it-IT"/>
-        </w:rPr>
-        <w:t xml:space="preserve">   (</w:t>
-      </w:r>
-      <w:proofErr w:type="gramEnd"/>
-      <w:r>
-        <w:rPr>
-          <w:lang w:val="it-IT"/>
-        </w:rPr>
-        <w:t>5.1)</w:t>
+        <w:t xml:space="preserve"> − 1,32 cm, R² = 0,99965     (5.1)</w:t>
       </w:r>
     </w:p>
     <w:p>
@@ -3266,7 +3109,14 @@
         <w:rPr>
           <w:lang w:val="it-IT"/>
         </w:rPr>
-        <w:t>Il radar è estremamente lineare, con residui dalla retta non superiori a 4,9 cm su tutto il range. L'errore è quasi interamente di scala (+3,81 %) con offset trascurabile, e questo spiega perché l'errore grezzo cresce con la distanza, da −0,5 cm a 1 m a +18,2 cm a 5 m. È correggibile dividendo la lettura per 1,0381. I dati non permettono di attribuire il +3,81 % al modulo piuttosto che al riferimento con cui sono state segnate le distanze sul pavimento, e per farlo servirebbe un distanziometro indipendente.</w:t>
+        <w:t xml:space="preserve">La pendenza 1,0381 indica che il radar allunga ogni distanza del 3,8 %, mentre il termine costante di −1,32 cm è trascurabile. I punti si scostano dalla retta al più di 4,9 cm (colonna “residuo”). La retta è calcolata sulle cinque medie per distanza, e sui 25 trial singoli R² scende a 0,99949 mentre lo scostamento massimo sale a 6,0 cm. Il radar è quindi molto lineare, e il suo errore si corregge quasi del tutto dividendo la lettura per 1,0381. I dati non permettono di dire </w:t>
+      </w:r>
+      <w:r>
+        <w:rPr>
+          <w:lang w:val="it-IT"/>
+        </w:rPr>
+        <w:lastRenderedPageBreak/>
+        <w:t>se il 3,8 % dipenda dal modulo o dal metro con cui sono state segnate le distanze, e per stabilirlo servirebbe un distanziometro indipendente.</w:t>
       </w:r>
     </w:p>
     <w:p>
@@ -3280,28 +3130,7 @@
         <w:rPr>
           <w:lang w:val="it-IT"/>
         </w:rPr>
-        <w:t xml:space="preserve">La dispersione entro il trial (10–26 cm) non è rumore del sensore, ma l'oscillazione reale del busto di chi cammina sul posto, come mostra il confronto con l'1,48 cm del soggetto seduto </w:t>
-      </w:r>
-      <w:r>
-        <w:rPr>
-          <w:lang w:val="it-IT"/>
-        </w:rPr>
-        <w:lastRenderedPageBreak/>
-        <w:t xml:space="preserve">immobile. In quello scenario la variabilità fra trial della distanza media (± 2,38 cm) è maggiore di quella entro il </w:t>
-      </w:r>
-      <w:proofErr w:type="gramStart"/>
-      <w:r>
-        <w:rPr>
-          <w:lang w:val="it-IT"/>
-        </w:rPr>
-        <w:t>trial, quindi</w:t>
-      </w:r>
-      <w:proofErr w:type="gramEnd"/>
-      <w:r>
-        <w:rPr>
-          <w:lang w:val="it-IT"/>
-        </w:rPr>
-        <w:t xml:space="preserve"> il fattore limitante è come il soggetto si siede e non lo strumento.</w:t>
+        <w:t>La colonna “disp. entro trial” indica invece quanto oscilla la distanza riportata durante un singolo trial, fra 10 e 26 cm. Non è rumore del sensore ma il movimento reale del busto di chi cammina sul posto (Figura 5.8). Lo conferma il soggetto seduto immobile a 2,3 m (Sezione 5.2), su cui la stessa grandezza vale appena 1,5 cm.</w:t>
       </w:r>
     </w:p>
     <w:p>
@@ -3312,19 +3141,11 @@
           <w:lang w:val="it-IT"/>
         </w:rPr>
       </w:pPr>
-      <w:proofErr w:type="gramStart"/>
       <w:r>
         <w:rPr>
           <w:lang w:val="it-IT"/>
         </w:rPr>
-        <w:t>5.5.2  Energia</w:t>
-      </w:r>
-      <w:proofErr w:type="gramEnd"/>
-      <w:r>
-        <w:rPr>
-          <w:lang w:val="it-IT"/>
-        </w:rPr>
-        <w:t xml:space="preserve"> del bersaglio</w:t>
+        <w:t>5.5.2  Energia del bersaglio</w:t>
       </w:r>
     </w:p>
     <w:p>
@@ -3390,7 +3211,7 @@
           <w:sz w:val="20"/>
           <w:lang w:val="it-IT"/>
         </w:rPr>
-        <w:t>Figura 5.8: Energia del bersaglio in movimento e dispersione della distanza entro il trial in funzione della distanza, 25 trial. A 5 m l'energia (27,6) è ancora quasi il doppio della soglia di fabbrica dei gate lontani.</w:t>
+        <w:t>Figura 5.8: Energia del bersaglio in movimento e dispersione della distanza entro il trial al variare della distanza, 25 trial.</w:t>
       </w:r>
     </w:p>
     <w:p>
@@ -3404,34 +3225,26 @@
         <w:rPr>
           <w:lang w:val="it-IT"/>
         </w:rPr>
-        <w:t>L'energia media del bersaglio decade da 99 a 1 m a 28 a 5 m (Figura 5.8). Il decadimento è molto più lento della dipendenza 1/D⁴ della potenza ricevuta da un bersaglio puntiforme, perché il valore non è una potenza ma un indice normalizzato prodotto da un'elaborazione interna non documentata (Sezione 3.5.1). Per questo se ne usa la monotonia e non il valore assoluto in termini fisici. Il range di 1–5 m è un limite della stanza e non del sensore, e la portata oltre i 5 m è misurata in corridoio in Sezione 5.10.</w:t>
+        <w:t>La stessa serie mostra come cambia con la distanza l'energia del bersaglio. Scende da 99 a 1 m a 28 a 5 m (Figura 5.8), perché una persona più lontana restituisce un'eco più debole, ma molto più lentamente di quanto farebbe la potenza ricevuta, che a 5 m sarebbe centinaia di volte più bassa. È la conferma che l'energia è un indice elaborato dal modulo e non una potenza (Sezione 3.5.1).</w:t>
       </w:r>
     </w:p>
     <w:p>
       <w:pPr>
-        <w:pStyle w:val="Titolo3"/>
         <w:jc w:val="both"/>
         <w:rPr>
           <w:lang w:val="it-IT"/>
         </w:rPr>
       </w:pPr>
-      <w:proofErr w:type="gramStart"/>
       <w:r>
         <w:rPr>
           <w:lang w:val="it-IT"/>
         </w:rPr>
-        <w:t>5.5.3  Il</w:t>
-      </w:r>
-      <w:proofErr w:type="gramEnd"/>
-      <w:r>
-        <w:rPr>
-          <w:lang w:val="it-IT"/>
-        </w:rPr>
-        <w:t xml:space="preserve"> secondo radar e il PIR</w:t>
+        <w:t>Ne seguono due conseguenze pratiche. A 5 m l'energia vale ancora 27,6, quasi il doppio della soglia di 15 dei gate lontani, quindi il radar vedrebbe anche oltre i 5 m della stanza, come conferma la prova in corridoio (Sezione 5.10). Inoltre la stessa persona, con lo stesso movimento, dà un'energia diversa a seconda della distanza, quindi un indice costruito sull'energia va tarato sull'installazione (Capitolo 6).</w:t>
       </w:r>
     </w:p>
     <w:p>
       <w:pPr>
+        <w:pStyle w:val="Titolo3"/>
         <w:jc w:val="both"/>
         <w:rPr>
           <w:lang w:val="it-IT"/>
@@ -3441,45 +3254,51 @@
         <w:rPr>
           <w:lang w:val="it-IT"/>
         </w:rPr>
-        <w:t xml:space="preserve">Il PIR non compare in questa sezione perché non misura né una distanza né un'energia, e il suo dato è un bit. L'HLK-LD2420 riporta una distanza solo sul bersaglio in movimento e, sull'esemplare in dotazione, solo da vicino. In venti trial di cammino sul posto da 0,5 a 2 m la distanza riportata vale 59 ± 5 cm a 0,5 m e 121 ± 9 cm a 1 m, con errori di +9 e +21 cm e da 4 a 38 valori distinti al minuto. A 1,5 e 2 m il modulo riporta un solo valore stantio per </w:t>
-      </w:r>
-      <w:proofErr w:type="gramStart"/>
-      <w:r>
-        <w:rPr>
-          <w:lang w:val="it-IT"/>
-        </w:rPr>
-        <w:t>trial, quindi</w:t>
-      </w:r>
-      <w:proofErr w:type="gramEnd"/>
-      <w:r>
-        <w:rPr>
-          <w:lang w:val="it-IT"/>
-        </w:rPr>
-        <w:t xml:space="preserve"> una retta di calibrazione non è costruibile. Sulla persona immobile riporta il valore di riposo (2–5 cm) con la presenza al 100 %, come dichiara il produttore. Anche l'energia del gate della persona non è una grandezza graduata su questo esemplare, come mostra la dose-risposta ripetuta in Sezione 5.11.</w:t>
+        <w:lastRenderedPageBreak/>
+        <w:t>5.5.3  Il secondo radar e il PIR</w:t>
       </w:r>
     </w:p>
     <w:p>
       <w:pPr>
+        <w:jc w:val="both"/>
+        <w:rPr>
+          <w:lang w:val="it-IT"/>
+        </w:rPr>
+      </w:pPr>
+      <w:r>
+        <w:rPr>
+          <w:lang w:val="it-IT"/>
+        </w:rPr>
+        <w:t>Il PIR non compare in questa sezione perché non misura né una distanza né un'energia, e il suo dato è un bit.</w:t>
+      </w:r>
+    </w:p>
+    <w:p>
+      <w:pPr>
+        <w:jc w:val="both"/>
+        <w:rPr>
+          <w:lang w:val="it-IT"/>
+        </w:rPr>
+      </w:pPr>
+      <w:r>
+        <w:rPr>
+          <w:lang w:val="it-IT"/>
+        </w:rPr>
+        <w:t>L'HLK-LD2420 riporta una distanza solo sul bersaglio in movimento e, sull'esemplare in dotazione, solo da vicino. Nella stessa prova ripetuta da 0,5 a 2 m, con venti trial, la distanza riportata vale 59 ± 5 cm a 0,5 m e 121 ± 9 cm a 1 m, cioè 9 e 21 cm più del vero, contro il mezzo centimetro dell'HLK-LD2410B a 1 m. La lettura inoltre si aggiorna di rado, da 4 a 38 valori diversi al minuto, mentre quella dell'HLK-LD2410B segue il movimento di continuo. A 1,5 e 2 m resta ferma su un solo valore per tutto il trial, quindi non è una misura e una retta come quella dell'Equazione 5.1 non si può costruire. Sulla persona immobile il modulo dichiara la presenza al 100 %, ma come distanza riporta 2–5 cm, il valore che usa quando non ha un bersaglio in movimento. È quanto prevede il manuale, secondo cui il modulo non misura la distanza dei corpi fermi. Su questo esemplare nemmeno l'energia del gate della persona cresce con il movimento, come mostra la dose-risposta (Sezione 5.3).</w:t>
+      </w:r>
+    </w:p>
+    <w:p>
+      <w:pPr>
         <w:pStyle w:val="Titolo2"/>
         <w:jc w:val="both"/>
         <w:rPr>
           <w:lang w:val="it-IT"/>
         </w:rPr>
       </w:pPr>
-      <w:proofErr w:type="gramStart"/>
       <w:r>
         <w:rPr>
           <w:lang w:val="it-IT"/>
         </w:rPr>
-        <w:lastRenderedPageBreak/>
-        <w:t>5.6  Latenze</w:t>
-      </w:r>
-      <w:proofErr w:type="gramEnd"/>
-      <w:r>
-        <w:rPr>
-          <w:lang w:val="it-IT"/>
-        </w:rPr>
-        <w:t xml:space="preserve"> di rilevamento e di rilascio</w:t>
+        <w:t>5.6  Latenze di rilevamento e di rilascio</w:t>
       </w:r>
     </w:p>
     <w:p>
@@ -3510,7 +3329,7 @@
           <w:sz w:val="20"/>
           <w:lang w:val="it-IT"/>
         </w:rPr>
-        <w:t>Tabella 5.4: Latenze all'ingresso e tempo di rilascio all'uscita. HLK-LD2410B e PIR letti nello stesso trial (10 all'ingresso, 5 all'uscita), con la differenza appaiata calcolata trial per trial e nessuna riaccensione dopo il rilascio. L'HLK-LD2420 è misurato in una sessione separata (5 trial all'ingresso, 3 all'uscita) con il ritardo di scomparsa portato da 30 a 5 s come sull'HLK-LD2410B. Il PIR non era cablato, quindi manca la differenza appaiata.</w:t>
+        <w:t>Tabella 5.4: Latenze all'ingresso e tempo di rilascio all'uscita. HLK-LD2410B e PIR letti nello stesso trial (10 all'ingresso, 5 all'uscita), con la differenza appaiata calcolata trial per trial e nessuna riaccensione dopo il rilascio. L'HLK-LD2420 è misurato in una sessione separata (5 trial all'ingresso, 3 all'uscita) con il ritardo di scomparsa portato da 30 a 5 s come sull'HLK-LD2410B. Il PIR non era cablato, quindi manca la differenza appaiata. Per l'HLK-LD2420 il rilascio è la prima caduta della presenza, seguita in due trial su tre da brevi riaccensioni a stanza vuota.</w:t>
       </w:r>
     </w:p>
     <w:tbl>
@@ -3979,7 +3798,7 @@
                 <w:sz w:val="18"/>
                 <w:lang w:val="it-IT"/>
               </w:rPr>
-              <w:t>HLK-LD2410B più lento del PIR di 5,40 ± 0,67 s. HLK-LD2420 con ritardo 5 s</w:t>
+              <w:t>HLK-LD2410B più lento del PIR di 5,40 ± 0,67 s. HLK-LD2420 con ritardo 5 s, prima caduta</w:t>
             </w:r>
           </w:p>
         </w:tc>
@@ -4006,9 +3825,10 @@
           <w:noProof/>
           <w:lang w:val="it-IT"/>
         </w:rPr>
+        <w:lastRenderedPageBreak/>
         <w:drawing>
           <wp:inline distT="0" distB="0" distL="0" distR="0" wp14:anchorId="34935F0D" wp14:editId="14B24167">
-            <wp:extent cx="5580000" cy="2844421"/>
+            <wp:extent cx="5580000" cy="2704494"/>
             <wp:effectExtent l="0" t="0" r="0" b="0"/>
             <wp:docPr id="9" name="Picture 9"/>
             <wp:cNvGraphicFramePr>
@@ -4030,7 +3850,7 @@
                   <pic:spPr>
                     <a:xfrm>
                       <a:off x="0" y="0"/>
-                      <a:ext cx="5580000" cy="2844421"/>
+                      <a:ext cx="5580000" cy="2704494"/>
                     </a:xfrm>
                     <a:prstGeom prst="rect">
                       <a:avLst/>
@@ -4056,25 +3876,7 @@
           <w:sz w:val="20"/>
           <w:lang w:val="it-IT"/>
         </w:rPr>
-        <w:t xml:space="preserve">Figura 5.9: A sinistra le latenze appaiate all'ingresso. A destra la latenza di rilascio all'uscita, dove il radar impiega 18 s a dichiarare la stanza vuota contro un </w:t>
-      </w:r>
-      <w:proofErr w:type="spellStart"/>
-      <w:r>
-        <w:rPr>
-          <w:i/>
-          <w:sz w:val="20"/>
-          <w:lang w:val="it-IT"/>
-        </w:rPr>
-        <w:t>timeout</w:t>
-      </w:r>
-      <w:proofErr w:type="spellEnd"/>
-      <w:r>
-        <w:rPr>
-          <w:i/>
-          <w:sz w:val="20"/>
-          <w:lang w:val="it-IT"/>
-        </w:rPr>
-        <w:t xml:space="preserve"> configurato di 5.</w:t>
+        <w:t>Figura 5.9: A sinistra le latenze all'ingresso, appaiate per HLK-LD2410B e PIR e da una sessione separata per l'HLK-LD2420. A destra il tempo di rilascio all'uscita, dove l'HLK-LD2410B impiega 18 s a dichiarare la stanza vuota con un ritardo di scomparsa di 5 s. Per l'HLK-LD2420, con lo stesso ritardo, è riportata la prima caduta della presenza.</w:t>
       </w:r>
     </w:p>
     <w:p>
@@ -4095,28 +3897,7 @@
         <w:rPr>
           <w:lang w:val="it-IT"/>
         </w:rPr>
-        <w:t xml:space="preserve">Le latenze assolute intorno a 5–6 s sono una latenza operativa, che comprende il tragitto e il tempo di reazione del soggetto, e la grandezza pulita è la differenza appaiata (Sezione 4.3.1). Il valore −0,60 ± 0,35 </w:t>
-      </w:r>
-      <w:proofErr w:type="gramStart"/>
-      <w:r>
-        <w:rPr>
-          <w:lang w:val="it-IT"/>
-        </w:rPr>
-        <w:t>s è</w:t>
-      </w:r>
-      <w:proofErr w:type="gramEnd"/>
-      <w:r>
-        <w:rPr>
-          <w:lang w:val="it-IT"/>
-        </w:rPr>
-        <w:t xml:space="preserve"> una proprietà dei sensori, con errore standard della </w:t>
-      </w:r>
-      <w:r>
-        <w:rPr>
-          <w:lang w:val="it-IT"/>
-        </w:rPr>
-        <w:lastRenderedPageBreak/>
-        <w:t>media di 0,11 s. Il segno è concorde in tutti e dieci i trial, con probabilità ≈ 0,002 sotto l'ipotesi di equivalenza. Con il campionamento a 5 Hz le singole differenze valgono da uno a sette campioni, quindi la conclusione poggia sulla concordanza del segno e non sull'ampiezza di una misura. Ci si attendeva il contrario, perché attraversare una porta è lo stimolo trasversale per cui la lente di Fresnel è progettata. Una spiegazione plausibile, non dimostrata, è che il radar agganci il soggetto ancora in avvicinamento grazie ai 6 m di portata.</w:t>
+        <w:t>Le latenze intorno a 5–6 s non misurano solo i sensori, perché comprendono anche il tragitto del soggetto dalla porta e il suo tempo di reazione all'annuncio. Questi due tempi però sono uguali per i due sensori, che osservano lo stesso ingresso nello stesso trial. Sottraendo trial per trial la latenza del PIR da quella del radar si cancellano, e resta solo la differenza fra i sensori (Sezione 4.3.1). Vale −0,60 ± 0,35 s, cioè il radar rileva in media 0,6 s prima del PIR, con un errore standard della media di 0,11 s. Il radar arriva primo in tutti e dieci i trial, e se i due sensori fossero equivalenti la probabilità che accada per caso sarebbe di circa 2 su mille. A 5 Hz un campione dura 0,2 s e le singole differenze vanno da 0,2 a 1,4 s, quindi il singolo trial è poco preciso, e la conclusione poggia sul fatto che il radar arrivi primo ogni volta. Ci si attendeva il contrario, perché attraversare una porta è lo stimolo trasversale per cui la lente di Fresnel è progettata. Una spiegazione plausibile, non dimostrata, è che il radar agganci il soggetto ancora in avvicinamento grazie ai 6 m di portata.</w:t>
       </w:r>
     </w:p>
     <w:p>
@@ -4137,35 +3918,7 @@
         <w:rPr>
           <w:lang w:val="it-IT"/>
         </w:rPr>
-        <w:t xml:space="preserve">Qui il radar è nettamente più lento, 5,40 ± 0,67 s in più del PIR, un effetto otto volte la propria incertezza già con cinque trial. Il tempo di rilascio include il tempo di </w:t>
-      </w:r>
-      <w:proofErr w:type="spellStart"/>
-      <w:r>
-        <w:rPr>
-          <w:lang w:val="it-IT"/>
-        </w:rPr>
-        <w:t>uscita</w:t>
-      </w:r>
-      <w:proofErr w:type="spellEnd"/>
-      <w:r>
-        <w:rPr>
-          <w:lang w:val="it-IT"/>
-        </w:rPr>
-        <w:t xml:space="preserve"> dal campo, e il PIR può servire da cronometro, perché la sua uscita ricade 3,46 s dopo l'ultimo trigger. Il soggetto esce quindi dal campo circa 9,5 s dopo l'annuncio, e la coda propria del radar vale circa 18,36 − 9,5 ≈ 8,9 s. È una stima, perché i campi dei due sensori non coincidono, ma concorda con altre due osservazioni indipendenti (10 e 12 s). Il </w:t>
-      </w:r>
-      <w:proofErr w:type="spellStart"/>
-      <w:r>
-        <w:rPr>
-          <w:lang w:val="it-IT"/>
-        </w:rPr>
-        <w:t>timeout</w:t>
-      </w:r>
-      <w:proofErr w:type="spellEnd"/>
-      <w:r>
-        <w:rPr>
-          <w:lang w:val="it-IT"/>
-        </w:rPr>
-        <w:t xml:space="preserve"> di presenza letto dal modulo vale invece 5 s (Tabella 3.6), quindi il parametro configurato non descrive il comportamento osservato. Per il progetto significa che una stanza appena liberata risulta occupata per quasi dieci secondi.</w:t>
+        <w:t>Qui il radar è nettamente più lento, 5,40 ± 0,67 s in più del PIR, un effetto otto volte la propria incertezza già con cinque trial. Il tempo di rilascio include il tempo di uscita dal campo, e il PIR può servire da cronometro, perché la sua uscita ricade 3,46 s dopo l'ultimo trigger. Il soggetto esce quindi dal campo circa 9,5 s dopo l'annuncio, e la coda propria del radar vale circa 18,36 − 9,5 ≈ 8,9 s. È una stima, perché i campi dei due sensori non coincidono, ma concorda con altre due osservazioni indipendenti (10 e 12 s). Il timeout di presenza letto dal modulo vale invece 5 s (Tabella 3.6), quindi il parametro configurato non descrive il comportamento osservato. Per il progetto significa che una stanza appena liberata risulta occupata per quasi dieci secondi.</w:t>
       </w:r>
     </w:p>
     <w:p>
@@ -4186,21 +3939,13 @@
         <w:rPr>
           <w:lang w:val="it-IT"/>
         </w:rPr>
-        <w:t xml:space="preserve">Sullo stesso percorso l'HLK-LD2420 rileva l'ingresso in 7,28 ± 1,40 s su cinque trial, quasi due secondi dopo l'HLK-LD2410B e con una dispersione quattro volte maggiore. La ragione è che aggancia il soggetto solo entro circa 1 m, mentre l'HLK-LD2410B lo aggancia in avvicinamento a 4–5 m. Il rilascio va letto insieme al suo parametro. Con il ritardo di scomparsa di fabbrica, 30 s, il modulo restava in presenza per 87–120 s dopo l'uscita, perché basta un superamento della soglia di mantenimento ogni mezzo minuto a riarmare il ritardo (Sezione 5.11). Portato a 5 s come sull'HLK-LD2410B, il rilascio scende a 7,7 ± 0,5 s. La prova ha chiarito anche l'unità del parametro, su cui manuale e documento di protocollo si contraddicono, e ha mostrato che sono secondi. Il confronto a parametro pari (7,7 contro 18,4 s) è però dominato dal tempo di </w:t>
+        <w:t xml:space="preserve">Sullo stesso percorso l'HLK-LD2420 rileva l'ingresso in 7,28 ± 1,40 s su cinque trial, quasi due secondi dopo l'HLK-LD2410B e con una dispersione quattro volte maggiore. La </w:t>
       </w:r>
-      <w:proofErr w:type="spellStart"/>
       <w:r>
         <w:rPr>
           <w:lang w:val="it-IT"/>
         </w:rPr>
-        <w:t>uscita</w:t>
-      </w:r>
-      <w:proofErr w:type="spellEnd"/>
-      <w:r>
-        <w:rPr>
-          <w:lang w:val="it-IT"/>
-        </w:rPr>
-        <w:t xml:space="preserve"> dal campo (1–2 m di portata contro 5–6), quindi non significa che l'HLK-LD2420 rilasci più in fretta.</w:t>
+        <w:t>ragione è che aggancia il soggetto solo entro circa 1 m, mentre l'HLK-LD2410B lo aggancia in avvicinamento a 4–5 m. Il rilascio va letto insieme al suo parametro. Con il ritardo di scomparsa di fabbrica, 30 s, il modulo restava in presenza per 87–120 s dopo l'uscita, perché basta un superamento della soglia di mantenimento ogni mezzo minuto a riarmare il ritardo. Con il ritardo portato a 5 s, lo stesso valore dell'HLK-LD2410B, il rilascio scende a 7,7 ± 0,5 s, e la prova mostra anche che il parametro è espresso in secondi. Il valore è la prima caduta della presenza, perché in due trial su tre il modulo si è poi riacceso per qualche secondo a stanza vuota, come nei falsi positivi della Sezione 5.1. A pari ritardo l'HLK-LD2420 rilascia quindi in 7,7 s contro 18,4, ma la differenza viene dalla portata, come all'ingresso. Il soggetto esce prima dal campo più corto, e il modulo non è più rapido a dichiarare la stanza vuota.</w:t>
       </w:r>
     </w:p>
     <w:p>
@@ -4211,19 +3956,11 @@
           <w:lang w:val="it-IT"/>
         </w:rPr>
       </w:pPr>
-      <w:proofErr w:type="gramStart"/>
       <w:r>
         <w:rPr>
           <w:lang w:val="it-IT"/>
         </w:rPr>
-        <w:t>5.7  Copertura</w:t>
-      </w:r>
-      <w:proofErr w:type="gramEnd"/>
-      <w:r>
-        <w:rPr>
-          <w:lang w:val="it-IT"/>
-        </w:rPr>
-        <w:t xml:space="preserve"> angolare e selettività fra banchi</w:t>
+        <w:t>5.7  Copertura angolare e selettività fra banchi</w:t>
       </w:r>
     </w:p>
     <w:p>
@@ -4237,7 +3974,31 @@
         <w:rPr>
           <w:lang w:val="it-IT"/>
         </w:rPr>
-        <w:t>Nell'architettura del progetto ogni arredo ha il proprio sensore, che deve riportare il proprio occupante e non quello del banco accanto. Lo strumento offerto dall'HLK-LD2410B è il gate massimo, che con la regola documentata di 75 cm per gate porta la portata a 150 cm quando vale 2 (Tabella 3.6). Il gate limita però la distanza e non l'angolo, quindi la domanda è doppia. Bisogna capire se il limite di distanza funziona e se il vicino laterale viene visto.</w:t>
+        <w:t>Nell'architettura del progetto ogni arredo ha il proprio sensore, che deve rilevare chi sta sotto quel banco e non</w:t>
+      </w:r>
+      <w:r>
+        <w:rPr>
+          <w:lang w:val="it-IT"/>
+        </w:rPr>
+        <w:t xml:space="preserve"> </w:t>
+      </w:r>
+      <w:r>
+        <w:rPr>
+          <w:lang w:val="it-IT"/>
+        </w:rPr>
+        <w:t>quello accanto. Per restringere il campo l'HLK-LD2410B offre u</w:t>
+      </w:r>
+      <w:r>
+        <w:rPr>
+          <w:lang w:val="it-IT"/>
+        </w:rPr>
+        <w:t>na soluzione</w:t>
+      </w:r>
+      <w:r>
+        <w:rPr>
+          <w:lang w:val="it-IT"/>
+        </w:rPr>
+        <w:t>, il gate massimo. Con la regola documentata di 75 cm per gate, un gate massimo di 2 limita la portata a 150 cm (Tabella 3.6). Il gate però taglia la distanza e non l'angolo. Le prove di questa sezione rispondono quindi a due domande. La prima è se il taglio a 150 cm funziona davvero, la seconda se entro quella distanza il radar vede una persona che sta di lato.</w:t>
       </w:r>
     </w:p>
     <w:p>
@@ -4248,19 +4009,11 @@
           <w:lang w:val="it-IT"/>
         </w:rPr>
       </w:pPr>
-      <w:proofErr w:type="gramStart"/>
       <w:r>
         <w:rPr>
           <w:lang w:val="it-IT"/>
         </w:rPr>
-        <w:t>5.7.1  Selettività</w:t>
-      </w:r>
-      <w:proofErr w:type="gramEnd"/>
-      <w:r>
-        <w:rPr>
-          <w:lang w:val="it-IT"/>
-        </w:rPr>
-        <w:t xml:space="preserve"> con gate massimo 2</w:t>
+        <w:t>5.7.1  Selettività con gate massimo 2</w:t>
       </w:r>
     </w:p>
     <w:p>
@@ -4274,7 +4027,7 @@
         <w:rPr>
           <w:lang w:val="it-IT"/>
         </w:rPr>
-        <w:t>Sono stati provati quattro scenari con soggetti sempre fermi, con tre trial da 182 s ciascuno (Figura 5.10). L'occupante a 1 m sull'asse è rilevato al 100 %, mentre una persona a 3 m sull'asse, oltre il taglio, è rilevata allo 0,00 %. Anche una persona a 1 m a 90° è rilevata allo 0,00 % a regime, e il 24,8 ± 19,6 % che si ottiene con lo scarto ordinario di 20 s è la coda del posizionamento della Figura 4.3. Con l'occupante e il vicino insieme, nessuna grandezza dell'occupante cambia oltre 2 σ (la distanza di 4 cm, l'energia di 4 punti).</w:t>
+        <w:t>Sono stati provati quattro scenari con soggetti sempre fermi, con tre trial da 182 s ciascuno (Figura 5.10). L'occupante a 1 m sull'asse è rilevato al 100 %, mentre una persona a 3 m sull'asse, oltre il taglio, è rilevata allo 0,00 %. Anche una persona a 1 m a 90° è rilevata allo 0,00 % a regime, e il 24,8 ± 19,6 % che si ottiene con lo scarto ordinario di 20 s è la coda del posizionamento della Figura 4.3. L'HLK-LD2420 nella stessa posizione dà lo stesso esito (0 % in tre trial), coerente con la sua copertura angolare (Sezione 5.7.2). Con il vicino accanto, l'occupante resta rilevato al 100 %, e distanza ed energia cambiano di circa 4 cm e 4 punti, entro la variabilità fra trial.</w:t>
       </w:r>
     </w:p>
     <w:p>
@@ -4293,7 +4046,7 @@
         <w:lastRenderedPageBreak/>
         <w:drawing>
           <wp:inline distT="0" distB="0" distL="0" distR="0" wp14:anchorId="1583D16E" wp14:editId="7D062799">
-            <wp:extent cx="5580000" cy="3469964"/>
+            <wp:extent cx="5580000" cy="3707593"/>
             <wp:effectExtent l="0" t="0" r="0" b="0"/>
             <wp:docPr id="10" name="Picture 10"/>
             <wp:cNvGraphicFramePr>
@@ -4315,7 +4068,7 @@
                   <pic:spPr>
                     <a:xfrm>
                       <a:off x="0" y="0"/>
-                      <a:ext cx="5580000" cy="3469964"/>
+                      <a:ext cx="5580000" cy="3707593"/>
                     </a:xfrm>
                     <a:prstGeom prst="rect">
                       <a:avLst/>
@@ -4352,19 +4105,11 @@
           <w:lang w:val="it-IT"/>
         </w:rPr>
       </w:pPr>
-      <w:proofErr w:type="gramStart"/>
       <w:r>
         <w:rPr>
           <w:lang w:val="it-IT"/>
         </w:rPr>
-        <w:t>5.7.2  Copertura</w:t>
-      </w:r>
-      <w:proofErr w:type="gramEnd"/>
-      <w:r>
-        <w:rPr>
-          <w:lang w:val="it-IT"/>
-        </w:rPr>
-        <w:t xml:space="preserve"> angolare</w:t>
+        <w:t>5.7.2  Copertura angolare</w:t>
       </w:r>
     </w:p>
     <w:p>
@@ -4456,19 +4201,11 @@
           <w:lang w:val="it-IT"/>
         </w:rPr>
       </w:pPr>
-      <w:proofErr w:type="gramStart"/>
       <w:r>
         <w:rPr>
           <w:lang w:val="it-IT"/>
         </w:rPr>
-        <w:t>5.7.3  Selettività</w:t>
-      </w:r>
-      <w:proofErr w:type="gramEnd"/>
-      <w:r>
-        <w:rPr>
-          <w:lang w:val="it-IT"/>
-        </w:rPr>
-        <w:t xml:space="preserve"> per configurazione</w:t>
+        <w:t>5.7.3  Selettività per configurazione</w:t>
       </w:r>
     </w:p>
     <w:p>
@@ -4482,21 +4219,31 @@
         <w:rPr>
           <w:lang w:val="it-IT"/>
         </w:rPr>
-        <w:t xml:space="preserve">Incrociando le due prove alla stessa distanza, allo stesso angolo e con lo stesso gate, il vicino a 1 m a 90° è rilevato allo 0 % se è fermo e al 100 % se si muove. Ciò che nella prima prova sembrava selettività era la debolezza dell'eco di un corpo immobile. Il diagramma di irradiazione non attenua abbastanza a 90° da escludere un bersaglio in </w:t>
+        <w:t xml:space="preserve">Il vicino a 1 m a 90° compare in entrambe le prove, con lo stesso gate. Fermo (Sezione 5.7.1) è rilevato allo 0 %, mentre in movimento (Sezione 5.7.2) è rilevato al 100 %. Quella che nella prima prova sembrava selettività era quindi la debolezza dell'eco di un corpo immobile. A 90° il diagramma di irradiazione non attenua abbastanza da escludere chi si muove, e un banco vuoto accanto a una persona in movimento </w:t>
       </w:r>
-      <w:proofErr w:type="gramStart"/>
       <w:r>
         <w:rPr>
           <w:lang w:val="it-IT"/>
         </w:rPr>
-        <w:t>movimento, quindi</w:t>
+        <w:t xml:space="preserve">può </w:t>
       </w:r>
-      <w:proofErr w:type="gramEnd"/>
       <w:r>
         <w:rPr>
           <w:lang w:val="it-IT"/>
         </w:rPr>
-        <w:t xml:space="preserve"> un banco vuoto accanto a una persona che si muove risulta occupato. La separazione fra arredi adiacenti va cercata nel montaggio fisico (orientamento verso il basso, schermatura del lobo laterale) e non nei parametri del modulo. Fuori asse l'HLK-LD2410B sottostima anche la distanza (108, 107, 95, 94 e 85 cm da 0 a 90° sull'arco a 100 cm), verosimilmente perché aggancia la porzione di corpo più vicina.</w:t>
+        <w:t>risulta</w:t>
+      </w:r>
+      <w:r>
+        <w:rPr>
+          <w:lang w:val="it-IT"/>
+        </w:rPr>
+        <w:t xml:space="preserve">re </w:t>
+      </w:r>
+      <w:r>
+        <w:rPr>
+          <w:lang w:val="it-IT"/>
+        </w:rPr>
+        <w:t>occupato. La separazione fra arredi adiacenti va cercata nel montaggio fisico (orientamento verso il basso, schermatura del lobo laterale) e non nei parametri del modulo. L'esemplare di HLK-LD2420, al fondo a 90°, non vedrebbe il vicino, ma il merito è del suo trasmettitore debole più che dell'antenna (Sezione 3.2.6).</w:t>
       </w:r>
     </w:p>
     <w:p>
@@ -4507,19 +4254,11 @@
           <w:lang w:val="it-IT"/>
         </w:rPr>
       </w:pPr>
-      <w:proofErr w:type="gramStart"/>
       <w:r>
         <w:rPr>
           <w:lang w:val="it-IT"/>
         </w:rPr>
-        <w:t>5.8  Due</w:t>
-      </w:r>
-      <w:proofErr w:type="gramEnd"/>
-      <w:r>
-        <w:rPr>
-          <w:lang w:val="it-IT"/>
-        </w:rPr>
-        <w:t xml:space="preserve"> persone davanti al radar</w:t>
+        <w:t>5.8  Due persone davanti al radar</w:t>
       </w:r>
     </w:p>
     <w:p>
@@ -4533,21 +4272,7 @@
         <w:rPr>
           <w:lang w:val="it-IT"/>
         </w:rPr>
-        <w:t xml:space="preserve">L'HLK-LD2410B non ha risoluzione angolare, ma espone due canali indipendenti, uno per il bersaglio in movimento e uno per quello stazionario, ciascuno con la propria distanza (Sezione 3.1.4). Nella prova la persona A è ferma a 2 m e la persona B a 4 m, sfalsate lateralmente di 50 cm per evitare l'ombra reciproca, con tre trial da 102 s per geometria. La variante in fila è acquisita come confronto. Un trial di controllo con B da sola ferma a 4 m dà rilevamento al 100 % e distanza 388,9 ± 3,7 </w:t>
-      </w:r>
-      <w:proofErr w:type="gramStart"/>
-      <w:r>
-        <w:rPr>
-          <w:lang w:val="it-IT"/>
-        </w:rPr>
-        <w:t>cm, quindi</w:t>
-      </w:r>
-      <w:proofErr w:type="gramEnd"/>
-      <w:r>
-        <w:rPr>
-          <w:lang w:val="it-IT"/>
-        </w:rPr>
-        <w:t xml:space="preserve"> il confondente della distanza è escluso (Tabella 5.5, Figura 5.12).</w:t>
+        <w:t>L'HLK-LD2410B misura la distanza dei bersagli ma non la loro direzione, quindi non può separare due persone in base a dove si trovano. Ha però due canali, uno per il bersaglio in movimento e uno per quello fermo, ciascuno con la propria distanza (Sezione 3.1.4). La prova verifica se questi due canali bastano a riportare due persone insieme. La persona A sta ferma a 2 m e la persona B a 4 m, in tre geometrie con tre trial da 102 s ciascuna (Tabella 5.5, Figura 5.12). Nelle prime due le persone sono sfalsate di lato di 50 cm, perché A non copra B, e B cammina oppure sta ferma. Nella terza B cammina in fila dietro A. Da sola, ferma a 4 m, B è rilevata al 100 % (a 388,9 ± 3,7 cm), quindi quando nelle prove non compare è perché è coperta da A.</w:t>
       </w:r>
     </w:p>
     <w:p>
@@ -4797,23 +4522,13 @@
                 <w:lang w:val="it-IT"/>
               </w:rPr>
             </w:pPr>
-            <w:proofErr w:type="spellStart"/>
             <w:r>
               <w:rPr>
                 <w:b/>
                 <w:sz w:val="18"/>
                 <w:lang w:val="it-IT"/>
               </w:rPr>
-              <w:t>staz</w:t>
-            </w:r>
-            <w:proofErr w:type="spellEnd"/>
-            <w:r>
-              <w:rPr>
-                <w:b/>
-                <w:sz w:val="18"/>
-                <w:lang w:val="it-IT"/>
-              </w:rPr>
-              <w:t>.</w:t>
+              <w:t>staz.</w:t>
             </w:r>
           </w:p>
         </w:tc>
@@ -4830,23 +4545,13 @@
                 <w:lang w:val="it-IT"/>
               </w:rPr>
             </w:pPr>
-            <w:proofErr w:type="spellStart"/>
             <w:r>
               <w:rPr>
                 <w:b/>
                 <w:sz w:val="18"/>
                 <w:lang w:val="it-IT"/>
               </w:rPr>
-              <w:t>mov</w:t>
-            </w:r>
-            <w:proofErr w:type="spellEnd"/>
-            <w:r>
-              <w:rPr>
-                <w:b/>
-                <w:sz w:val="18"/>
-                <w:lang w:val="it-IT"/>
-              </w:rPr>
-              <w:t>.</w:t>
+              <w:t>mov.</w:t>
             </w:r>
           </w:p>
         </w:tc>
@@ -5306,7 +5011,7 @@
         </w:rPr>
         <w:drawing>
           <wp:inline distT="0" distB="0" distL="0" distR="0" wp14:anchorId="2940D7F2" wp14:editId="37A939E1">
-            <wp:extent cx="5580000" cy="2563280"/>
+            <wp:extent cx="5580000" cy="2706144"/>
             <wp:effectExtent l="0" t="0" r="0" b="0"/>
             <wp:docPr id="12" name="Picture 12"/>
             <wp:cNvGraphicFramePr>
@@ -5328,7 +5033,7 @@
                   <pic:spPr>
                     <a:xfrm>
                       <a:off x="0" y="0"/>
-                      <a:ext cx="5580000" cy="2563280"/>
+                      <a:ext cx="5580000" cy="2706144"/>
                     </a:xfrm>
                     <a:prstGeom prst="rect">
                       <a:avLst/>
@@ -5368,21 +5073,7 @@
         <w:rPr>
           <w:lang w:val="it-IT"/>
         </w:rPr>
-        <w:t xml:space="preserve">Il limite del modulo va quindi formulato dicendo che riporta un bersaglio per canale. Con A ferma e B in movimento i due canali sono attivi insieme nel 79 % dei campioni e riportano due distanze separate da 177 cm. L'energia in movimento (38,4) è coerente con quella misurata a 4 m nella caratterizzazione della distanza (35,1). Con entrambe ferme i due bersagli competono per lo stesso canale e la più vicina vince nel 93 % dei campioni, anche se B compare comunque nel 19,5 % grazie ai suoi </w:t>
-      </w:r>
-      <w:proofErr w:type="gramStart"/>
-      <w:r>
-        <w:rPr>
-          <w:lang w:val="it-IT"/>
-        </w:rPr>
-        <w:t>micro-movimenti</w:t>
-      </w:r>
-      <w:proofErr w:type="gramEnd"/>
-      <w:r>
-        <w:rPr>
-          <w:lang w:val="it-IT"/>
-        </w:rPr>
-        <w:t xml:space="preserve"> involontari. In fila il corpo davanti nasconde del tutto quello dietro, e i due canali riportano lo stesso bersaglio, con differenza mediana di 3 cm. In ogni geometria la presenza è al 100 %, quindi il radar non sbaglia mai a dire che c'è qualcuno e ciò che perde è il conteggio. Per il progetto questo rafforza l'architettura a un sensore per arredo, dove ogni sensore ha un solo bersaglio, ed esclude invece l'uso di un sensore singolo come contatore di presenze in aula.</w:t>
+        <w:t>Con A ferma e B in movimento i due canali sono attivi insieme nel 79 % dei campioni, con distanze separate da 177 cm, e l'energia in movimento (38,4) è vicina a quella misurata a 4 m nella caratterizzazione della distanza (35,1), quindi il canale in movimento segue B. Con entrambe ferme le due persone si contendono il canale stazionario e vince la più vicina nel 93 % dei campioni, anche se B compare nel 19,5 % grazie ai suoi micro-movimenti involontari. In fila A nasconde del tutto B, e i due canali riportano la stessa persona (differenza mediana di 3 cm). Il modulo separa quindi due persone solo quando una si muove e l'altra è ferma, perché riporta un bersaglio per canale. La presenza resta al 100 % in ogni geometria, quindi il radar dice sempre che c'è qualcuno ma non quante persone ci sono. Per il progetto va bene, perché ogni arredo ha il proprio sensore e un solo occupante da rilevare, ma un sensore singolo non può contare le persone in un'aula.</w:t>
       </w:r>
     </w:p>
     <w:p>
@@ -5403,14 +5094,14 @@
         <w:rPr>
           <w:lang w:val="it-IT"/>
         </w:rPr>
-        <w:t xml:space="preserve">L'HLK-LD2420 ha un solo canale di bersaglio (Sezione 3.2), e la prova ripetuta con A ferma a 1 m e B a 2 m lo mostra. La presenza è al 100 % in tutte le geometrie, ma non </w:t>
+        <w:t xml:space="preserve">L'HLK-LD2420 ha un solo canale di bersaglio (Sezione 3.2), quindi non ha dove riportare la seconda persona, e la prova ripetuta con A ferma a 1 m e B a 2 m lo conferma. </w:t>
       </w:r>
       <w:r>
         <w:rPr>
           <w:lang w:val="it-IT"/>
         </w:rPr>
         <w:lastRenderedPageBreak/>
-        <w:t>esiste un canale su cui B possa comparire. In fila B è invisibile come sull'HLK-LD2410B, mentre con le persone sfalsate le energie per gate non le separano. La distanza riportata si aggancia a B quando B è in movimento (211–214 cm in due trial su tre) e resta piantata su un valore fisso (268 cm) con entrambe ferme. Il secondo radar dice che c'è qualcuno e non quanti, anche nella geometria in cui l'HLK-LD2410B riporta la seconda persona nel 74 % dei campioni.</w:t>
+        <w:t>La presenza è al 100 % in tutte le geometrie. In fila B è invisibile come sull'HLK-LD2410B, e con le persone sfalsate nemmeno le energie per gate le separano. La distanza riportata si aggancia a B quando B cammina (211–214 cm in due trial su tre) e resta su un valore fisso (268 cm) con entrambe ferme. Il secondo radar dice quindi che c'è qualcuno ma non quante persone, anche quando una delle due si muove.</w:t>
       </w:r>
     </w:p>
     <w:p>
@@ -5421,19 +5112,11 @@
           <w:lang w:val="it-IT"/>
         </w:rPr>
       </w:pPr>
-      <w:proofErr w:type="gramStart"/>
       <w:r>
         <w:rPr>
           <w:lang w:val="it-IT"/>
         </w:rPr>
-        <w:t>5.9  Penetrazione</w:t>
-      </w:r>
-      <w:proofErr w:type="gramEnd"/>
-      <w:r>
-        <w:rPr>
-          <w:lang w:val="it-IT"/>
-        </w:rPr>
-        <w:t xml:space="preserve"> degli ostacoli</w:t>
+        <w:t>5.9  Penetrazione degli ostacoli</w:t>
       </w:r>
     </w:p>
     <w:p>
@@ -5447,35 +5130,13 @@
         <w:rPr>
           <w:lang w:val="it-IT"/>
         </w:rPr>
-        <w:t xml:space="preserve">Il pannello è interposto a 20 cm dal sensore, perpendicolare all'asse e libero di reggersi da solo. Serve un soggetto in movimento sul posto, perché su un bersaglio fermo il canale stazionario satura e l'attenuazione non sarebbe osservabile. Servono anche due distanze, 3 m per l'HLK-LD2410B, dove l'energia vale circa metà scala, e 1 m per il PIR, che a 3 m non rileva il movimento sul posto. L'HLK-LD2420 ha ripetuto la serie a 1 m, l'unica distanza a cui l'esemplare lavora. Le sue energie </w:t>
+        <w:t xml:space="preserve">Il pannello è interposto a 20 cm dal sensore, perpendicolare all'asse e libero di reggersi da solo. </w:t>
       </w:r>
-      <w:proofErr w:type="gramStart"/>
       <w:r>
         <w:rPr>
           <w:lang w:val="it-IT"/>
         </w:rPr>
-        <w:t>sono interi</w:t>
-      </w:r>
-      <w:proofErr w:type="gramEnd"/>
-      <w:r>
-        <w:rPr>
-          <w:lang w:val="it-IT"/>
-        </w:rPr>
-        <w:t xml:space="preserve"> a 16 bit che lo strumento del produttore mostra in </w:t>
-      </w:r>
-      <w:proofErr w:type="gramStart"/>
-      <w:r>
-        <w:rPr>
-          <w:lang w:val="it-IT"/>
-        </w:rPr>
-        <w:t>decibel, quindi</w:t>
-      </w:r>
-      <w:proofErr w:type="gramEnd"/>
-      <w:r>
-        <w:rPr>
-          <w:lang w:val="it-IT"/>
-        </w:rPr>
-        <w:t xml:space="preserve"> la sua attenuazione è espressa come 10·log10(E₀/E) sul gate della persona. È un'ipotesi dichiarata, perché il produttore non documenta il campo. Il riferimento senza ostacolo è la media di sei trial a inizio e fine sessione, perché la baseline è la misura meno riproducibile della serie (da 47,8 a 57,3 sull'HLK-LD2410B). I risultati sono in Tabella 5.6 e Figura 5.13.</w:t>
+        <w:t>Il soggetto cammina sul posto, perché da fermo il canale stazionario satura e l'attenuazione non sarebbe misurabile. Le distanze sono due. L'HLK-LD2410B lavora a 3 m, dove la sua energia sta circa a metà scala, lontana sia dalla saturazione sia dal fondo. Il PIR lavora a 1 m, perché a 3 m già senza ostacolo non vede il movimento sul posto. L'HLK-LD2420 ha ripetuto la serie a 1 m, perché oltre l'esemplare non rileva (Sezione 5.10). Per l'HLK-LD2420 l'attenuazione è in decibel, 10·log10(E₀/E) sull'energia del gate della persona, con E₀ senza ostacolo ed E con l'ostacolo, la stessa conversione usata dal tool del produttore (Sezione 3.2.5). Il produttore non documenta però che quelle energie siano potenze, quindi il valore in decibel resta un'ipotesi. Il riferimento senza ostacolo è la media di sei trial a inizio e fine sessione, e i risultati sono in Tabella 5.6 e Figura 5.13.</w:t>
       </w:r>
     </w:p>
     <w:p>
@@ -5486,19 +5147,11 @@
           <w:lang w:val="it-IT"/>
         </w:rPr>
       </w:pPr>
-      <w:proofErr w:type="gramStart"/>
       <w:r>
         <w:rPr>
           <w:lang w:val="it-IT"/>
         </w:rPr>
-        <w:t>5.9.1  Attenuazione</w:t>
-      </w:r>
-      <w:proofErr w:type="gramEnd"/>
-      <w:r>
-        <w:rPr>
-          <w:lang w:val="it-IT"/>
-        </w:rPr>
-        <w:t xml:space="preserve"> per materiale</w:t>
+        <w:t>5.9.1  Attenuazione per materiale</w:t>
       </w:r>
     </w:p>
     <w:p>
@@ -5515,7 +5168,7 @@
           <w:sz w:val="20"/>
           <w:lang w:val="it-IT"/>
         </w:rPr>
-        <w:t>Tabella 5.6: Attenuazione per materiale sui due radar e rilevamento del PIR a 1 m. HLK-LD2410B: riduzione dell'energia del bersaglio in movimento a 3 m rispetto alla baseline mediata (53,45), in unità dello strumento. HLK-LD2420: attenuazione in decibel del gate 2 grezzo a 1 m (fondo 13). Legno e metallo sono al fondo, perché la dinamica dell'esemplare è di 5 dB. I pannelli hanno inoltre coperture angolari diverse (± 42 a ± 70°), quindi tutte le attenuazioni sono limiti inferiori. Il confronto più pulito è legno contro cartone, entrambi a ± 54°.</w:t>
+        <w:t>Tabella 5.6: Attenuazione per materiale. Per l'HLK-LD2410B è la riduzione dell'energia in movimento rispetto alla baseline (53,45), in unità dello strumento, per il PIR la riduzione del tempo con presenza rilevata. Il cartongesso di questi due sensori viene da una sessione successiva con la stessa geometria ed è calcolato sulla baseline di quella sessione (Sezione 5.9.2). Per l'HLK-LD2420, con legno e metallo l'energia scende fino al fondo (13), perché l'esemplare ha solo 5 dB di dinamica, e il valore è un minimo. Le coperture angolari diverse fanno sì che anche le altre attenuazioni possano essere sottostimate, e il confronto più pulito è legno contro cartone, che hanno la stessa copertura.</w:t>
       </w:r>
     </w:p>
     <w:tbl>
@@ -5525,11 +5178,12 @@
         <w:tblLook w:val="04A0" w:firstRow="1" w:lastRow="0" w:firstColumn="1" w:lastColumn="0" w:noHBand="0" w:noVBand="1"/>
       </w:tblPr>
       <w:tblGrid>
-        <w:gridCol w:w="1814"/>
-        <w:gridCol w:w="1814"/>
-        <w:gridCol w:w="1814"/>
-        <w:gridCol w:w="1814"/>
-        <w:gridCol w:w="1814"/>
+        <w:gridCol w:w="1512"/>
+        <w:gridCol w:w="1512"/>
+        <w:gridCol w:w="1512"/>
+        <w:gridCol w:w="1512"/>
+        <w:gridCol w:w="1512"/>
+        <w:gridCol w:w="1512"/>
       </w:tblGrid>
       <w:tr>
         <w:trPr>
@@ -5538,7 +5192,7 @@
         <w:tc>
           <w:tcPr>
             <w:cnfStyle w:val="001000000000" w:firstRow="0" w:lastRow="0" w:firstColumn="1" w:lastColumn="0" w:oddVBand="0" w:evenVBand="0" w:oddHBand="0" w:evenHBand="0" w:firstRowFirstColumn="0" w:firstRowLastColumn="0" w:lastRowFirstColumn="0" w:lastRowLastColumn="0"/>
-            <w:tcW w:w="1814" w:type="dxa"/>
+            <w:tcW w:w="1512" w:type="dxa"/>
           </w:tcPr>
           <w:p>
             <w:pPr>
@@ -5559,7 +5213,7 @@
         </w:tc>
         <w:tc>
           <w:tcPr>
-            <w:tcW w:w="1814" w:type="dxa"/>
+            <w:tcW w:w="1512" w:type="dxa"/>
           </w:tcPr>
           <w:p>
             <w:pPr>
@@ -5581,7 +5235,7 @@
         </w:tc>
         <w:tc>
           <w:tcPr>
-            <w:tcW w:w="1814" w:type="dxa"/>
+            <w:tcW w:w="1512" w:type="dxa"/>
           </w:tcPr>
           <w:p>
             <w:pPr>
@@ -5597,13 +5251,35 @@
                 <w:sz w:val="18"/>
                 <w:lang w:val="it-IT"/>
               </w:rPr>
+              <w:t>Copertura</w:t>
+            </w:r>
+          </w:p>
+        </w:tc>
+        <w:tc>
+          <w:tcPr>
+            <w:tcW w:w="1512" w:type="dxa"/>
+          </w:tcPr>
+          <w:p>
+            <w:pPr>
+              <w:keepNext/>
+              <w:jc w:val="both"/>
+              <w:cnfStyle w:val="100000000000" w:firstRow="1" w:lastRow="0" w:firstColumn="0" w:lastColumn="0" w:oddVBand="0" w:evenVBand="0" w:oddHBand="0" w:evenHBand="0" w:firstRowFirstColumn="0" w:firstRowLastColumn="0" w:lastRowFirstColumn="0" w:lastRowLastColumn="0"/>
+              <w:rPr>
+                <w:lang w:val="it-IT"/>
+              </w:rPr>
+            </w:pPr>
+            <w:r>
+              <w:rPr>
+                <w:sz w:val="18"/>
+                <w:lang w:val="it-IT"/>
+              </w:rPr>
               <w:t>HLK-LD2410B (3 m)</w:t>
             </w:r>
           </w:p>
         </w:tc>
         <w:tc>
           <w:tcPr>
-            <w:tcW w:w="1814" w:type="dxa"/>
+            <w:tcW w:w="1512" w:type="dxa"/>
           </w:tcPr>
           <w:p>
             <w:pPr>
@@ -5625,7 +5301,7 @@
         </w:tc>
         <w:tc>
           <w:tcPr>
-            <w:tcW w:w="1814" w:type="dxa"/>
+            <w:tcW w:w="1512" w:type="dxa"/>
           </w:tcPr>
           <w:p>
             <w:pPr>
@@ -5653,7 +5329,7 @@
         <w:tc>
           <w:tcPr>
             <w:cnfStyle w:val="001000000000" w:firstRow="0" w:lastRow="0" w:firstColumn="1" w:lastColumn="0" w:oddVBand="0" w:evenVBand="0" w:oddHBand="0" w:evenHBand="0" w:firstRowFirstColumn="0" w:firstRowLastColumn="0" w:lastRowFirstColumn="0" w:lastRowLastColumn="0"/>
-            <w:tcW w:w="1814" w:type="dxa"/>
+            <w:tcW w:w="1512" w:type="dxa"/>
           </w:tcPr>
           <w:p>
             <w:pPr>
@@ -5674,7 +5350,7 @@
         </w:tc>
         <w:tc>
           <w:tcPr>
-            <w:tcW w:w="1814" w:type="dxa"/>
+            <w:tcW w:w="1512" w:type="dxa"/>
           </w:tcPr>
           <w:p>
             <w:pPr>
@@ -5696,7 +5372,7 @@
         </w:tc>
         <w:tc>
           <w:tcPr>
-            <w:tcW w:w="1814" w:type="dxa"/>
+            <w:tcW w:w="1512" w:type="dxa"/>
           </w:tcPr>
           <w:p>
             <w:pPr>
@@ -5718,7 +5394,7 @@
         </w:tc>
         <w:tc>
           <w:tcPr>
-            <w:tcW w:w="1814" w:type="dxa"/>
+            <w:tcW w:w="1512" w:type="dxa"/>
           </w:tcPr>
           <w:p>
             <w:pPr>
@@ -5740,7 +5416,7 @@
         </w:tc>
         <w:tc>
           <w:tcPr>
-            <w:tcW w:w="1814" w:type="dxa"/>
+            <w:tcW w:w="1512" w:type="dxa"/>
           </w:tcPr>
           <w:p>
             <w:pPr>
@@ -5756,7 +5432,29 @@
                 <w:sz w:val="18"/>
                 <w:lang w:val="it-IT"/>
               </w:rPr>
-              <w:t>79,6 %</w:t>
+              <w:t>—</w:t>
+            </w:r>
+          </w:p>
+        </w:tc>
+        <w:tc>
+          <w:tcPr>
+            <w:tcW w:w="1512" w:type="dxa"/>
+          </w:tcPr>
+          <w:p>
+            <w:pPr>
+              <w:keepNext/>
+              <w:jc w:val="both"/>
+              <w:cnfStyle w:val="000000100000" w:firstRow="0" w:lastRow="0" w:firstColumn="0" w:lastColumn="0" w:oddVBand="0" w:evenVBand="0" w:oddHBand="1" w:evenHBand="0" w:firstRowFirstColumn="0" w:firstRowLastColumn="0" w:lastRowFirstColumn="0" w:lastRowLastColumn="0"/>
+              <w:rPr>
+                <w:lang w:val="it-IT"/>
+              </w:rPr>
+            </w:pPr>
+            <w:r>
+              <w:rPr>
+                <w:sz w:val="18"/>
+                <w:lang w:val="it-IT"/>
+              </w:rPr>
+              <w:t>—</w:t>
             </w:r>
           </w:p>
         </w:tc>
@@ -5768,7 +5466,7 @@
         <w:tc>
           <w:tcPr>
             <w:cnfStyle w:val="001000000000" w:firstRow="0" w:lastRow="0" w:firstColumn="1" w:lastColumn="0" w:oddVBand="0" w:evenVBand="0" w:oddHBand="0" w:evenHBand="0" w:firstRowFirstColumn="0" w:firstRowLastColumn="0" w:lastRowFirstColumn="0" w:lastRowLastColumn="0"/>
-            <w:tcW w:w="1814" w:type="dxa"/>
+            <w:tcW w:w="1512" w:type="dxa"/>
           </w:tcPr>
           <w:p>
             <w:pPr>
@@ -5789,7 +5487,7 @@
         </w:tc>
         <w:tc>
           <w:tcPr>
-            <w:tcW w:w="1814" w:type="dxa"/>
+            <w:tcW w:w="1512" w:type="dxa"/>
           </w:tcPr>
           <w:p>
             <w:pPr>
@@ -5811,7 +5509,7 @@
         </w:tc>
         <w:tc>
           <w:tcPr>
-            <w:tcW w:w="1814" w:type="dxa"/>
+            <w:tcW w:w="1512" w:type="dxa"/>
           </w:tcPr>
           <w:p>
             <w:pPr>
@@ -5827,13 +5525,35 @@
                 <w:sz w:val="18"/>
                 <w:lang w:val="it-IT"/>
               </w:rPr>
+              <w:t>± 42°</w:t>
+            </w:r>
+          </w:p>
+        </w:tc>
+        <w:tc>
+          <w:tcPr>
+            <w:tcW w:w="1512" w:type="dxa"/>
+          </w:tcPr>
+          <w:p>
+            <w:pPr>
+              <w:keepNext/>
+              <w:jc w:val="both"/>
+              <w:cnfStyle w:val="000000010000" w:firstRow="0" w:lastRow="0" w:firstColumn="0" w:lastColumn="0" w:oddVBand="0" w:evenVBand="0" w:oddHBand="0" w:evenHBand="1" w:firstRowFirstColumn="0" w:firstRowLastColumn="0" w:lastRowFirstColumn="0" w:lastRowLastColumn="0"/>
+              <w:rPr>
+                <w:lang w:val="it-IT"/>
+              </w:rPr>
+            </w:pPr>
+            <w:r>
+              <w:rPr>
+                <w:sz w:val="18"/>
+                <w:lang w:val="it-IT"/>
+              </w:rPr>
               <w:t>−7,5 %</w:t>
             </w:r>
           </w:p>
         </w:tc>
         <w:tc>
           <w:tcPr>
-            <w:tcW w:w="1814" w:type="dxa"/>
+            <w:tcW w:w="1512" w:type="dxa"/>
           </w:tcPr>
           <w:p>
             <w:pPr>
@@ -5855,7 +5575,7 @@
         </w:tc>
         <w:tc>
           <w:tcPr>
-            <w:tcW w:w="1814" w:type="dxa"/>
+            <w:tcW w:w="1512" w:type="dxa"/>
           </w:tcPr>
           <w:p>
             <w:pPr>
@@ -5871,7 +5591,7 @@
                 <w:sz w:val="18"/>
                 <w:lang w:val="it-IT"/>
               </w:rPr>
-              <w:t>0 %</w:t>
+              <w:t>−100 %</w:t>
             </w:r>
           </w:p>
         </w:tc>
@@ -5883,7 +5603,7 @@
         <w:tc>
           <w:tcPr>
             <w:cnfStyle w:val="001000000000" w:firstRow="0" w:lastRow="0" w:firstColumn="1" w:lastColumn="0" w:oddVBand="0" w:evenVBand="0" w:oddHBand="0" w:evenHBand="0" w:firstRowFirstColumn="0" w:firstRowLastColumn="0" w:lastRowFirstColumn="0" w:lastRowLastColumn="0"/>
-            <w:tcW w:w="1814" w:type="dxa"/>
+            <w:tcW w:w="1512" w:type="dxa"/>
           </w:tcPr>
           <w:p>
             <w:pPr>
@@ -5904,7 +5624,7 @@
         </w:tc>
         <w:tc>
           <w:tcPr>
-            <w:tcW w:w="1814" w:type="dxa"/>
+            <w:tcW w:w="1512" w:type="dxa"/>
           </w:tcPr>
           <w:p>
             <w:pPr>
@@ -5926,7 +5646,7 @@
         </w:tc>
         <w:tc>
           <w:tcPr>
-            <w:tcW w:w="1814" w:type="dxa"/>
+            <w:tcW w:w="1512" w:type="dxa"/>
           </w:tcPr>
           <w:p>
             <w:pPr>
@@ -5942,13 +5662,35 @@
                 <w:sz w:val="18"/>
                 <w:lang w:val="it-IT"/>
               </w:rPr>
+              <w:t>± 63°</w:t>
+            </w:r>
+          </w:p>
+        </w:tc>
+        <w:tc>
+          <w:tcPr>
+            <w:tcW w:w="1512" w:type="dxa"/>
+          </w:tcPr>
+          <w:p>
+            <w:pPr>
+              <w:keepNext/>
+              <w:jc w:val="both"/>
+              <w:cnfStyle w:val="000000100000" w:firstRow="0" w:lastRow="0" w:firstColumn="0" w:lastColumn="0" w:oddVBand="0" w:evenVBand="0" w:oddHBand="1" w:evenHBand="0" w:firstRowFirstColumn="0" w:firstRowLastColumn="0" w:lastRowFirstColumn="0" w:lastRowLastColumn="0"/>
+              <w:rPr>
+                <w:lang w:val="it-IT"/>
+              </w:rPr>
+            </w:pPr>
+            <w:r>
+              <w:rPr>
+                <w:sz w:val="18"/>
+                <w:lang w:val="it-IT"/>
+              </w:rPr>
               <w:t>−26 %</w:t>
             </w:r>
           </w:p>
         </w:tc>
         <w:tc>
           <w:tcPr>
-            <w:tcW w:w="1814" w:type="dxa"/>
+            <w:tcW w:w="1512" w:type="dxa"/>
           </w:tcPr>
           <w:p>
             <w:pPr>
@@ -5971,7 +5713,7 @@
         </w:tc>
         <w:tc>
           <w:tcPr>
-            <w:tcW w:w="1814" w:type="dxa"/>
+            <w:tcW w:w="1512" w:type="dxa"/>
           </w:tcPr>
           <w:p>
             <w:pPr>
@@ -5987,7 +5729,7 @@
                 <w:sz w:val="18"/>
                 <w:lang w:val="it-IT"/>
               </w:rPr>
-              <w:t>0 %</w:t>
+              <w:t>−100 %</w:t>
             </w:r>
           </w:p>
         </w:tc>
@@ -5999,7 +5741,7 @@
         <w:tc>
           <w:tcPr>
             <w:cnfStyle w:val="001000000000" w:firstRow="0" w:lastRow="0" w:firstColumn="1" w:lastColumn="0" w:oddVBand="0" w:evenVBand="0" w:oddHBand="0" w:evenHBand="0" w:firstRowFirstColumn="0" w:firstRowLastColumn="0" w:lastRowFirstColumn="0" w:lastRowLastColumn="0"/>
-            <w:tcW w:w="1814" w:type="dxa"/>
+            <w:tcW w:w="1512" w:type="dxa"/>
           </w:tcPr>
           <w:p>
             <w:pPr>
@@ -6020,7 +5762,7 @@
         </w:tc>
         <w:tc>
           <w:tcPr>
-            <w:tcW w:w="1814" w:type="dxa"/>
+            <w:tcW w:w="1512" w:type="dxa"/>
           </w:tcPr>
           <w:p>
             <w:pPr>
@@ -6042,7 +5784,7 @@
         </w:tc>
         <w:tc>
           <w:tcPr>
-            <w:tcW w:w="1814" w:type="dxa"/>
+            <w:tcW w:w="1512" w:type="dxa"/>
           </w:tcPr>
           <w:p>
             <w:pPr>
@@ -6058,13 +5800,35 @@
                 <w:sz w:val="18"/>
                 <w:lang w:val="it-IT"/>
               </w:rPr>
+              <w:t>± 54°</w:t>
+            </w:r>
+          </w:p>
+        </w:tc>
+        <w:tc>
+          <w:tcPr>
+            <w:tcW w:w="1512" w:type="dxa"/>
+          </w:tcPr>
+          <w:p>
+            <w:pPr>
+              <w:keepNext/>
+              <w:jc w:val="both"/>
+              <w:cnfStyle w:val="000000010000" w:firstRow="0" w:lastRow="0" w:firstColumn="0" w:lastColumn="0" w:oddVBand="0" w:evenVBand="0" w:oddHBand="0" w:evenHBand="1" w:firstRowFirstColumn="0" w:firstRowLastColumn="0" w:lastRowFirstColumn="0" w:lastRowLastColumn="0"/>
+              <w:rPr>
+                <w:lang w:val="it-IT"/>
+              </w:rPr>
+            </w:pPr>
+            <w:r>
+              <w:rPr>
+                <w:sz w:val="18"/>
+                <w:lang w:val="it-IT"/>
+              </w:rPr>
               <w:t>−17,2 %</w:t>
             </w:r>
           </w:p>
         </w:tc>
         <w:tc>
           <w:tcPr>
-            <w:tcW w:w="1814" w:type="dxa"/>
+            <w:tcW w:w="1512" w:type="dxa"/>
           </w:tcPr>
           <w:p>
             <w:pPr>
@@ -6086,7 +5850,7 @@
         </w:tc>
         <w:tc>
           <w:tcPr>
-            <w:tcW w:w="1814" w:type="dxa"/>
+            <w:tcW w:w="1512" w:type="dxa"/>
           </w:tcPr>
           <w:p>
             <w:pPr>
@@ -6102,7 +5866,7 @@
                 <w:sz w:val="18"/>
                 <w:lang w:val="it-IT"/>
               </w:rPr>
-              <w:t>0 %</w:t>
+              <w:t>−100 %</w:t>
             </w:r>
           </w:p>
         </w:tc>
@@ -6114,7 +5878,7 @@
         <w:tc>
           <w:tcPr>
             <w:cnfStyle w:val="001000000000" w:firstRow="0" w:lastRow="0" w:firstColumn="1" w:lastColumn="0" w:oddVBand="0" w:evenVBand="0" w:oddHBand="0" w:evenHBand="0" w:firstRowFirstColumn="0" w:firstRowLastColumn="0" w:lastRowFirstColumn="0" w:lastRowLastColumn="0"/>
-            <w:tcW w:w="1814" w:type="dxa"/>
+            <w:tcW w:w="1512" w:type="dxa"/>
           </w:tcPr>
           <w:p>
             <w:pPr>
@@ -6135,7 +5899,7 @@
         </w:tc>
         <w:tc>
           <w:tcPr>
-            <w:tcW w:w="1814" w:type="dxa"/>
+            <w:tcW w:w="1512" w:type="dxa"/>
           </w:tcPr>
           <w:p>
             <w:pPr>
@@ -6157,7 +5921,7 @@
         </w:tc>
         <w:tc>
           <w:tcPr>
-            <w:tcW w:w="1814" w:type="dxa"/>
+            <w:tcW w:w="1512" w:type="dxa"/>
           </w:tcPr>
           <w:p>
             <w:pPr>
@@ -6173,13 +5937,35 @@
                 <w:sz w:val="18"/>
                 <w:lang w:val="it-IT"/>
               </w:rPr>
+              <w:t>± 70°</w:t>
+            </w:r>
+          </w:p>
+        </w:tc>
+        <w:tc>
+          <w:tcPr>
+            <w:tcW w:w="1512" w:type="dxa"/>
+          </w:tcPr>
+          <w:p>
+            <w:pPr>
+              <w:keepNext/>
+              <w:jc w:val="both"/>
+              <w:cnfStyle w:val="000000100000" w:firstRow="0" w:lastRow="0" w:firstColumn="0" w:lastColumn="0" w:oddVBand="0" w:evenVBand="0" w:oddHBand="1" w:evenHBand="0" w:firstRowFirstColumn="0" w:firstRowLastColumn="0" w:lastRowFirstColumn="0" w:lastRowLastColumn="0"/>
+              <w:rPr>
+                <w:lang w:val="it-IT"/>
+              </w:rPr>
+            </w:pPr>
+            <w:r>
+              <w:rPr>
+                <w:sz w:val="18"/>
+                <w:lang w:val="it-IT"/>
+              </w:rPr>
               <w:t>−19,6 %</w:t>
             </w:r>
           </w:p>
         </w:tc>
         <w:tc>
           <w:tcPr>
-            <w:tcW w:w="1814" w:type="dxa"/>
+            <w:tcW w:w="1512" w:type="dxa"/>
           </w:tcPr>
           <w:p>
             <w:pPr>
@@ -6201,7 +5987,7 @@
         </w:tc>
         <w:tc>
           <w:tcPr>
-            <w:tcW w:w="1814" w:type="dxa"/>
+            <w:tcW w:w="1512" w:type="dxa"/>
           </w:tcPr>
           <w:p>
             <w:pPr>
@@ -6217,7 +6003,7 @@
                 <w:sz w:val="18"/>
                 <w:lang w:val="it-IT"/>
               </w:rPr>
-              <w:t>0 %</w:t>
+              <w:t>−100 %</w:t>
             </w:r>
           </w:p>
         </w:tc>
@@ -6229,7 +6015,7 @@
         <w:tc>
           <w:tcPr>
             <w:cnfStyle w:val="001000000000" w:firstRow="0" w:lastRow="0" w:firstColumn="1" w:lastColumn="0" w:oddVBand="0" w:evenVBand="0" w:oddHBand="0" w:evenHBand="0" w:firstRowFirstColumn="0" w:firstRowLastColumn="0" w:lastRowFirstColumn="0" w:lastRowLastColumn="0"/>
-            <w:tcW w:w="1814" w:type="dxa"/>
+            <w:tcW w:w="1512" w:type="dxa"/>
           </w:tcPr>
           <w:p>
             <w:pPr>
@@ -6250,7 +6036,7 @@
         </w:tc>
         <w:tc>
           <w:tcPr>
-            <w:tcW w:w="1814" w:type="dxa"/>
+            <w:tcW w:w="1512" w:type="dxa"/>
           </w:tcPr>
           <w:p>
             <w:pPr>
@@ -6272,7 +6058,7 @@
         </w:tc>
         <w:tc>
           <w:tcPr>
-            <w:tcW w:w="1814" w:type="dxa"/>
+            <w:tcW w:w="1512" w:type="dxa"/>
           </w:tcPr>
           <w:p>
             <w:pPr>
@@ -6288,13 +6074,35 @@
                 <w:sz w:val="18"/>
                 <w:lang w:val="it-IT"/>
               </w:rPr>
+              <w:t>± 61°</w:t>
+            </w:r>
+          </w:p>
+        </w:tc>
+        <w:tc>
+          <w:tcPr>
+            <w:tcW w:w="1512" w:type="dxa"/>
+          </w:tcPr>
+          <w:p>
+            <w:pPr>
+              <w:keepNext/>
+              <w:jc w:val="both"/>
+              <w:cnfStyle w:val="000000010000" w:firstRow="0" w:lastRow="0" w:firstColumn="0" w:lastColumn="0" w:oddVBand="0" w:evenVBand="0" w:oddHBand="0" w:evenHBand="1" w:firstRowFirstColumn="0" w:firstRowLastColumn="0" w:lastRowFirstColumn="0" w:lastRowLastColumn="0"/>
+              <w:rPr>
+                <w:lang w:val="it-IT"/>
+              </w:rPr>
+            </w:pPr>
+            <w:r>
+              <w:rPr>
+                <w:sz w:val="18"/>
+                <w:lang w:val="it-IT"/>
+              </w:rPr>
               <w:t>−40,9 %</w:t>
             </w:r>
           </w:p>
         </w:tc>
         <w:tc>
           <w:tcPr>
-            <w:tcW w:w="1814" w:type="dxa"/>
+            <w:tcW w:w="1512" w:type="dxa"/>
           </w:tcPr>
           <w:p>
             <w:pPr>
@@ -6316,7 +6124,7 @@
         </w:tc>
         <w:tc>
           <w:tcPr>
-            <w:tcW w:w="1814" w:type="dxa"/>
+            <w:tcW w:w="1512" w:type="dxa"/>
           </w:tcPr>
           <w:p>
             <w:pPr>
@@ -6332,7 +6140,7 @@
                 <w:sz w:val="18"/>
                 <w:lang w:val="it-IT"/>
               </w:rPr>
-              <w:t>0 %</w:t>
+              <w:t>−95 %</w:t>
             </w:r>
           </w:p>
         </w:tc>
@@ -6344,7 +6152,7 @@
         <w:tc>
           <w:tcPr>
             <w:cnfStyle w:val="001000000000" w:firstRow="0" w:lastRow="0" w:firstColumn="1" w:lastColumn="0" w:oddVBand="0" w:evenVBand="0" w:oddHBand="0" w:evenHBand="0" w:firstRowFirstColumn="0" w:firstRowLastColumn="0" w:lastRowFirstColumn="0" w:lastRowLastColumn="0"/>
-            <w:tcW w:w="1814" w:type="dxa"/>
+            <w:tcW w:w="1512" w:type="dxa"/>
           </w:tcPr>
           <w:p>
             <w:pPr>
@@ -6365,7 +6173,7 @@
         </w:tc>
         <w:tc>
           <w:tcPr>
-            <w:tcW w:w="1814" w:type="dxa"/>
+            <w:tcW w:w="1512" w:type="dxa"/>
           </w:tcPr>
           <w:p>
             <w:pPr>
@@ -6387,7 +6195,7 @@
         </w:tc>
         <w:tc>
           <w:tcPr>
-            <w:tcW w:w="1814" w:type="dxa"/>
+            <w:tcW w:w="1512" w:type="dxa"/>
           </w:tcPr>
           <w:p>
             <w:pPr>
@@ -6403,13 +6211,35 @@
                 <w:sz w:val="18"/>
                 <w:lang w:val="it-IT"/>
               </w:rPr>
+              <w:t>± 54°</w:t>
+            </w:r>
+          </w:p>
+        </w:tc>
+        <w:tc>
+          <w:tcPr>
+            <w:tcW w:w="1512" w:type="dxa"/>
+          </w:tcPr>
+          <w:p>
+            <w:pPr>
+              <w:keepNext/>
+              <w:jc w:val="both"/>
+              <w:cnfStyle w:val="000000100000" w:firstRow="0" w:lastRow="0" w:firstColumn="0" w:lastColumn="0" w:oddVBand="0" w:evenVBand="0" w:oddHBand="1" w:evenHBand="0" w:firstRowFirstColumn="0" w:firstRowLastColumn="0" w:lastRowFirstColumn="0" w:lastRowLastColumn="0"/>
+              <w:rPr>
+                <w:lang w:val="it-IT"/>
+              </w:rPr>
+            </w:pPr>
+            <w:r>
+              <w:rPr>
+                <w:sz w:val="18"/>
+                <w:lang w:val="it-IT"/>
+              </w:rPr>
               <w:t>−41,6 %</w:t>
             </w:r>
           </w:p>
         </w:tc>
         <w:tc>
           <w:tcPr>
-            <w:tcW w:w="1814" w:type="dxa"/>
+            <w:tcW w:w="1512" w:type="dxa"/>
           </w:tcPr>
           <w:p>
             <w:pPr>
@@ -6431,7 +6261,7 @@
         </w:tc>
         <w:tc>
           <w:tcPr>
-            <w:tcW w:w="1814" w:type="dxa"/>
+            <w:tcW w:w="1512" w:type="dxa"/>
           </w:tcPr>
           <w:p>
             <w:pPr>
@@ -6447,7 +6277,7 @@
                 <w:sz w:val="18"/>
                 <w:lang w:val="it-IT"/>
               </w:rPr>
-              <w:t>0 %</w:t>
+              <w:t>−95 %</w:t>
             </w:r>
           </w:p>
         </w:tc>
@@ -6459,7 +6289,7 @@
         <w:tc>
           <w:tcPr>
             <w:cnfStyle w:val="001000000000" w:firstRow="0" w:lastRow="0" w:firstColumn="1" w:lastColumn="0" w:oddVBand="0" w:evenVBand="0" w:oddHBand="0" w:evenHBand="0" w:firstRowFirstColumn="0" w:firstRowLastColumn="0" w:lastRowFirstColumn="0" w:lastRowLastColumn="0"/>
-            <w:tcW w:w="1814" w:type="dxa"/>
+            <w:tcW w:w="1512" w:type="dxa"/>
           </w:tcPr>
           <w:p>
             <w:pPr>
@@ -6479,7 +6309,7 @@
         </w:tc>
         <w:tc>
           <w:tcPr>
-            <w:tcW w:w="1814" w:type="dxa"/>
+            <w:tcW w:w="1512" w:type="dxa"/>
           </w:tcPr>
           <w:p>
             <w:pPr>
@@ -6500,7 +6330,28 @@
         </w:tc>
         <w:tc>
           <w:tcPr>
-            <w:tcW w:w="1814" w:type="dxa"/>
+            <w:tcW w:w="1512" w:type="dxa"/>
+          </w:tcPr>
+          <w:p>
+            <w:pPr>
+              <w:jc w:val="both"/>
+              <w:cnfStyle w:val="000000010000" w:firstRow="0" w:lastRow="0" w:firstColumn="0" w:lastColumn="0" w:oddVBand="0" w:evenVBand="0" w:oddHBand="0" w:evenHBand="1" w:firstRowFirstColumn="0" w:firstRowLastColumn="0" w:lastRowFirstColumn="0" w:lastRowLastColumn="0"/>
+              <w:rPr>
+                <w:lang w:val="it-IT"/>
+              </w:rPr>
+            </w:pPr>
+            <w:r>
+              <w:rPr>
+                <w:sz w:val="18"/>
+                <w:lang w:val="it-IT"/>
+              </w:rPr>
+              <w:t>± 50°</w:t>
+            </w:r>
+          </w:p>
+        </w:tc>
+        <w:tc>
+          <w:tcPr>
+            <w:tcW w:w="1512" w:type="dxa"/>
           </w:tcPr>
           <w:p>
             <w:pPr>
@@ -6522,7 +6373,7 @@
         </w:tc>
         <w:tc>
           <w:tcPr>
-            <w:tcW w:w="1814" w:type="dxa"/>
+            <w:tcW w:w="1512" w:type="dxa"/>
           </w:tcPr>
           <w:p>
             <w:pPr>
@@ -6543,7 +6394,7 @@
         </w:tc>
         <w:tc>
           <w:tcPr>
-            <w:tcW w:w="1814" w:type="dxa"/>
+            <w:tcW w:w="1512" w:type="dxa"/>
           </w:tcPr>
           <w:p>
             <w:pPr>
@@ -6558,7 +6409,7 @@
                 <w:sz w:val="18"/>
                 <w:lang w:val="it-IT"/>
               </w:rPr>
-              <w:t>0 %</w:t>
+              <w:t>−100 %</w:t>
             </w:r>
           </w:p>
         </w:tc>
@@ -6588,7 +6439,7 @@
         <w:lastRenderedPageBreak/>
         <w:drawing>
           <wp:inline distT="0" distB="0" distL="0" distR="0" wp14:anchorId="721E33D8" wp14:editId="0BB7CDC6">
-            <wp:extent cx="5580000" cy="2683087"/>
+            <wp:extent cx="5580000" cy="2570561"/>
             <wp:effectExtent l="0" t="0" r="0" b="0"/>
             <wp:docPr id="13" name="Picture 13"/>
             <wp:cNvGraphicFramePr>
@@ -6610,7 +6461,7 @@
                   <pic:spPr>
                     <a:xfrm>
                       <a:off x="0" y="0"/>
-                      <a:ext cx="5580000" cy="2683087"/>
+                      <a:ext cx="5580000" cy="2570561"/>
                     </a:xfrm>
                     <a:prstGeom prst="rect">
                       <a:avLst/>
@@ -6636,7 +6487,7 @@
           <w:sz w:val="20"/>
           <w:lang w:val="it-IT"/>
         </w:rPr>
-        <w:t>Figura 5.13: Attenuazione per materiale sui due radar, pannello a 20 cm dal sensore. A: HLK-LD2410B a 3 m, riduzione dell'energia in movimento. Vale la graduatoria dei materiali, non il valore. B: HLK-LD2420 a 1 m, energie grezze a 16 bit in decibel. Legno e metallo sono limiti inferiori.</w:t>
+        <w:t>Figura 5.13: Attenuazione per materiale sui due radar, con i valori della Tabella 5.6. A: HLK-LD2410B a 3 m, in unità dello strumento. B: HLK-LD2420 a 1 m, in decibel.</w:t>
       </w:r>
     </w:p>
     <w:p>
@@ -6650,21 +6501,7 @@
         <w:rPr>
           <w:lang w:val="it-IT"/>
         </w:rPr>
-        <w:t xml:space="preserve">L'HLK-LD2410B rileva la presenza nel 100 % dei campioni attraverso tutti i materiali dielettrici, con attenuazioni fra il 7 e il 42 % dell'energia, mentre il PIR è azzerato da ognuno di essi. Il caso più immediato è quello del vetro, un materiale trasparente alla luce visibile che il radar attraversa e che per il PIR è opaco, perché il vetro comune non trasmette oltre i 4–5 µm mentre l'emissione del corpo è centrata sui 10. La graduatoria è identica sui due radar, a due distanze e in due unità (plastica, cartone e vetroresina, vetro, legno, metallo). Il cartongesso, il materiale delle pareti di un'aula, attenua come plastica e cartone. Con il metallo l'HLK-LD2410B riporta un bersaglio a 30,0 cm con dispersione nulla, cioè il pannello stesso, e del soggetto non resta traccia, il che prova anche che l'aggiramento del pannello è </w:t>
-      </w:r>
-      <w:proofErr w:type="gramStart"/>
-      <w:r>
-        <w:rPr>
-          <w:lang w:val="it-IT"/>
-        </w:rPr>
-        <w:t>sotto soglia</w:t>
-      </w:r>
-      <w:proofErr w:type="gramEnd"/>
-      <w:r>
-        <w:rPr>
-          <w:lang w:val="it-IT"/>
-        </w:rPr>
-        <w:t>. Sull'HLK-LD2420 la frazione di campioni sopra la soglia di mantenimento del gate 2 passa dal 25–33 % senza ostacolo allo 0–1 % dietro 10 mm di legno. Quell'esemplare non acquisirebbe quindi una persona a 1 m dietro un pannello di legno, dove l'HLK-LD2410B a 3 m è al 100 %.</w:t>
+        <w:t>Tutti i materiali dielettrici attenuano l'energia dell'HLK-LD2410B fra il 7 e il 42 %, ma la presenza resta al 100 %. Il PIR invece, che a 1 m senza ostacolo rileva la persona nel 90 % circa del tempo, scende a zero con plastica, cartone, cartongesso, vetroresina e metallo e sotto il 5 % con vetro e legno. Il vetro è il caso più evidente, perché è trasparente alla luce ma opaco per il PIR. Il vetro comune non trasmette oltre i 4–5 µm e il corpo emette intorno ai 10 µm, mentre il radar lo attraversa. I due radar ordinano allo stesso modo i sei materiali della serie comune (plastica, cartone e vetroresina, vetro, legno, metallo), pur a distanze e in unità diverse, ed è questa graduatoria che si confronta, non i valori (Sezione 3.5.1). Il cartongesso, materiale comune delle pareti interne, sull'HLK-LD2420 attenua quanto plastica e cartone, sull'HLK-LD2410B un po' di più, fra vetroresina e vetro, ma quel valore viene da un'altra sessione. In entrambi i casi resta ben sotto vetro e legno. Il metallo invece blocca del tutto l'HLK-LD2410B, che riporta un bersaglio fisso a 30 cm, cioè il pannello, e non vede più il soggetto, quindi il segnale non aggira il pannello. Sull'HLK-LD2420 il legno porta il gate 2 quasi sempre sotto la soglia di mantenimento (0–1 % dei campioni sopra, contro il 25–33 % senza ostacolo), e quindi anche sotto quella di attivazione. L'esemplare non acquisirebbe una persona a 1 m dietro un pannello di legno, che l'HLK-LD2410B rileva al 100 % a 3 m.</w:t>
       </w:r>
     </w:p>
     <w:p>
@@ -6675,19 +6512,11 @@
           <w:lang w:val="it-IT"/>
         </w:rPr>
       </w:pPr>
-      <w:proofErr w:type="gramStart"/>
       <w:r>
         <w:rPr>
           <w:lang w:val="it-IT"/>
         </w:rPr>
-        <w:t>5.9.2  Portata</w:t>
-      </w:r>
-      <w:proofErr w:type="gramEnd"/>
-      <w:r>
-        <w:rPr>
-          <w:lang w:val="it-IT"/>
-        </w:rPr>
-        <w:t xml:space="preserve"> residua con l'ostacolo</w:t>
+        <w:t>5.9.2  Portata residua con l'ostacolo</w:t>
       </w:r>
     </w:p>
     <w:p>
@@ -6701,7 +6530,14 @@
         <w:rPr>
           <w:lang w:val="it-IT"/>
         </w:rPr>
-        <w:t>Le percentuali non rispondono alla domanda pratica del relatore, cioè fin dove arriva con una porta di mezzo un radar che senza ostacolo arriva a 5 m. L'HLK-LD2410B ha quindi ripetuto la geometria percorrendo le distanze da 1 a 5 m con il cartongesso, e a 3–5 m con legno, vetro e una porta interna chiusa (tamburata, senza vetro, con il sensore all'interno a 20–30 cm dal battente), tre trial per punto (Figura 5.14). Nessun dielettrico accorcia la portata entro i 5 m della stanza, e in tutti i 39 trial con ostacolo, porta compresa, la presenza è al 100 % e la distanza è corretta. Ciò che degrada è il canale in movimento, la cui frazione di campioni attivi a 5 m passa dal 78 % senza ostacolo al 44 con il cartongesso, 26 con il vetro, 19 con il legno e 3 % con la porta, mentre la presenza la tiene il canale stazionario. La porta è trasparente a 3 m (energia pari alla baseline) e quasi opaca a 5, più del legno pieno, e il fenomeno non è spiegato. Nella stessa sessione il PIR a 1 m passa dal 44–97 % senza ostacolo allo 0 % con il cartongesso.</w:t>
+        <w:t xml:space="preserve">L'HLK-LD2410B ha ripetuto la geometria allontanando il soggetto da 1 a 5 m dietro il cartongesso e da 3 a 5 m dietro legno e vetro, con tre trial per punto (Figura 5.14). Una prova a parte usa una porta interna chiusa, tamburata e senza vetro, a circa 3,8 m dal sensore, con il soggetto a 3, 4 e 5 m. Nessun ostacolo accorcia la portata entro i 5 m della stanza, e in tutti i trial con ostacolo la presenza è al 100 % e la distanza è corretta. A degradare è il canale in movimento. A 5 m la frazione di campioni in cui è attivo passa dal 78 % senza ostacolo al 44 % con il cartongesso, al 26 % con il vetro, al 19 % con il legno e al 3 % oltre la porta, mentre la presenza la tiene il canale stazionario. Con il soggetto a 3 m, ancora davanti alla porta, l'energia è </w:t>
+      </w:r>
+      <w:r>
+        <w:rPr>
+          <w:lang w:val="it-IT"/>
+        </w:rPr>
+        <w:lastRenderedPageBreak/>
+        <w:t>pari alla baseline, e appena la porta si interpone, a 4 m, il canale in movimento scende al 20 %. Anche qui il PIR è a zero dietro ogni ostacolo, porta compresa.</w:t>
       </w:r>
     </w:p>
     <w:p>
@@ -6717,7 +6553,6 @@
           <w:noProof/>
           <w:lang w:val="it-IT"/>
         </w:rPr>
-        <w:lastRenderedPageBreak/>
         <w:drawing>
           <wp:inline distT="0" distB="0" distL="0" distR="0" wp14:anchorId="255DD26A" wp14:editId="1B5DE9CD">
             <wp:extent cx="5580000" cy="2576831"/>
@@ -6768,7 +6603,7 @@
           <w:sz w:val="20"/>
           <w:lang w:val="it-IT"/>
         </w:rPr>
-        <w:t>Figura 5.14: HLK-LD2410B, portata residua con l'ostacolo a 20 cm dal sensore. A: energia in movimento con cartongesso a 1–5 m e con legno, vetro e porta chiusa a 3–5 m. B: frazione di campioni con il canale in movimento attivo.</w:t>
+        <w:t>Figura 5.14: HLK-LD2410B, portata residua con i pannelli a 20 cm dal sensore e la porta a circa 3,8 m, tre trial per punto. A: energia in movimento. B: frazione di campioni con il canale in movimento attivo.</w:t>
       </w:r>
     </w:p>
     <w:p>
@@ -6793,19 +6628,11 @@
           <w:lang w:val="it-IT"/>
         </w:rPr>
       </w:pPr>
-      <w:proofErr w:type="gramStart"/>
       <w:r>
         <w:rPr>
           <w:lang w:val="it-IT"/>
         </w:rPr>
-        <w:t>5.10  Portata</w:t>
-      </w:r>
-      <w:proofErr w:type="gramEnd"/>
-      <w:r>
-        <w:rPr>
-          <w:lang w:val="it-IT"/>
-        </w:rPr>
-        <w:t xml:space="preserve"> massima in corridoio</w:t>
+        <w:t>5.10  Portata massima in corridoio</w:t>
       </w:r>
     </w:p>
     <w:p>
@@ -6819,7 +6646,7 @@
         <w:rPr>
           <w:lang w:val="it-IT"/>
         </w:rPr>
-        <w:t>A 5 m nessuno dei tre sensori aveva mostrato il proprio limite in stanza. La prova di portata è stata quindi svolta per ultima in un corridoio largo 120 cm (Figura 4.2d), con i sensori a 80 cm da terra e i punti a 6, 7 e 8 m visti attraverso due vani porta. Venti minuti di corridoio vuoto non producono alcun evento su radar e PIR. Il fondo dei gate lontani dell'HLK-LD2410B ha massimo 7 contro una soglia di 15, quindi vani e muro di fondo non compaiono. I risultati dei tre sensori sono riassunti in Figura 5.15.</w:t>
+        <w:t>La prova di portata si svolge in un corridoio largo 120 cm (Figura 4.2d), con i sensori a 80 cm da terra e due vani porta a 4 e 5 m, attraverso i quali sono visti i punti a 6, 7 e 8 m. In venti minuti di corridoio vuoto l'HLK-LD2410B e il PIR non danno alcun falso positivo, e i gate lontani dell'HLK-LD2410B, dove cadono vani e muro di fondo, restano sempre sotto metà soglia (al massimo 7 contro 15). I risultati dei tre sensori sono in Figura 5.15.</w:t>
       </w:r>
     </w:p>
     <w:p>
@@ -6838,7 +6665,7 @@
         <w:lastRenderedPageBreak/>
         <w:drawing>
           <wp:inline distT="0" distB="0" distL="0" distR="0" wp14:anchorId="7CDF2746" wp14:editId="17F2A56A">
-            <wp:extent cx="5580000" cy="2902326"/>
+            <wp:extent cx="5580000" cy="3716515"/>
             <wp:effectExtent l="0" t="0" r="0" b="0"/>
             <wp:docPr id="15" name="Picture 15"/>
             <wp:cNvGraphicFramePr>
@@ -6860,7 +6687,7 @@
                   <pic:spPr>
                     <a:xfrm>
                       <a:off x="0" y="0"/>
-                      <a:ext cx="5580000" cy="2902326"/>
+                      <a:ext cx="5580000" cy="3716515"/>
                     </a:xfrm>
                     <a:prstGeom prst="rect">
                       <a:avLst/>
@@ -6886,7 +6713,7 @@
           <w:sz w:val="20"/>
           <w:lang w:val="it-IT"/>
         </w:rPr>
-        <w:t>Figura 5.15: Portata dei tre sensori sulla stessa scala, in stanza fino a 5 m e in corridoio fino a 8 m. HLK-LD2410B: 100 % fino a 6 m, zero a 7 per il tetto configurato. PIR a metà corsa: attraversamento a circa 1 m/s rilevato fino a 5 m, quasi nullo a 6. Al massimo di sensibilità 100 % a 5–6 m, 57 % a 7, 15 % a 8. HLK-LD2420 (esemplare): si accende entro 1 m (triangoli pieni) e mantiene la presenza fino a 2 m (triangoli vuoti).</w:t>
+        <w:t>Figura 5.15: Portata dei tre sensori sulla stessa scala, con un punto per metro. L'HLK-LD2410B e il PIR sono misurati in stanza fino a 5 m e in corridoio oltre, l'HLK-LD2420 tutto in corridoio. Il PIR ha due serie, a metà corsa (la sensibilità della campagna) e al massimo. Per l'HLK-LD2420 i triangoli pieni indicano l'acquisizione della presenza, quelli vuoti il solo mantenimento.</w:t>
       </w:r>
     </w:p>
     <w:p>
@@ -6907,7 +6734,7 @@
         <w:rPr>
           <w:lang w:val="it-IT"/>
         </w:rPr>
-        <w:t>Con un'oscillazione trasversale sul posto di circa 50 cm il radar rileva al 100 % a 5 e 6 m e allo 0 % a 7 m in tre trial su tre. A 6 m la distanza riportata ha massimo esattamente 600 cm in cinque trial su cinque, con dispersione di 2–5 cm contro i 10–11 di 5 m. Non si tratta di una misura più precisa, ma del tetto degli otto gate da 75 cm configurati. La presenza a 6 m è retta dal canale stazionario (energia 62–82), mentre a 7 m i gate 7 e 8 restano molto sotto le soglie. Il tetto di 600 cm dichiarato dal manuale risulta così misurato, e il punto a 6 m non entra nella regressione della distanza perché saturo.</w:t>
+        <w:t>Con un'oscillazione trasversale sul posto di circa 50 cm il radar rileva al 100 % a 5 e 6 m e allo 0 % a 7 m in tre trial su tre. A 6 m la distanza riportata ha massimo esattamente 600 cm in cinque trial su cinque, con dispersione di 2–5 cm contro i 10–11 di 5 m. Non si tratta di una misura più precisa, ma del tetto degli otto gate da 75 cm configurati. La presenza a 6 m è retta dal canale stazionario (energia 62–82), mentre a 7 m i gate 7 e 8 restano molto sotto le soglie. Il tetto di 600 cm dichiarato dal manuale risulta così misurato.</w:t>
       </w:r>
     </w:p>
     <w:p>
@@ -6928,7 +6755,7 @@
         <w:rPr>
           <w:lang w:val="it-IT"/>
         </w:rPr>
-        <w:t>A metà corsa, la sensibilità di tutta la campagna, l'oscillazione trasversale è rilevata al 24–33 % anche a 7 m, dove il radar per configurazione non vede nulla. L'attraversamento vero a circa 1 m/s dà 0, 6 e 0 % a 6 m contro il 98,7 % di 5 m. Un transito più veloce alla stessa distanza dà il 30 % con cinque impulsi. Al limite della portata la velocità del transito decide, al pari del tipo e dell'ampiezza del movimento. Con il trimmer al massimo l'attraversamento è rilevato al 100, 100, 56,8 ± 18,0 e 14,7 ± 10,0 % a 5, 6, 7 e 8 m. Il limite sta fra 7 e 8 m, coerente con i 3–7 m del datasheet. Oltre il tetto del radar il PIR al massimo vede ancora, ma solo chi attraversa il suo campo abbastanza in fretta. La serie al massimo è dichiaratamente separata dal resto della campagna.</w:t>
+        <w:t>Con il trimmer a metà corsa, la sensibilità usata in tutta la campagna, l'oscillazione trasversale è rilevata al 24–33 % anche a 7 m, dove il radar per configurazione non vede più nulla. L'attraversamento a circa 1 m/s, rilevato al 98,7 % a 5 m, scende invece a 0, 6 e 0 % nei tre trial a 6 m, e sale al 30 % se il transito è più veloce. Al limite della portata conta quindi anche la velocità del transito, oltre al tipo e all'ampiezza del movimento. Con il trimmer al massimo, in una serie a parte rispetto al resto della campagna, l'attraversamento è rilevato al 100, 100, 56,8 ± 18,0 e 14,7 ± 10,0 % a 5, 6, 7 e 8 m. Il limite sta quindi fra 7 e 8 m, coerente con i 3–7 m del datasheet, e supera il tetto del radar, ma solo per chi attraversa il campo.</w:t>
       </w:r>
     </w:p>
     <w:p>
@@ -6949,7 +6776,14 @@
         <w:rPr>
           <w:lang w:val="it-IT"/>
         </w:rPr>
-        <w:t>Con il gate massimo portato a 12 (840 cm), il valore di fabbrica che copre gli 8 m dichiarati, l'esemplare acquisisce a 1 m e mantiene a 2 m. Da 3 m in su le sue energie sono il fondo del corridoio vuoto gate per gate. Il gate massimo non ha quindi aggiunto nulla, e il limite è dell'esemplare e non della configurazione né della stanza.</w:t>
+        <w:t xml:space="preserve">Con il gate massimo portato a 12 (840 cm), il valore di fabbrica che copre gli 8 m dichiarati, l'esemplare acquisisce a 1 m e mantiene a 2 m. Da 3 m in su le sue energie sono il </w:t>
+      </w:r>
+      <w:r>
+        <w:rPr>
+          <w:lang w:val="it-IT"/>
+        </w:rPr>
+        <w:lastRenderedPageBreak/>
+        <w:t>fondo del corridoio vuoto gate per gate. Il gate massimo non ha quindi aggiunto nulla, e il limite è dell'esemplare e non della configurazione né della stanza.</w:t>
       </w:r>
     </w:p>
     <w:p>
@@ -6963,3784 +6797,13 @@
         <w:rPr>
           <w:lang w:val="it-IT"/>
         </w:rPr>
-        <w:lastRenderedPageBreak/>
-        <w:t>Per un sensore sotto un banco i 6 m dell'HLK-LD2410B sono molto più del necessario, e la domanda di progetto va nella direzione opposta, cioè come restringere il campo (Sezione 5.7).</w:t>
-      </w:r>
-    </w:p>
-    <w:p>
-      <w:pPr>
-        <w:pStyle w:val="Titolo2"/>
-        <w:jc w:val="both"/>
-        <w:rPr>
-          <w:lang w:val="it-IT"/>
-        </w:rPr>
-      </w:pPr>
-      <w:proofErr w:type="gramStart"/>
-      <w:r>
-        <w:rPr>
-          <w:lang w:val="it-IT"/>
-        </w:rPr>
-        <w:t>5.11  Il</w:t>
-      </w:r>
-      <w:proofErr w:type="gramEnd"/>
-      <w:r>
-        <w:rPr>
-          <w:lang w:val="it-IT"/>
-        </w:rPr>
-        <w:t xml:space="preserve"> secondo radar: che cosa cambia</w:t>
-      </w:r>
-    </w:p>
-    <w:p>
-      <w:pPr>
-        <w:jc w:val="both"/>
-        <w:rPr>
-          <w:lang w:val="it-IT"/>
-        </w:rPr>
-      </w:pPr>
-      <w:r>
-        <w:rPr>
-          <w:lang w:val="it-IT"/>
-        </w:rPr>
-        <w:t>La campagna sul secondo radar segue il protocollo della Sezione 4.4. I suoi risultati test per test sono già nelle figure delle sezioni precedenti. Questa sezione raccoglie ciò che cambia rispetto all'HLK-LD2410B, e la Tabella 5.7 li riassume.</w:t>
-      </w:r>
-    </w:p>
-    <w:p>
-      <w:pPr>
-        <w:jc w:val="both"/>
-        <w:rPr>
-          <w:lang w:val="it-IT"/>
-        </w:rPr>
-      </w:pPr>
-      <w:r>
-        <w:rPr>
-          <w:b/>
-          <w:lang w:val="it-IT"/>
-        </w:rPr>
-        <w:t xml:space="preserve">La taratura è una condizione necessaria. </w:t>
+        <w:t>La prova serve a valutare un'alternativa all'architettura del progetto, cioè pochi sensori a parete che guardano l'intera stanza al posto di uno sotto ogni banco. Con 6 m di portata l'HLK-LD2410B coprirebbe una stanza come quella di prova, ma un sensore a parete dice solo se nella stanza c'è qualcuno, non sotto quale banco né quante persone, perché chi sta dietro un altro corpo non viene separato (Sezione 5.8). Per lo scenario del progetto resta quindi un sensore per arredo</w:t>
       </w:r>
       <w:r>
         <w:rPr>
           <w:lang w:val="it-IT"/>
         </w:rPr>
-        <w:t>La Sezione 3.6 spiega perché a configurazione di fabbrica il modulo non rilascia mai la presenza nella stanza di prova. Le misure lo quantificano. Il muro a circa 5 m sta nel gate 7 e supera la soglia di mantenimento nel 4 % dei campioni, e con un ritardo di scomparsa di 30 s basta un superamento ogni mezzo minuto. La soglia di mantenimento del gate 5 esce dalla scansione dello strumento a 13,8 dB in tre scansioni, contro un fondo misurato su 120 s con media 15 e massimo 34.</w:t>
-      </w:r>
-    </w:p>
-    <w:p>
-      <w:pPr>
-        <w:jc w:val="both"/>
-        <w:rPr>
-          <w:lang w:val="it-IT"/>
-        </w:rPr>
-      </w:pPr>
-      <w:r>
-        <w:rPr>
-          <w:b/>
-          <w:lang w:val="it-IT"/>
-        </w:rPr>
-        <w:t xml:space="preserve">Falsi positivi. </w:t>
-      </w:r>
-      <w:r>
-        <w:rPr>
-          <w:lang w:val="it-IT"/>
-        </w:rPr>
-        <w:t>Le 181 riaccensioni in 7 h di Sezione 5.1 hanno una firma precisa, episodi di 31,8 s mediani, cioè un trigger isolato più i 30 s di ritardo. L'attribuzione per gate indica il gate 0 in 80 casi su 181, e il gate 0 è l'accoppiamento fra trasmettitore e ricevitore, non una distanza. Portando il solo gate 0 sopra la coda del rumore, un'ora di giorno dà 5 riaccensioni, cioè 5,4 eventi/h. Il residuo viene dai gate 1 e 2, che non si possono alzare perché sono quelli in cui la persona a 50 cm e a 1 m produce il suo segnale con margine quasi nullo. Su questo esemplare rumore e persona si sovrappongono, e 5,4 eventi/h è un pavimento strutturale. Il modulo inoltre stima il fondo all'accensione, quindi un corpo a 20 cm nei primi 60 s lo lascia in presenza permanente senza risposta alla persona, finché non viene spento per un quarto d'ora. L'HLK-LD2410B non l'ha mai fatto in decine di riavvii.</w:t>
-      </w:r>
-    </w:p>
-    <w:p>
-      <w:pPr>
-        <w:jc w:val="both"/>
-        <w:rPr>
-          <w:lang w:val="it-IT"/>
-        </w:rPr>
-      </w:pPr>
-      <w:r>
-        <w:rPr>
-          <w:b/>
-          <w:lang w:val="it-IT"/>
-        </w:rPr>
-        <w:t xml:space="preserve">Nessuna grandezza continua. </w:t>
-      </w:r>
-      <w:r>
-        <w:rPr>
-          <w:lang w:val="it-IT"/>
-        </w:rPr>
-        <w:t xml:space="preserve">La dose-risposta di Sezione 5.3, ripetuta sull'HLK-LD2420 nella stessa geometria, non gradua il movimento. L'energia del gate 2 vale 13,4 a stanza vuota, 41,0 ± 9,3 da immobile, 34,8 ± 1,0 con i </w:t>
-      </w:r>
-      <w:proofErr w:type="gramStart"/>
-      <w:r>
-        <w:rPr>
-          <w:lang w:val="it-IT"/>
-        </w:rPr>
-        <w:t>micro-movimenti</w:t>
-      </w:r>
-      <w:proofErr w:type="gramEnd"/>
-      <w:r>
-        <w:rPr>
-          <w:lang w:val="it-IT"/>
-        </w:rPr>
-        <w:t xml:space="preserve"> e 31,0 in cammino. L'ordine è rovesciato rispetto all'HLK-LD2410B e le condizioni si sovrappongono. Il canale separa vuoto da occupato e poi non distingue. Su questo esemplare non esiste quindi la grandezza da cui costruire l'indice di vitalità.</w:t>
-      </w:r>
-    </w:p>
-    <w:p>
-      <w:pPr>
-        <w:jc w:val="both"/>
-        <w:rPr>
-          <w:lang w:val="it-IT"/>
-        </w:rPr>
-      </w:pPr>
-      <w:r>
-        <w:rPr>
-          <w:b/>
-          <w:lang w:val="it-IT"/>
-        </w:rPr>
-        <w:t xml:space="preserve">Gate minimo. </w:t>
-      </w:r>
-      <w:r>
-        <w:rPr>
-          <w:lang w:val="it-IT"/>
-        </w:rPr>
-        <w:t>Il gate minimo è l'unica funzione che l'HLK-LD2420 ha e l'HLK-LD2410B no, ma non tocca la decisione di presenza (100 % con la persona nel gate escluso) e confina la distanza al bordo della finestra.</w:t>
-      </w:r>
-    </w:p>
-    <w:p>
-      <w:pPr>
-        <w:jc w:val="both"/>
-        <w:rPr>
-          <w:lang w:val="it-IT"/>
-        </w:rPr>
-      </w:pPr>
-      <w:r>
-        <w:rPr>
-          <w:b/>
-          <w:lang w:val="it-IT"/>
-        </w:rPr>
-        <w:t xml:space="preserve">Respiro. </w:t>
-      </w:r>
-      <w:r>
-        <w:rPr>
-          <w:lang w:val="it-IT"/>
-        </w:rPr>
-        <w:t>Con il metronomo a 15 atti al minuto a 1 m, il criterio della Sezione 6.2 recupera la frequenza in un trial su tre (due su tre a gate fissato), con controlli negativi puliti, contro 13 su 15 dell'HLK-LD2410B. La persona occupa due gate soli contro i 7–14 canali concordi dell'HLK-LD2410B, e il rapporto segnale-rumore massimo è 6,1 contro 12,8. La saturazione è zero, ma il vantaggio dei 16 bit è annullato dal segnale debole dell'esemplare.</w:t>
-      </w:r>
-    </w:p>
-    <w:p>
-      <w:pPr>
-        <w:keepNext/>
-        <w:jc w:val="both"/>
-        <w:rPr>
-          <w:lang w:val="it-IT"/>
-        </w:rPr>
-      </w:pPr>
-      <w:r>
-        <w:rPr>
-          <w:i/>
-          <w:sz w:val="20"/>
-          <w:lang w:val="it-IT"/>
-        </w:rPr>
-        <w:lastRenderedPageBreak/>
-        <w:t>Tabella 5.7: I due radar a confronto, tutte grandezze misurate in questa tesi. Le righe dell'HLK-LD2420 si riferiscono all'esemplare in dotazione, con soglie tarate.</w:t>
-      </w:r>
-    </w:p>
-    <w:tbl>
-      <w:tblPr>
-        <w:tblStyle w:val="Grigliachiara-Colore1"/>
-        <w:tblW w:w="0" w:type="auto"/>
-        <w:tblLook w:val="04A0" w:firstRow="1" w:lastRow="0" w:firstColumn="1" w:lastColumn="0" w:noHBand="0" w:noVBand="1"/>
-      </w:tblPr>
-      <w:tblGrid>
-        <w:gridCol w:w="3024"/>
-        <w:gridCol w:w="3024"/>
-        <w:gridCol w:w="3024"/>
-      </w:tblGrid>
-      <w:tr>
-        <w:trPr>
-          <w:cnfStyle w:val="100000000000" w:firstRow="1" w:lastRow="0" w:firstColumn="0" w:lastColumn="0" w:oddVBand="0" w:evenVBand="0" w:oddHBand="0" w:evenHBand="0" w:firstRowFirstColumn="0" w:firstRowLastColumn="0" w:lastRowFirstColumn="0" w:lastRowLastColumn="0"/>
-        </w:trPr>
-        <w:tc>
-          <w:tcPr>
-            <w:cnfStyle w:val="001000000000" w:firstRow="0" w:lastRow="0" w:firstColumn="1" w:lastColumn="0" w:oddVBand="0" w:evenVBand="0" w:oddHBand="0" w:evenHBand="0" w:firstRowFirstColumn="0" w:firstRowLastColumn="0" w:lastRowFirstColumn="0" w:lastRowLastColumn="0"/>
-            <w:tcW w:w="3024" w:type="dxa"/>
-          </w:tcPr>
-          <w:p>
-            <w:pPr>
-              <w:keepNext/>
-              <w:jc w:val="both"/>
-              <w:rPr>
-                <w:lang w:val="it-IT"/>
-              </w:rPr>
-            </w:pPr>
-            <w:r>
-              <w:rPr>
-                <w:sz w:val="18"/>
-                <w:lang w:val="it-IT"/>
-              </w:rPr>
-              <w:t>Grandezza</w:t>
-            </w:r>
-          </w:p>
-        </w:tc>
-        <w:tc>
-          <w:tcPr>
-            <w:tcW w:w="3024" w:type="dxa"/>
-          </w:tcPr>
-          <w:p>
-            <w:pPr>
-              <w:keepNext/>
-              <w:jc w:val="both"/>
-              <w:cnfStyle w:val="100000000000" w:firstRow="1" w:lastRow="0" w:firstColumn="0" w:lastColumn="0" w:oddVBand="0" w:evenVBand="0" w:oddHBand="0" w:evenHBand="0" w:firstRowFirstColumn="0" w:firstRowLastColumn="0" w:lastRowFirstColumn="0" w:lastRowLastColumn="0"/>
-              <w:rPr>
-                <w:lang w:val="it-IT"/>
-              </w:rPr>
-            </w:pPr>
-            <w:r>
-              <w:rPr>
-                <w:sz w:val="18"/>
-                <w:lang w:val="it-IT"/>
-              </w:rPr>
-              <w:t>HLK-LD2410B</w:t>
-            </w:r>
-          </w:p>
-        </w:tc>
-        <w:tc>
-          <w:tcPr>
-            <w:tcW w:w="3024" w:type="dxa"/>
-          </w:tcPr>
-          <w:p>
-            <w:pPr>
-              <w:keepNext/>
-              <w:jc w:val="both"/>
-              <w:cnfStyle w:val="100000000000" w:firstRow="1" w:lastRow="0" w:firstColumn="0" w:lastColumn="0" w:oddVBand="0" w:evenVBand="0" w:oddHBand="0" w:evenHBand="0" w:firstRowFirstColumn="0" w:firstRowLastColumn="0" w:lastRowFirstColumn="0" w:lastRowLastColumn="0"/>
-              <w:rPr>
-                <w:lang w:val="it-IT"/>
-              </w:rPr>
-            </w:pPr>
-            <w:r>
-              <w:rPr>
-                <w:sz w:val="18"/>
-                <w:lang w:val="it-IT"/>
-              </w:rPr>
-              <w:t>HLK-LD2420 (esemplare)</w:t>
-            </w:r>
-          </w:p>
-        </w:tc>
-      </w:tr>
-      <w:tr>
-        <w:trPr>
-          <w:cnfStyle w:val="000000100000" w:firstRow="0" w:lastRow="0" w:firstColumn="0" w:lastColumn="0" w:oddVBand="0" w:evenVBand="0" w:oddHBand="1" w:evenHBand="0" w:firstRowFirstColumn="0" w:firstRowLastColumn="0" w:lastRowFirstColumn="0" w:lastRowLastColumn="0"/>
-        </w:trPr>
-        <w:tc>
-          <w:tcPr>
-            <w:cnfStyle w:val="001000000000" w:firstRow="0" w:lastRow="0" w:firstColumn="1" w:lastColumn="0" w:oddVBand="0" w:evenVBand="0" w:oddHBand="0" w:evenHBand="0" w:firstRowFirstColumn="0" w:firstRowLastColumn="0" w:lastRowFirstColumn="0" w:lastRowLastColumn="0"/>
-            <w:tcW w:w="3024" w:type="dxa"/>
-          </w:tcPr>
-          <w:p>
-            <w:pPr>
-              <w:keepNext/>
-              <w:jc w:val="both"/>
-              <w:rPr>
-                <w:lang w:val="it-IT"/>
-              </w:rPr>
-            </w:pPr>
-            <w:r>
-              <w:rPr>
-                <w:sz w:val="18"/>
-                <w:lang w:val="it-IT"/>
-              </w:rPr>
-              <w:t>Funziona a soglie di fabbrica nella stanza di prova</w:t>
-            </w:r>
-          </w:p>
-        </w:tc>
-        <w:tc>
-          <w:tcPr>
-            <w:tcW w:w="3024" w:type="dxa"/>
-          </w:tcPr>
-          <w:p>
-            <w:pPr>
-              <w:keepNext/>
-              <w:jc w:val="both"/>
-              <w:cnfStyle w:val="000000100000" w:firstRow="0" w:lastRow="0" w:firstColumn="0" w:lastColumn="0" w:oddVBand="0" w:evenVBand="0" w:oddHBand="1" w:evenHBand="0" w:firstRowFirstColumn="0" w:firstRowLastColumn="0" w:lastRowFirstColumn="0" w:lastRowLastColumn="0"/>
-              <w:rPr>
-                <w:lang w:val="it-IT"/>
-              </w:rPr>
-            </w:pPr>
-            <w:r>
-              <w:rPr>
-                <w:sz w:val="18"/>
-                <w:lang w:val="it-IT"/>
-              </w:rPr>
-              <w:t>sì</w:t>
-            </w:r>
-          </w:p>
-        </w:tc>
-        <w:tc>
-          <w:tcPr>
-            <w:tcW w:w="3024" w:type="dxa"/>
-          </w:tcPr>
-          <w:p>
-            <w:pPr>
-              <w:keepNext/>
-              <w:jc w:val="both"/>
-              <w:cnfStyle w:val="000000100000" w:firstRow="0" w:lastRow="0" w:firstColumn="0" w:lastColumn="0" w:oddVBand="0" w:evenVBand="0" w:oddHBand="1" w:evenHBand="0" w:firstRowFirstColumn="0" w:firstRowLastColumn="0" w:lastRowFirstColumn="0" w:lastRowLastColumn="0"/>
-              <w:rPr>
-                <w:lang w:val="it-IT"/>
-              </w:rPr>
-            </w:pPr>
-            <w:r>
-              <w:rPr>
-                <w:sz w:val="18"/>
-                <w:lang w:val="it-IT"/>
-              </w:rPr>
-              <w:t>no, presenza permanente</w:t>
-            </w:r>
-          </w:p>
-        </w:tc>
-      </w:tr>
-      <w:tr>
-        <w:trPr>
-          <w:cnfStyle w:val="000000010000" w:firstRow="0" w:lastRow="0" w:firstColumn="0" w:lastColumn="0" w:oddVBand="0" w:evenVBand="0" w:oddHBand="0" w:evenHBand="1" w:firstRowFirstColumn="0" w:firstRowLastColumn="0" w:lastRowFirstColumn="0" w:lastRowLastColumn="0"/>
-        </w:trPr>
-        <w:tc>
-          <w:tcPr>
-            <w:cnfStyle w:val="001000000000" w:firstRow="0" w:lastRow="0" w:firstColumn="1" w:lastColumn="0" w:oddVBand="0" w:evenVBand="0" w:oddHBand="0" w:evenHBand="0" w:firstRowFirstColumn="0" w:firstRowLastColumn="0" w:lastRowFirstColumn="0" w:lastRowLastColumn="0"/>
-            <w:tcW w:w="3024" w:type="dxa"/>
-          </w:tcPr>
-          <w:p>
-            <w:pPr>
-              <w:keepNext/>
-              <w:jc w:val="both"/>
-              <w:rPr>
-                <w:lang w:val="it-IT"/>
-              </w:rPr>
-            </w:pPr>
-            <w:r>
-              <w:rPr>
-                <w:sz w:val="18"/>
-                <w:lang w:val="it-IT"/>
-              </w:rPr>
-              <w:t>Falsi positivi a stanza vuota</w:t>
-            </w:r>
-          </w:p>
-        </w:tc>
-        <w:tc>
-          <w:tcPr>
-            <w:tcW w:w="3024" w:type="dxa"/>
-          </w:tcPr>
-          <w:p>
-            <w:pPr>
-              <w:keepNext/>
-              <w:jc w:val="both"/>
-              <w:cnfStyle w:val="000000010000" w:firstRow="0" w:lastRow="0" w:firstColumn="0" w:lastColumn="0" w:oddVBand="0" w:evenVBand="0" w:oddHBand="0" w:evenHBand="1" w:firstRowFirstColumn="0" w:firstRowLastColumn="0" w:lastRowFirstColumn="0" w:lastRowLastColumn="0"/>
-              <w:rPr>
-                <w:lang w:val="it-IT"/>
-              </w:rPr>
-            </w:pPr>
-            <w:r>
-              <w:rPr>
-                <w:sz w:val="18"/>
-                <w:lang w:val="it-IT"/>
-              </w:rPr>
-              <w:t>≤ 0,43/h (0 in 6,6 h)</w:t>
-            </w:r>
-          </w:p>
-        </w:tc>
-        <w:tc>
-          <w:tcPr>
-            <w:tcW w:w="3024" w:type="dxa"/>
-          </w:tcPr>
-          <w:p>
-            <w:pPr>
-              <w:keepNext/>
-              <w:jc w:val="both"/>
-              <w:cnfStyle w:val="000000010000" w:firstRow="0" w:lastRow="0" w:firstColumn="0" w:lastColumn="0" w:oddVBand="0" w:evenVBand="0" w:oddHBand="0" w:evenHBand="1" w:firstRowFirstColumn="0" w:firstRowLastColumn="0" w:lastRowFirstColumn="0" w:lastRowLastColumn="0"/>
-              <w:rPr>
-                <w:lang w:val="it-IT"/>
-              </w:rPr>
-            </w:pPr>
-            <w:r>
-              <w:rPr>
-                <w:sz w:val="18"/>
-                <w:lang w:val="it-IT"/>
-              </w:rPr>
-              <w:t>26,2/h tarato, 5,4/h con gate 0 alzato</w:t>
-            </w:r>
-          </w:p>
-        </w:tc>
-      </w:tr>
-      <w:tr>
-        <w:trPr>
-          <w:cnfStyle w:val="000000100000" w:firstRow="0" w:lastRow="0" w:firstColumn="0" w:lastColumn="0" w:oddVBand="0" w:evenVBand="0" w:oddHBand="1" w:evenHBand="0" w:firstRowFirstColumn="0" w:firstRowLastColumn="0" w:lastRowFirstColumn="0" w:lastRowLastColumn="0"/>
-        </w:trPr>
-        <w:tc>
-          <w:tcPr>
-            <w:cnfStyle w:val="001000000000" w:firstRow="0" w:lastRow="0" w:firstColumn="1" w:lastColumn="0" w:oddVBand="0" w:evenVBand="0" w:oddHBand="0" w:evenHBand="0" w:firstRowFirstColumn="0" w:firstRowLastColumn="0" w:lastRowFirstColumn="0" w:lastRowLastColumn="0"/>
-            <w:tcW w:w="3024" w:type="dxa"/>
-          </w:tcPr>
-          <w:p>
-            <w:pPr>
-              <w:keepNext/>
-              <w:jc w:val="both"/>
-              <w:rPr>
-                <w:lang w:val="it-IT"/>
-              </w:rPr>
-            </w:pPr>
-            <w:r>
-              <w:rPr>
-                <w:sz w:val="18"/>
-                <w:lang w:val="it-IT"/>
-              </w:rPr>
-              <w:t>Portata su persona in movimento</w:t>
-            </w:r>
-          </w:p>
-        </w:tc>
-        <w:tc>
-          <w:tcPr>
-            <w:tcW w:w="3024" w:type="dxa"/>
-          </w:tcPr>
-          <w:p>
-            <w:pPr>
-              <w:keepNext/>
-              <w:jc w:val="both"/>
-              <w:cnfStyle w:val="000000100000" w:firstRow="0" w:lastRow="0" w:firstColumn="0" w:lastColumn="0" w:oddVBand="0" w:evenVBand="0" w:oddHBand="1" w:evenHBand="0" w:firstRowFirstColumn="0" w:firstRowLastColumn="0" w:lastRowFirstColumn="0" w:lastRowLastColumn="0"/>
-              <w:rPr>
-                <w:lang w:val="it-IT"/>
-              </w:rPr>
-            </w:pPr>
-            <w:r>
-              <w:rPr>
-                <w:sz w:val="18"/>
-                <w:lang w:val="it-IT"/>
-              </w:rPr>
-              <w:t>6 m (tetto configurato)</w:t>
-            </w:r>
-          </w:p>
-        </w:tc>
-        <w:tc>
-          <w:tcPr>
-            <w:tcW w:w="3024" w:type="dxa"/>
-          </w:tcPr>
-          <w:p>
-            <w:pPr>
-              <w:keepNext/>
-              <w:jc w:val="both"/>
-              <w:cnfStyle w:val="000000100000" w:firstRow="0" w:lastRow="0" w:firstColumn="0" w:lastColumn="0" w:oddVBand="0" w:evenVBand="0" w:oddHBand="1" w:evenHBand="0" w:firstRowFirstColumn="0" w:firstRowLastColumn="0" w:lastRowFirstColumn="0" w:lastRowLastColumn="0"/>
-              <w:rPr>
-                <w:lang w:val="it-IT"/>
-              </w:rPr>
-            </w:pPr>
-            <w:r>
-              <w:rPr>
-                <w:sz w:val="18"/>
-                <w:lang w:val="it-IT"/>
-              </w:rPr>
-              <w:t>1 m acquisizione, 2 m mantenimento</w:t>
-            </w:r>
-          </w:p>
-        </w:tc>
-      </w:tr>
-      <w:tr>
-        <w:trPr>
-          <w:cnfStyle w:val="000000010000" w:firstRow="0" w:lastRow="0" w:firstColumn="0" w:lastColumn="0" w:oddVBand="0" w:evenVBand="0" w:oddHBand="0" w:evenHBand="1" w:firstRowFirstColumn="0" w:firstRowLastColumn="0" w:lastRowFirstColumn="0" w:lastRowLastColumn="0"/>
-        </w:trPr>
-        <w:tc>
-          <w:tcPr>
-            <w:cnfStyle w:val="001000000000" w:firstRow="0" w:lastRow="0" w:firstColumn="1" w:lastColumn="0" w:oddVBand="0" w:evenVBand="0" w:oddHBand="0" w:evenHBand="0" w:firstRowFirstColumn="0" w:firstRowLastColumn="0" w:lastRowFirstColumn="0" w:lastRowLastColumn="0"/>
-            <w:tcW w:w="3024" w:type="dxa"/>
-          </w:tcPr>
-          <w:p>
-            <w:pPr>
-              <w:keepNext/>
-              <w:jc w:val="both"/>
-              <w:rPr>
-                <w:lang w:val="it-IT"/>
-              </w:rPr>
-            </w:pPr>
-            <w:r>
-              <w:rPr>
-                <w:sz w:val="18"/>
-                <w:lang w:val="it-IT"/>
-              </w:rPr>
-              <w:t>Persona immobile a 1 m / sotto il banco</w:t>
-            </w:r>
-          </w:p>
-        </w:tc>
-        <w:tc>
-          <w:tcPr>
-            <w:tcW w:w="3024" w:type="dxa"/>
-          </w:tcPr>
-          <w:p>
-            <w:pPr>
-              <w:keepNext/>
-              <w:jc w:val="both"/>
-              <w:cnfStyle w:val="000000010000" w:firstRow="0" w:lastRow="0" w:firstColumn="0" w:lastColumn="0" w:oddVBand="0" w:evenVBand="0" w:oddHBand="0" w:evenHBand="1" w:firstRowFirstColumn="0" w:firstRowLastColumn="0" w:lastRowFirstColumn="0" w:lastRowLastColumn="0"/>
-              <w:rPr>
-                <w:lang w:val="it-IT"/>
-              </w:rPr>
-            </w:pPr>
-            <w:r>
-              <w:rPr>
-                <w:sz w:val="18"/>
-                <w:lang w:val="it-IT"/>
-              </w:rPr>
-              <w:t>100 % / 100 %</w:t>
-            </w:r>
-          </w:p>
-        </w:tc>
-        <w:tc>
-          <w:tcPr>
-            <w:tcW w:w="3024" w:type="dxa"/>
-          </w:tcPr>
-          <w:p>
-            <w:pPr>
-              <w:keepNext/>
-              <w:jc w:val="both"/>
-              <w:cnfStyle w:val="000000010000" w:firstRow="0" w:lastRow="0" w:firstColumn="0" w:lastColumn="0" w:oddVBand="0" w:evenVBand="0" w:oddHBand="0" w:evenHBand="1" w:firstRowFirstColumn="0" w:firstRowLastColumn="0" w:lastRowFirstColumn="0" w:lastRowLastColumn="0"/>
-              <w:rPr>
-                <w:lang w:val="it-IT"/>
-              </w:rPr>
-            </w:pPr>
-            <w:r>
-              <w:rPr>
-                <w:sz w:val="18"/>
-                <w:lang w:val="it-IT"/>
-              </w:rPr>
-              <w:t>100 % / 98,4 %</w:t>
-            </w:r>
-          </w:p>
-        </w:tc>
-      </w:tr>
-      <w:tr>
-        <w:trPr>
-          <w:cnfStyle w:val="000000100000" w:firstRow="0" w:lastRow="0" w:firstColumn="0" w:lastColumn="0" w:oddVBand="0" w:evenVBand="0" w:oddHBand="1" w:evenHBand="0" w:firstRowFirstColumn="0" w:firstRowLastColumn="0" w:lastRowFirstColumn="0" w:lastRowLastColumn="0"/>
-        </w:trPr>
-        <w:tc>
-          <w:tcPr>
-            <w:cnfStyle w:val="001000000000" w:firstRow="0" w:lastRow="0" w:firstColumn="1" w:lastColumn="0" w:oddVBand="0" w:evenVBand="0" w:oddHBand="0" w:evenHBand="0" w:firstRowFirstColumn="0" w:firstRowLastColumn="0" w:lastRowFirstColumn="0" w:lastRowLastColumn="0"/>
-            <w:tcW w:w="3024" w:type="dxa"/>
-          </w:tcPr>
-          <w:p>
-            <w:pPr>
-              <w:keepNext/>
-              <w:jc w:val="both"/>
-              <w:rPr>
-                <w:lang w:val="it-IT"/>
-              </w:rPr>
-            </w:pPr>
-            <w:r>
-              <w:rPr>
-                <w:sz w:val="18"/>
-                <w:lang w:val="it-IT"/>
-              </w:rPr>
-              <w:t>Distanza su bersaglio fermo</w:t>
-            </w:r>
-          </w:p>
-        </w:tc>
-        <w:tc>
-          <w:tcPr>
-            <w:tcW w:w="3024" w:type="dxa"/>
-          </w:tcPr>
-          <w:p>
-            <w:pPr>
-              <w:keepNext/>
-              <w:jc w:val="both"/>
-              <w:cnfStyle w:val="000000100000" w:firstRow="0" w:lastRow="0" w:firstColumn="0" w:lastColumn="0" w:oddVBand="0" w:evenVBand="0" w:oddHBand="1" w:evenHBand="0" w:firstRowFirstColumn="0" w:firstRowLastColumn="0" w:lastRowFirstColumn="0" w:lastRowLastColumn="0"/>
-              <w:rPr>
-                <w:lang w:val="it-IT"/>
-              </w:rPr>
-            </w:pPr>
-            <w:r>
-              <w:rPr>
-                <w:sz w:val="18"/>
-                <w:lang w:val="it-IT"/>
-              </w:rPr>
-              <w:t>sì, dispersione 1,5 cm</w:t>
-            </w:r>
-          </w:p>
-        </w:tc>
-        <w:tc>
-          <w:tcPr>
-            <w:tcW w:w="3024" w:type="dxa"/>
-          </w:tcPr>
-          <w:p>
-            <w:pPr>
-              <w:keepNext/>
-              <w:jc w:val="both"/>
-              <w:cnfStyle w:val="000000100000" w:firstRow="0" w:lastRow="0" w:firstColumn="0" w:lastColumn="0" w:oddVBand="0" w:evenVBand="0" w:oddHBand="1" w:evenHBand="0" w:firstRowFirstColumn="0" w:firstRowLastColumn="0" w:lastRowFirstColumn="0" w:lastRowLastColumn="0"/>
-              <w:rPr>
-                <w:lang w:val="it-IT"/>
-              </w:rPr>
-            </w:pPr>
-            <w:r>
-              <w:rPr>
-                <w:sz w:val="18"/>
-                <w:lang w:val="it-IT"/>
-              </w:rPr>
-              <w:t>no (manuale §8, misurato)</w:t>
-            </w:r>
-          </w:p>
-        </w:tc>
-      </w:tr>
-      <w:tr>
-        <w:trPr>
-          <w:cnfStyle w:val="000000010000" w:firstRow="0" w:lastRow="0" w:firstColumn="0" w:lastColumn="0" w:oddVBand="0" w:evenVBand="0" w:oddHBand="0" w:evenHBand="1" w:firstRowFirstColumn="0" w:firstRowLastColumn="0" w:lastRowFirstColumn="0" w:lastRowLastColumn="0"/>
-        </w:trPr>
-        <w:tc>
-          <w:tcPr>
-            <w:cnfStyle w:val="001000000000" w:firstRow="0" w:lastRow="0" w:firstColumn="1" w:lastColumn="0" w:oddVBand="0" w:evenVBand="0" w:oddHBand="0" w:evenHBand="0" w:firstRowFirstColumn="0" w:firstRowLastColumn="0" w:lastRowFirstColumn="0" w:lastRowLastColumn="0"/>
-            <w:tcW w:w="3024" w:type="dxa"/>
-          </w:tcPr>
-          <w:p>
-            <w:pPr>
-              <w:keepNext/>
-              <w:jc w:val="both"/>
-              <w:rPr>
-                <w:lang w:val="it-IT"/>
-              </w:rPr>
-            </w:pPr>
-            <w:r>
-              <w:rPr>
-                <w:sz w:val="18"/>
-                <w:lang w:val="it-IT"/>
-              </w:rPr>
-              <w:t>Distanza su bersaglio in moto</w:t>
-            </w:r>
-          </w:p>
-        </w:tc>
-        <w:tc>
-          <w:tcPr>
-            <w:tcW w:w="3024" w:type="dxa"/>
-          </w:tcPr>
-          <w:p>
-            <w:pPr>
-              <w:keepNext/>
-              <w:jc w:val="both"/>
-              <w:cnfStyle w:val="000000010000" w:firstRow="0" w:lastRow="0" w:firstColumn="0" w:lastColumn="0" w:oddVBand="0" w:evenVBand="0" w:oddHBand="0" w:evenHBand="1" w:firstRowFirstColumn="0" w:firstRowLastColumn="0" w:lastRowFirstColumn="0" w:lastRowLastColumn="0"/>
-              <w:rPr>
-                <w:lang w:val="it-IT"/>
-              </w:rPr>
-            </w:pPr>
-            <w:r>
-              <w:rPr>
-                <w:sz w:val="18"/>
-                <w:lang w:val="it-IT"/>
-              </w:rPr>
-              <w:t>continua fino a 5 m, R² = 0,99965</w:t>
-            </w:r>
-          </w:p>
-        </w:tc>
-        <w:tc>
-          <w:tcPr>
-            <w:tcW w:w="3024" w:type="dxa"/>
-          </w:tcPr>
-          <w:p>
-            <w:pPr>
-              <w:keepNext/>
-              <w:jc w:val="both"/>
-              <w:cnfStyle w:val="000000010000" w:firstRow="0" w:lastRow="0" w:firstColumn="0" w:lastColumn="0" w:oddVBand="0" w:evenVBand="0" w:oddHBand="0" w:evenHBand="1" w:firstRowFirstColumn="0" w:firstRowLastColumn="0" w:lastRowFirstColumn="0" w:lastRowLastColumn="0"/>
-              <w:rPr>
-                <w:lang w:val="it-IT"/>
-              </w:rPr>
-            </w:pPr>
-            <w:r>
-              <w:rPr>
-                <w:sz w:val="18"/>
-                <w:lang w:val="it-IT"/>
-              </w:rPr>
-              <w:t>valida fino a 1 m, poi stantia</w:t>
-            </w:r>
-          </w:p>
-        </w:tc>
-      </w:tr>
-      <w:tr>
-        <w:trPr>
-          <w:cnfStyle w:val="000000100000" w:firstRow="0" w:lastRow="0" w:firstColumn="0" w:lastColumn="0" w:oddVBand="0" w:evenVBand="0" w:oddHBand="1" w:evenHBand="0" w:firstRowFirstColumn="0" w:firstRowLastColumn="0" w:lastRowFirstColumn="0" w:lastRowLastColumn="0"/>
-        </w:trPr>
-        <w:tc>
-          <w:tcPr>
-            <w:cnfStyle w:val="001000000000" w:firstRow="0" w:lastRow="0" w:firstColumn="1" w:lastColumn="0" w:oddVBand="0" w:evenVBand="0" w:oddHBand="0" w:evenHBand="0" w:firstRowFirstColumn="0" w:firstRowLastColumn="0" w:lastRowFirstColumn="0" w:lastRowLastColumn="0"/>
-            <w:tcW w:w="3024" w:type="dxa"/>
-          </w:tcPr>
-          <w:p>
-            <w:pPr>
-              <w:keepNext/>
-              <w:jc w:val="both"/>
-              <w:rPr>
-                <w:lang w:val="it-IT"/>
-              </w:rPr>
-            </w:pPr>
-            <w:r>
-              <w:rPr>
-                <w:sz w:val="18"/>
-                <w:lang w:val="it-IT"/>
-              </w:rPr>
-              <w:t>Graduazione del movimento</w:t>
-            </w:r>
-          </w:p>
-        </w:tc>
-        <w:tc>
-          <w:tcPr>
-            <w:tcW w:w="3024" w:type="dxa"/>
-          </w:tcPr>
-          <w:p>
-            <w:pPr>
-              <w:keepNext/>
-              <w:jc w:val="both"/>
-              <w:cnfStyle w:val="000000100000" w:firstRow="0" w:lastRow="0" w:firstColumn="0" w:lastColumn="0" w:oddVBand="0" w:evenVBand="0" w:oddHBand="1" w:evenHBand="0" w:firstRowFirstColumn="0" w:firstRowLastColumn="0" w:lastRowFirstColumn="0" w:lastRowLastColumn="0"/>
-              <w:rPr>
-                <w:lang w:val="it-IT"/>
-              </w:rPr>
-            </w:pPr>
-            <w:r>
-              <w:rPr>
-                <w:sz w:val="18"/>
-                <w:lang w:val="it-IT"/>
-              </w:rPr>
-              <w:t>68,6, 84,4, 99,3</w:t>
-            </w:r>
-          </w:p>
-        </w:tc>
-        <w:tc>
-          <w:tcPr>
-            <w:tcW w:w="3024" w:type="dxa"/>
-          </w:tcPr>
-          <w:p>
-            <w:pPr>
-              <w:keepNext/>
-              <w:jc w:val="both"/>
-              <w:cnfStyle w:val="000000100000" w:firstRow="0" w:lastRow="0" w:firstColumn="0" w:lastColumn="0" w:oddVBand="0" w:evenVBand="0" w:oddHBand="1" w:evenHBand="0" w:firstRowFirstColumn="0" w:firstRowLastColumn="0" w:lastRowFirstColumn="0" w:lastRowLastColumn="0"/>
-              <w:rPr>
-                <w:lang w:val="it-IT"/>
-              </w:rPr>
-            </w:pPr>
-            <w:r>
-              <w:rPr>
-                <w:sz w:val="18"/>
-                <w:lang w:val="it-IT"/>
-              </w:rPr>
-              <w:t>piatta e rovesciata</w:t>
-            </w:r>
-          </w:p>
-        </w:tc>
-      </w:tr>
-      <w:tr>
-        <w:trPr>
-          <w:cnfStyle w:val="000000010000" w:firstRow="0" w:lastRow="0" w:firstColumn="0" w:lastColumn="0" w:oddVBand="0" w:evenVBand="0" w:oddHBand="0" w:evenHBand="1" w:firstRowFirstColumn="0" w:firstRowLastColumn="0" w:lastRowFirstColumn="0" w:lastRowLastColumn="0"/>
-        </w:trPr>
-        <w:tc>
-          <w:tcPr>
-            <w:cnfStyle w:val="001000000000" w:firstRow="0" w:lastRow="0" w:firstColumn="1" w:lastColumn="0" w:oddVBand="0" w:evenVBand="0" w:oddHBand="0" w:evenHBand="0" w:firstRowFirstColumn="0" w:firstRowLastColumn="0" w:lastRowFirstColumn="0" w:lastRowLastColumn="0"/>
-            <w:tcW w:w="3024" w:type="dxa"/>
-          </w:tcPr>
-          <w:p>
-            <w:pPr>
-              <w:keepNext/>
-              <w:jc w:val="both"/>
-              <w:rPr>
-                <w:lang w:val="it-IT"/>
-              </w:rPr>
-            </w:pPr>
-            <w:r>
-              <w:rPr>
-                <w:sz w:val="18"/>
-                <w:lang w:val="it-IT"/>
-              </w:rPr>
-              <w:t>Latenza d'ingresso</w:t>
-            </w:r>
-          </w:p>
-        </w:tc>
-        <w:tc>
-          <w:tcPr>
-            <w:tcW w:w="3024" w:type="dxa"/>
-          </w:tcPr>
-          <w:p>
-            <w:pPr>
-              <w:keepNext/>
-              <w:jc w:val="both"/>
-              <w:cnfStyle w:val="000000010000" w:firstRow="0" w:lastRow="0" w:firstColumn="0" w:lastColumn="0" w:oddVBand="0" w:evenVBand="0" w:oddHBand="0" w:evenHBand="1" w:firstRowFirstColumn="0" w:firstRowLastColumn="0" w:lastRowFirstColumn="0" w:lastRowLastColumn="0"/>
-              <w:rPr>
-                <w:lang w:val="it-IT"/>
-              </w:rPr>
-            </w:pPr>
-            <w:r>
-              <w:rPr>
-                <w:sz w:val="18"/>
-                <w:lang w:val="it-IT"/>
-              </w:rPr>
-              <w:t>5,36 ± 0,30 s</w:t>
-            </w:r>
-          </w:p>
-        </w:tc>
-        <w:tc>
-          <w:tcPr>
-            <w:tcW w:w="3024" w:type="dxa"/>
-          </w:tcPr>
-          <w:p>
-            <w:pPr>
-              <w:keepNext/>
-              <w:jc w:val="both"/>
-              <w:cnfStyle w:val="000000010000" w:firstRow="0" w:lastRow="0" w:firstColumn="0" w:lastColumn="0" w:oddVBand="0" w:evenVBand="0" w:oddHBand="0" w:evenHBand="1" w:firstRowFirstColumn="0" w:firstRowLastColumn="0" w:lastRowFirstColumn="0" w:lastRowLastColumn="0"/>
-              <w:rPr>
-                <w:lang w:val="it-IT"/>
-              </w:rPr>
-            </w:pPr>
-            <w:r>
-              <w:rPr>
-                <w:sz w:val="18"/>
-                <w:lang w:val="it-IT"/>
-              </w:rPr>
-              <w:t>7,28 ± 1,40 s</w:t>
-            </w:r>
-          </w:p>
-        </w:tc>
-      </w:tr>
-      <w:tr>
-        <w:trPr>
-          <w:cnfStyle w:val="000000100000" w:firstRow="0" w:lastRow="0" w:firstColumn="0" w:lastColumn="0" w:oddVBand="0" w:evenVBand="0" w:oddHBand="1" w:evenHBand="0" w:firstRowFirstColumn="0" w:firstRowLastColumn="0" w:lastRowFirstColumn="0" w:lastRowLastColumn="0"/>
-        </w:trPr>
-        <w:tc>
-          <w:tcPr>
-            <w:cnfStyle w:val="001000000000" w:firstRow="0" w:lastRow="0" w:firstColumn="1" w:lastColumn="0" w:oddVBand="0" w:evenVBand="0" w:oddHBand="0" w:evenHBand="0" w:firstRowFirstColumn="0" w:firstRowLastColumn="0" w:lastRowFirstColumn="0" w:lastRowLastColumn="0"/>
-            <w:tcW w:w="3024" w:type="dxa"/>
-          </w:tcPr>
-          <w:p>
-            <w:pPr>
-              <w:keepNext/>
-              <w:jc w:val="both"/>
-              <w:rPr>
-                <w:lang w:val="it-IT"/>
-              </w:rPr>
-            </w:pPr>
-            <w:r>
-              <w:rPr>
-                <w:sz w:val="18"/>
-                <w:lang w:val="it-IT"/>
-              </w:rPr>
-              <w:t>Rilascio (parametro 5 s)</w:t>
-            </w:r>
-          </w:p>
-        </w:tc>
-        <w:tc>
-          <w:tcPr>
-            <w:tcW w:w="3024" w:type="dxa"/>
-          </w:tcPr>
-          <w:p>
-            <w:pPr>
-              <w:keepNext/>
-              <w:jc w:val="both"/>
-              <w:cnfStyle w:val="000000100000" w:firstRow="0" w:lastRow="0" w:firstColumn="0" w:lastColumn="0" w:oddVBand="0" w:evenVBand="0" w:oddHBand="1" w:evenHBand="0" w:firstRowFirstColumn="0" w:firstRowLastColumn="0" w:lastRowFirstColumn="0" w:lastRowLastColumn="0"/>
-              <w:rPr>
-                <w:lang w:val="it-IT"/>
-              </w:rPr>
-            </w:pPr>
-            <w:r>
-              <w:rPr>
-                <w:sz w:val="18"/>
-                <w:lang w:val="it-IT"/>
-              </w:rPr>
-              <w:t>18,4 s</w:t>
-            </w:r>
-          </w:p>
-        </w:tc>
-        <w:tc>
-          <w:tcPr>
-            <w:tcW w:w="3024" w:type="dxa"/>
-          </w:tcPr>
-          <w:p>
-            <w:pPr>
-              <w:keepNext/>
-              <w:jc w:val="both"/>
-              <w:cnfStyle w:val="000000100000" w:firstRow="0" w:lastRow="0" w:firstColumn="0" w:lastColumn="0" w:oddVBand="0" w:evenVBand="0" w:oddHBand="1" w:evenHBand="0" w:firstRowFirstColumn="0" w:firstRowLastColumn="0" w:lastRowFirstColumn="0" w:lastRowLastColumn="0"/>
-              <w:rPr>
-                <w:lang w:val="it-IT"/>
-              </w:rPr>
-            </w:pPr>
-            <w:r>
-              <w:rPr>
-                <w:sz w:val="18"/>
-                <w:lang w:val="it-IT"/>
-              </w:rPr>
-              <w:t>7,7 s (campo più corto)</w:t>
-            </w:r>
-          </w:p>
-        </w:tc>
-      </w:tr>
-      <w:tr>
-        <w:trPr>
-          <w:cnfStyle w:val="000000010000" w:firstRow="0" w:lastRow="0" w:firstColumn="0" w:lastColumn="0" w:oddVBand="0" w:evenVBand="0" w:oddHBand="0" w:evenHBand="1" w:firstRowFirstColumn="0" w:firstRowLastColumn="0" w:lastRowFirstColumn="0" w:lastRowLastColumn="0"/>
-        </w:trPr>
-        <w:tc>
-          <w:tcPr>
-            <w:cnfStyle w:val="001000000000" w:firstRow="0" w:lastRow="0" w:firstColumn="1" w:lastColumn="0" w:oddVBand="0" w:evenVBand="0" w:oddHBand="0" w:evenHBand="0" w:firstRowFirstColumn="0" w:firstRowLastColumn="0" w:lastRowFirstColumn="0" w:lastRowLastColumn="0"/>
-            <w:tcW w:w="3024" w:type="dxa"/>
-          </w:tcPr>
-          <w:p>
-            <w:pPr>
-              <w:keepNext/>
-              <w:jc w:val="both"/>
-              <w:rPr>
-                <w:lang w:val="it-IT"/>
-              </w:rPr>
-            </w:pPr>
-            <w:r>
-              <w:rPr>
-                <w:sz w:val="18"/>
-                <w:lang w:val="it-IT"/>
-              </w:rPr>
-              <w:t>Copertura angolare a 1 m</w:t>
-            </w:r>
-          </w:p>
-        </w:tc>
-        <w:tc>
-          <w:tcPr>
-            <w:tcW w:w="3024" w:type="dxa"/>
-          </w:tcPr>
-          <w:p>
-            <w:pPr>
-              <w:keepNext/>
-              <w:jc w:val="both"/>
-              <w:cnfStyle w:val="000000010000" w:firstRow="0" w:lastRow="0" w:firstColumn="0" w:lastColumn="0" w:oddVBand="0" w:evenVBand="0" w:oddHBand="0" w:evenHBand="1" w:firstRowFirstColumn="0" w:firstRowLastColumn="0" w:lastRowFirstColumn="0" w:lastRowLastColumn="0"/>
-              <w:rPr>
-                <w:lang w:val="it-IT"/>
-              </w:rPr>
-            </w:pPr>
-            <w:r>
-              <w:rPr>
-                <w:sz w:val="18"/>
-                <w:lang w:val="it-IT"/>
-              </w:rPr>
-              <w:t>≥ ± 90°</w:t>
-            </w:r>
-          </w:p>
-        </w:tc>
-        <w:tc>
-          <w:tcPr>
-            <w:tcW w:w="3024" w:type="dxa"/>
-          </w:tcPr>
-          <w:p>
-            <w:pPr>
-              <w:keepNext/>
-              <w:jc w:val="both"/>
-              <w:cnfStyle w:val="000000010000" w:firstRow="0" w:lastRow="0" w:firstColumn="0" w:lastColumn="0" w:oddVBand="0" w:evenVBand="0" w:oddHBand="0" w:evenHBand="1" w:firstRowFirstColumn="0" w:firstRowLastColumn="0" w:lastRowFirstColumn="0" w:lastRowLastColumn="0"/>
-              <w:rPr>
-                <w:lang w:val="it-IT"/>
-              </w:rPr>
-            </w:pPr>
-            <w:r>
-              <w:rPr>
-                <w:sz w:val="18"/>
-                <w:lang w:val="it-IT"/>
-              </w:rPr>
-              <w:t>≈ ± 75°</w:t>
-            </w:r>
-          </w:p>
-        </w:tc>
-      </w:tr>
-      <w:tr>
-        <w:trPr>
-          <w:cnfStyle w:val="000000100000" w:firstRow="0" w:lastRow="0" w:firstColumn="0" w:lastColumn="0" w:oddVBand="0" w:evenVBand="0" w:oddHBand="1" w:evenHBand="0" w:firstRowFirstColumn="0" w:firstRowLastColumn="0" w:lastRowFirstColumn="0" w:lastRowLastColumn="0"/>
-        </w:trPr>
-        <w:tc>
-          <w:tcPr>
-            <w:cnfStyle w:val="001000000000" w:firstRow="0" w:lastRow="0" w:firstColumn="1" w:lastColumn="0" w:oddVBand="0" w:evenVBand="0" w:oddHBand="0" w:evenHBand="0" w:firstRowFirstColumn="0" w:firstRowLastColumn="0" w:lastRowFirstColumn="0" w:lastRowLastColumn="0"/>
-            <w:tcW w:w="3024" w:type="dxa"/>
-          </w:tcPr>
-          <w:p>
-            <w:pPr>
-              <w:keepNext/>
-              <w:jc w:val="both"/>
-              <w:rPr>
-                <w:lang w:val="it-IT"/>
-              </w:rPr>
-            </w:pPr>
-            <w:r>
-              <w:rPr>
-                <w:sz w:val="18"/>
-                <w:lang w:val="it-IT"/>
-              </w:rPr>
-              <w:t>Cartongesso 10 mm</w:t>
-            </w:r>
-          </w:p>
-        </w:tc>
-        <w:tc>
-          <w:tcPr>
-            <w:tcW w:w="3024" w:type="dxa"/>
-          </w:tcPr>
-          <w:p>
-            <w:pPr>
-              <w:keepNext/>
-              <w:jc w:val="both"/>
-              <w:cnfStyle w:val="000000100000" w:firstRow="0" w:lastRow="0" w:firstColumn="0" w:lastColumn="0" w:oddVBand="0" w:evenVBand="0" w:oddHBand="1" w:evenHBand="0" w:firstRowFirstColumn="0" w:firstRowLastColumn="0" w:lastRowFirstColumn="0" w:lastRowLastColumn="0"/>
-              <w:rPr>
-                <w:lang w:val="it-IT"/>
-              </w:rPr>
-            </w:pPr>
-            <w:r>
-              <w:rPr>
-                <w:sz w:val="18"/>
-                <w:lang w:val="it-IT"/>
-              </w:rPr>
-              <w:t>−26 % a 3 m, portata intatta</w:t>
-            </w:r>
-          </w:p>
-        </w:tc>
-        <w:tc>
-          <w:tcPr>
-            <w:tcW w:w="3024" w:type="dxa"/>
-          </w:tcPr>
-          <w:p>
-            <w:pPr>
-              <w:keepNext/>
-              <w:jc w:val="both"/>
-              <w:cnfStyle w:val="000000100000" w:firstRow="0" w:lastRow="0" w:firstColumn="0" w:lastColumn="0" w:oddVBand="0" w:evenVBand="0" w:oddHBand="1" w:evenHBand="0" w:firstRowFirstColumn="0" w:firstRowLastColumn="0" w:lastRowFirstColumn="0" w:lastRowLastColumn="0"/>
-              <w:rPr>
-                <w:lang w:val="it-IT"/>
-              </w:rPr>
-            </w:pPr>
-            <w:r>
-              <w:rPr>
-                <w:sz w:val="18"/>
-                <w:lang w:val="it-IT"/>
-              </w:rPr>
-              <w:t>0,7 dB</w:t>
-            </w:r>
-          </w:p>
-        </w:tc>
-      </w:tr>
-      <w:tr>
-        <w:trPr>
-          <w:cnfStyle w:val="000000010000" w:firstRow="0" w:lastRow="0" w:firstColumn="0" w:lastColumn="0" w:oddVBand="0" w:evenVBand="0" w:oddHBand="0" w:evenHBand="1" w:firstRowFirstColumn="0" w:firstRowLastColumn="0" w:lastRowFirstColumn="0" w:lastRowLastColumn="0"/>
-        </w:trPr>
-        <w:tc>
-          <w:tcPr>
-            <w:cnfStyle w:val="001000000000" w:firstRow="0" w:lastRow="0" w:firstColumn="1" w:lastColumn="0" w:oddVBand="0" w:evenVBand="0" w:oddHBand="0" w:evenHBand="0" w:firstRowFirstColumn="0" w:firstRowLastColumn="0" w:lastRowFirstColumn="0" w:lastRowLastColumn="0"/>
-            <w:tcW w:w="3024" w:type="dxa"/>
-          </w:tcPr>
-          <w:p>
-            <w:pPr>
-              <w:keepNext/>
-              <w:jc w:val="both"/>
-              <w:rPr>
-                <w:lang w:val="it-IT"/>
-              </w:rPr>
-            </w:pPr>
-            <w:r>
-              <w:rPr>
-                <w:sz w:val="18"/>
-                <w:lang w:val="it-IT"/>
-              </w:rPr>
-              <w:t>Legno 10 mm</w:t>
-            </w:r>
-          </w:p>
-        </w:tc>
-        <w:tc>
-          <w:tcPr>
-            <w:tcW w:w="3024" w:type="dxa"/>
-          </w:tcPr>
-          <w:p>
-            <w:pPr>
-              <w:keepNext/>
-              <w:jc w:val="both"/>
-              <w:cnfStyle w:val="000000010000" w:firstRow="0" w:lastRow="0" w:firstColumn="0" w:lastColumn="0" w:oddVBand="0" w:evenVBand="0" w:oddHBand="0" w:evenHBand="1" w:firstRowFirstColumn="0" w:firstRowLastColumn="0" w:lastRowFirstColumn="0" w:lastRowLastColumn="0"/>
-              <w:rPr>
-                <w:lang w:val="it-IT"/>
-              </w:rPr>
-            </w:pPr>
-            <w:r>
-              <w:rPr>
-                <w:sz w:val="18"/>
-                <w:lang w:val="it-IT"/>
-              </w:rPr>
-              <w:t>−42 %, portata intatta</w:t>
-            </w:r>
-          </w:p>
-        </w:tc>
-        <w:tc>
-          <w:tcPr>
-            <w:tcW w:w="3024" w:type="dxa"/>
-          </w:tcPr>
-          <w:p>
-            <w:pPr>
-              <w:keepNext/>
-              <w:jc w:val="both"/>
-              <w:cnfStyle w:val="000000010000" w:firstRow="0" w:lastRow="0" w:firstColumn="0" w:lastColumn="0" w:oddVBand="0" w:evenVBand="0" w:oddHBand="0" w:evenHBand="1" w:firstRowFirstColumn="0" w:firstRowLastColumn="0" w:lastRowFirstColumn="0" w:lastRowLastColumn="0"/>
-              <w:rPr>
-                <w:lang w:val="it-IT"/>
-              </w:rPr>
-            </w:pPr>
-            <w:r>
-              <w:rPr>
-                <w:sz w:val="18"/>
-                <w:lang w:val="it-IT"/>
-              </w:rPr>
-              <w:t>non acquisirebbe a 1 m</w:t>
-            </w:r>
-          </w:p>
-        </w:tc>
-      </w:tr>
-      <w:tr>
-        <w:trPr>
-          <w:cnfStyle w:val="000000100000" w:firstRow="0" w:lastRow="0" w:firstColumn="0" w:lastColumn="0" w:oddVBand="0" w:evenVBand="0" w:oddHBand="1" w:evenHBand="0" w:firstRowFirstColumn="0" w:firstRowLastColumn="0" w:lastRowFirstColumn="0" w:lastRowLastColumn="0"/>
-        </w:trPr>
-        <w:tc>
-          <w:tcPr>
-            <w:cnfStyle w:val="001000000000" w:firstRow="0" w:lastRow="0" w:firstColumn="1" w:lastColumn="0" w:oddVBand="0" w:evenVBand="0" w:oddHBand="0" w:evenHBand="0" w:firstRowFirstColumn="0" w:firstRowLastColumn="0" w:lastRowFirstColumn="0" w:lastRowLastColumn="0"/>
-            <w:tcW w:w="3024" w:type="dxa"/>
-          </w:tcPr>
-          <w:p>
-            <w:pPr>
-              <w:keepNext/>
-              <w:jc w:val="both"/>
-              <w:rPr>
-                <w:lang w:val="it-IT"/>
-              </w:rPr>
-            </w:pPr>
-            <w:r>
-              <w:rPr>
-                <w:sz w:val="18"/>
-                <w:lang w:val="it-IT"/>
-              </w:rPr>
-              <w:t>Respiro a ritmo imposto</w:t>
-            </w:r>
-          </w:p>
-        </w:tc>
-        <w:tc>
-          <w:tcPr>
-            <w:tcW w:w="3024" w:type="dxa"/>
-          </w:tcPr>
-          <w:p>
-            <w:pPr>
-              <w:keepNext/>
-              <w:jc w:val="both"/>
-              <w:cnfStyle w:val="000000100000" w:firstRow="0" w:lastRow="0" w:firstColumn="0" w:lastColumn="0" w:oddVBand="0" w:evenVBand="0" w:oddHBand="1" w:evenHBand="0" w:firstRowFirstColumn="0" w:firstRowLastColumn="0" w:lastRowFirstColumn="0" w:lastRowLastColumn="0"/>
-              <w:rPr>
-                <w:lang w:val="it-IT"/>
-              </w:rPr>
-            </w:pPr>
-            <w:r>
-              <w:rPr>
-                <w:sz w:val="18"/>
-                <w:lang w:val="it-IT"/>
-              </w:rPr>
-              <w:t>13/15 trial</w:t>
-            </w:r>
-          </w:p>
-        </w:tc>
-        <w:tc>
-          <w:tcPr>
-            <w:tcW w:w="3024" w:type="dxa"/>
-          </w:tcPr>
-          <w:p>
-            <w:pPr>
-              <w:keepNext/>
-              <w:jc w:val="both"/>
-              <w:cnfStyle w:val="000000100000" w:firstRow="0" w:lastRow="0" w:firstColumn="0" w:lastColumn="0" w:oddVBand="0" w:evenVBand="0" w:oddHBand="1" w:evenHBand="0" w:firstRowFirstColumn="0" w:firstRowLastColumn="0" w:lastRowFirstColumn="0" w:lastRowLastColumn="0"/>
-              <w:rPr>
-                <w:lang w:val="it-IT"/>
-              </w:rPr>
-            </w:pPr>
-            <w:r>
-              <w:rPr>
-                <w:sz w:val="18"/>
-                <w:lang w:val="it-IT"/>
-              </w:rPr>
-              <w:t>1/3 (2/3 a gate fisso)</w:t>
-            </w:r>
-          </w:p>
-        </w:tc>
-      </w:tr>
-      <w:tr>
-        <w:trPr>
-          <w:cnfStyle w:val="000000010000" w:firstRow="0" w:lastRow="0" w:firstColumn="0" w:lastColumn="0" w:oddVBand="0" w:evenVBand="0" w:oddHBand="0" w:evenHBand="1" w:firstRowFirstColumn="0" w:firstRowLastColumn="0" w:lastRowFirstColumn="0" w:lastRowLastColumn="0"/>
-        </w:trPr>
-        <w:tc>
-          <w:tcPr>
-            <w:cnfStyle w:val="001000000000" w:firstRow="0" w:lastRow="0" w:firstColumn="1" w:lastColumn="0" w:oddVBand="0" w:evenVBand="0" w:oddHBand="0" w:evenHBand="0" w:firstRowFirstColumn="0" w:firstRowLastColumn="0" w:lastRowFirstColumn="0" w:lastRowLastColumn="0"/>
-            <w:tcW w:w="3024" w:type="dxa"/>
-          </w:tcPr>
-          <w:p>
-            <w:pPr>
-              <w:keepNext/>
-              <w:jc w:val="both"/>
-              <w:rPr>
-                <w:lang w:val="it-IT"/>
-              </w:rPr>
-            </w:pPr>
-            <w:r>
-              <w:rPr>
-                <w:sz w:val="18"/>
-                <w:lang w:val="it-IT"/>
-              </w:rPr>
-              <w:t>Due persone</w:t>
-            </w:r>
-          </w:p>
-        </w:tc>
-        <w:tc>
-          <w:tcPr>
-            <w:tcW w:w="3024" w:type="dxa"/>
-          </w:tcPr>
-          <w:p>
-            <w:pPr>
-              <w:keepNext/>
-              <w:jc w:val="both"/>
-              <w:cnfStyle w:val="000000010000" w:firstRow="0" w:lastRow="0" w:firstColumn="0" w:lastColumn="0" w:oddVBand="0" w:evenVBand="0" w:oddHBand="0" w:evenHBand="1" w:firstRowFirstColumn="0" w:firstRowLastColumn="0" w:lastRowFirstColumn="0" w:lastRowLastColumn="0"/>
-              <w:rPr>
-                <w:lang w:val="it-IT"/>
-              </w:rPr>
-            </w:pPr>
-            <w:r>
-              <w:rPr>
-                <w:sz w:val="18"/>
-                <w:lang w:val="it-IT"/>
-              </w:rPr>
-              <w:t>un bersaglio per canale</w:t>
-            </w:r>
-          </w:p>
-        </w:tc>
-        <w:tc>
-          <w:tcPr>
-            <w:tcW w:w="3024" w:type="dxa"/>
-          </w:tcPr>
-          <w:p>
-            <w:pPr>
-              <w:keepNext/>
-              <w:jc w:val="both"/>
-              <w:cnfStyle w:val="000000010000" w:firstRow="0" w:lastRow="0" w:firstColumn="0" w:lastColumn="0" w:oddVBand="0" w:evenVBand="0" w:oddHBand="0" w:evenHBand="1" w:firstRowFirstColumn="0" w:firstRowLastColumn="0" w:lastRowFirstColumn="0" w:lastRowLastColumn="0"/>
-              <w:rPr>
-                <w:lang w:val="it-IT"/>
-              </w:rPr>
-            </w:pPr>
-            <w:r>
-              <w:rPr>
-                <w:sz w:val="18"/>
-                <w:lang w:val="it-IT"/>
-              </w:rPr>
-              <w:t>un bit</w:t>
-            </w:r>
-          </w:p>
-        </w:tc>
-      </w:tr>
-      <w:tr>
-        <w:trPr>
-          <w:cnfStyle w:val="000000100000" w:firstRow="0" w:lastRow="0" w:firstColumn="0" w:lastColumn="0" w:oddVBand="0" w:evenVBand="0" w:oddHBand="1" w:evenHBand="0" w:firstRowFirstColumn="0" w:firstRowLastColumn="0" w:lastRowFirstColumn="0" w:lastRowLastColumn="0"/>
-        </w:trPr>
-        <w:tc>
-          <w:tcPr>
-            <w:cnfStyle w:val="001000000000" w:firstRow="0" w:lastRow="0" w:firstColumn="1" w:lastColumn="0" w:oddVBand="0" w:evenVBand="0" w:oddHBand="0" w:evenHBand="0" w:firstRowFirstColumn="0" w:firstRowLastColumn="0" w:lastRowFirstColumn="0" w:lastRowLastColumn="0"/>
-            <w:tcW w:w="3024" w:type="dxa"/>
-          </w:tcPr>
-          <w:p>
-            <w:pPr>
-              <w:jc w:val="both"/>
-              <w:rPr>
-                <w:lang w:val="it-IT"/>
-              </w:rPr>
-            </w:pPr>
-            <w:r>
-              <w:rPr>
-                <w:sz w:val="18"/>
-                <w:lang w:val="it-IT"/>
-              </w:rPr>
-              <w:t>Comportamento all'avvio</w:t>
-            </w:r>
-          </w:p>
-        </w:tc>
-        <w:tc>
-          <w:tcPr>
-            <w:tcW w:w="3024" w:type="dxa"/>
-          </w:tcPr>
-          <w:p>
-            <w:pPr>
-              <w:jc w:val="both"/>
-              <w:cnfStyle w:val="000000100000" w:firstRow="0" w:lastRow="0" w:firstColumn="0" w:lastColumn="0" w:oddVBand="0" w:evenVBand="0" w:oddHBand="1" w:evenHBand="0" w:firstRowFirstColumn="0" w:firstRowLastColumn="0" w:lastRowFirstColumn="0" w:lastRowLastColumn="0"/>
-              <w:rPr>
-                <w:lang w:val="it-IT"/>
-              </w:rPr>
-            </w:pPr>
-            <w:r>
-              <w:rPr>
-                <w:sz w:val="18"/>
-                <w:lang w:val="it-IT"/>
-              </w:rPr>
-              <w:t>stabile in decine di riavvii</w:t>
-            </w:r>
-          </w:p>
-        </w:tc>
-        <w:tc>
-          <w:tcPr>
-            <w:tcW w:w="3024" w:type="dxa"/>
-          </w:tcPr>
-          <w:p>
-            <w:pPr>
-              <w:jc w:val="both"/>
-              <w:cnfStyle w:val="000000100000" w:firstRow="0" w:lastRow="0" w:firstColumn="0" w:lastColumn="0" w:oddVBand="0" w:evenVBand="0" w:oddHBand="1" w:evenHBand="0" w:firstRowFirstColumn="0" w:firstRowLastColumn="0" w:lastRowFirstColumn="0" w:lastRowLastColumn="0"/>
-              <w:rPr>
-                <w:lang w:val="it-IT"/>
-              </w:rPr>
-            </w:pPr>
-            <w:r>
-              <w:rPr>
-                <w:sz w:val="18"/>
-                <w:lang w:val="it-IT"/>
-              </w:rPr>
-              <w:t>fondo corrotto da un corpo vicino</w:t>
-            </w:r>
-          </w:p>
-        </w:tc>
-      </w:tr>
-    </w:tbl>
-    <w:p>
-      <w:pPr>
-        <w:jc w:val="both"/>
-        <w:rPr>
-          <w:lang w:val="it-IT"/>
-        </w:rPr>
-      </w:pPr>
-    </w:p>
-    <w:p>
-      <w:pPr>
-        <w:jc w:val="both"/>
-        <w:rPr>
-          <w:lang w:val="it-IT"/>
-        </w:rPr>
-      </w:pPr>
-      <w:r>
-        <w:rPr>
-          <w:b/>
-          <w:lang w:val="it-IT"/>
-        </w:rPr>
-        <w:t xml:space="preserve">Un riscontro indipendente. </w:t>
-      </w:r>
-      <w:r>
-        <w:rPr>
-          <w:lang w:val="it-IT"/>
-        </w:rPr>
-        <w:t>Una relazione di progetto svolta a Camerino nello stesso anno accademico arriva a conclusioni sovrapponibili, con un altro esemplare di ciascun modulo, un'altra libreria e un altro protocollo sperimentale [dellaquila2026]. Sull'HLK-LD2420 riporta un flag di presenza inaffidabile, un primo gate con energie alte anche a stanza vuota ed escluso dalla logica, la necessità di tarare le soglie per gate e, anche dopo, la sovrapposizione fra stanza vuota e soggetto poco attivo. Sull'HLK-LD2410B non osserva falsi positivi con finestre aperte, tende mosse dal vento e in ambiente esterno, e giudica stabile la presenza per tutta la permanenza del soggetto. Le differenze sono due. La relazione giudica buona l'accuratezza di distanza dell'HLK-LD2420, coerente con l'attribuzione all'esemplare del nostro limite di portata. Giudica inoltre l'HLK-LD2410B inadatto al respiro, ma legge la distanza con il modulo sul torace, mentre qui si legge l'energia per gate a 2 m.</w:t>
-      </w:r>
-    </w:p>
-    <w:p>
-      <w:pPr>
-        <w:jc w:val="both"/>
-        <w:rPr>
-          <w:lang w:val="it-IT"/>
-        </w:rPr>
-      </w:pPr>
-      <w:r>
-        <w:rPr>
-          <w:b/>
-          <w:lang w:val="it-IT"/>
-        </w:rPr>
-        <w:t xml:space="preserve">La lettura per il progetto. </w:t>
-      </w:r>
-      <w:r>
-        <w:rPr>
-          <w:lang w:val="it-IT"/>
-        </w:rPr>
-        <w:t>Nello scenario DIPME l'HLK-LD2420 rileva la persona immobile sotto il banco, e questo va detto. Ma dice se e non dove, non gradua il movimento, richiede una taratura per installazione, che su centinaia di banchi è un costo operativo sostanziale, e conserva 5,4 riaccensioni l'ora. L'HLK-LD2410B funziona a soglie di fabbrica con zero falsi positivi, riporta la distanza anche sul bersaglio fermo e fornisce la grandezza continua da cui nasce l'indice di vitalità. Un secondo esemplare di HLK-LD2420 permetterebbe di separare i limiti del modello da quelli del pezzo.</w:t>
-      </w:r>
-    </w:p>
-    <w:p>
-      <w:pPr>
-        <w:pStyle w:val="Titolo2"/>
-        <w:jc w:val="both"/>
-        <w:rPr>
-          <w:lang w:val="it-IT"/>
-        </w:rPr>
-      </w:pPr>
-      <w:proofErr w:type="gramStart"/>
-      <w:r>
-        <w:rPr>
-          <w:lang w:val="it-IT"/>
-        </w:rPr>
-        <w:t>5.12  Sintesi</w:t>
-      </w:r>
-      <w:proofErr w:type="gramEnd"/>
-      <w:r>
-        <w:rPr>
-          <w:lang w:val="it-IT"/>
-        </w:rPr>
-        <w:t xml:space="preserve"> del confronto</w:t>
-      </w:r>
-    </w:p>
-    <w:p>
-      <w:pPr>
-        <w:jc w:val="both"/>
-        <w:rPr>
-          <w:lang w:val="it-IT"/>
-        </w:rPr>
-      </w:pPr>
-      <w:r>
-        <w:rPr>
-          <w:lang w:val="it-IT"/>
-        </w:rPr>
-        <w:t xml:space="preserve">La Tabella 5.8 raccoglie in una sola vista i risultati del capitolo. Tutte le righe con soggetto in movimento o con </w:t>
-      </w:r>
-      <w:proofErr w:type="gramStart"/>
-      <w:r>
-        <w:rPr>
-          <w:lang w:val="it-IT"/>
-        </w:rPr>
-        <w:t>micro-movimenti</w:t>
-      </w:r>
-      <w:proofErr w:type="gramEnd"/>
-      <w:r>
-        <w:rPr>
-          <w:lang w:val="it-IT"/>
-        </w:rPr>
-        <w:t xml:space="preserve"> sono acquisite con il PIR nella configurazione a lui più favorevole.</w:t>
-      </w:r>
-    </w:p>
-    <w:p>
-      <w:pPr>
-        <w:keepNext/>
-        <w:jc w:val="both"/>
-        <w:rPr>
-          <w:lang w:val="it-IT"/>
-        </w:rPr>
-      </w:pPr>
-      <w:r>
-        <w:rPr>
-          <w:i/>
-          <w:sz w:val="20"/>
-          <w:lang w:val="it-IT"/>
-        </w:rPr>
-        <w:lastRenderedPageBreak/>
-        <w:t>Tabella 5.8: Sintesi della campagna sperimentale. “</w:t>
-      </w:r>
-      <w:proofErr w:type="spellStart"/>
-      <w:r>
-        <w:rPr>
-          <w:i/>
-          <w:sz w:val="20"/>
-          <w:lang w:val="it-IT"/>
-        </w:rPr>
-        <w:t>Rilev</w:t>
-      </w:r>
-      <w:proofErr w:type="spellEnd"/>
-      <w:r>
-        <w:rPr>
-          <w:i/>
-          <w:sz w:val="20"/>
-          <w:lang w:val="it-IT"/>
-        </w:rPr>
-        <w:t>.” è la frazione di campioni in cui il sensore riporta la presenza, con la ground truth indicata. La colonna del radar si riferisce all'HLK-LD2410B, mentre l'HLK-LD2420 è riassunto nella Tabella 5.7.</w:t>
-      </w:r>
-    </w:p>
-    <w:tbl>
-      <w:tblPr>
-        <w:tblStyle w:val="Grigliachiara-Colore1"/>
-        <w:tblW w:w="0" w:type="auto"/>
-        <w:tblLook w:val="04A0" w:firstRow="1" w:lastRow="0" w:firstColumn="1" w:lastColumn="0" w:noHBand="0" w:noVBand="1"/>
-      </w:tblPr>
-      <w:tblGrid>
-        <w:gridCol w:w="1814"/>
-        <w:gridCol w:w="1814"/>
-        <w:gridCol w:w="1814"/>
-        <w:gridCol w:w="1814"/>
-        <w:gridCol w:w="1814"/>
-      </w:tblGrid>
-      <w:tr>
-        <w:trPr>
-          <w:cnfStyle w:val="100000000000" w:firstRow="1" w:lastRow="0" w:firstColumn="0" w:lastColumn="0" w:oddVBand="0" w:evenVBand="0" w:oddHBand="0" w:evenHBand="0" w:firstRowFirstColumn="0" w:firstRowLastColumn="0" w:lastRowFirstColumn="0" w:lastRowLastColumn="0"/>
-        </w:trPr>
-        <w:tc>
-          <w:tcPr>
-            <w:cnfStyle w:val="001000000000" w:firstRow="0" w:lastRow="0" w:firstColumn="1" w:lastColumn="0" w:oddVBand="0" w:evenVBand="0" w:oddHBand="0" w:evenHBand="0" w:firstRowFirstColumn="0" w:firstRowLastColumn="0" w:lastRowFirstColumn="0" w:lastRowLastColumn="0"/>
-            <w:tcW w:w="1814" w:type="dxa"/>
-          </w:tcPr>
-          <w:p>
-            <w:pPr>
-              <w:keepNext/>
-              <w:jc w:val="both"/>
-              <w:rPr>
-                <w:lang w:val="it-IT"/>
-              </w:rPr>
-            </w:pPr>
-            <w:r>
-              <w:rPr>
-                <w:sz w:val="18"/>
-                <w:lang w:val="it-IT"/>
-              </w:rPr>
-              <w:t>Scenario</w:t>
-            </w:r>
-          </w:p>
-        </w:tc>
-        <w:tc>
-          <w:tcPr>
-            <w:tcW w:w="1814" w:type="dxa"/>
-          </w:tcPr>
-          <w:p>
-            <w:pPr>
-              <w:keepNext/>
-              <w:jc w:val="both"/>
-              <w:cnfStyle w:val="100000000000" w:firstRow="1" w:lastRow="0" w:firstColumn="0" w:lastColumn="0" w:oddVBand="0" w:evenVBand="0" w:oddHBand="0" w:evenHBand="0" w:firstRowFirstColumn="0" w:firstRowLastColumn="0" w:lastRowFirstColumn="0" w:lastRowLastColumn="0"/>
-              <w:rPr>
-                <w:lang w:val="it-IT"/>
-              </w:rPr>
-            </w:pPr>
-            <w:r>
-              <w:rPr>
-                <w:sz w:val="18"/>
-                <w:lang w:val="it-IT"/>
-              </w:rPr>
-              <w:t>Verità</w:t>
-            </w:r>
-          </w:p>
-        </w:tc>
-        <w:tc>
-          <w:tcPr>
-            <w:tcW w:w="1814" w:type="dxa"/>
-          </w:tcPr>
-          <w:p>
-            <w:pPr>
-              <w:keepNext/>
-              <w:jc w:val="both"/>
-              <w:cnfStyle w:val="100000000000" w:firstRow="1" w:lastRow="0" w:firstColumn="0" w:lastColumn="0" w:oddVBand="0" w:evenVBand="0" w:oddHBand="0" w:evenHBand="0" w:firstRowFirstColumn="0" w:firstRowLastColumn="0" w:lastRowFirstColumn="0" w:lastRowLastColumn="0"/>
-              <w:rPr>
-                <w:lang w:val="it-IT"/>
-              </w:rPr>
-            </w:pPr>
-            <w:proofErr w:type="spellStart"/>
-            <w:r>
-              <w:rPr>
-                <w:sz w:val="18"/>
-                <w:lang w:val="it-IT"/>
-              </w:rPr>
-              <w:t>Rilev</w:t>
-            </w:r>
-            <w:proofErr w:type="spellEnd"/>
-            <w:r>
-              <w:rPr>
-                <w:sz w:val="18"/>
-                <w:lang w:val="it-IT"/>
-              </w:rPr>
-              <w:t>. PIR</w:t>
-            </w:r>
-          </w:p>
-        </w:tc>
-        <w:tc>
-          <w:tcPr>
-            <w:tcW w:w="1814" w:type="dxa"/>
-          </w:tcPr>
-          <w:p>
-            <w:pPr>
-              <w:keepNext/>
-              <w:jc w:val="both"/>
-              <w:cnfStyle w:val="100000000000" w:firstRow="1" w:lastRow="0" w:firstColumn="0" w:lastColumn="0" w:oddVBand="0" w:evenVBand="0" w:oddHBand="0" w:evenHBand="0" w:firstRowFirstColumn="0" w:firstRowLastColumn="0" w:lastRowFirstColumn="0" w:lastRowLastColumn="0"/>
-              <w:rPr>
-                <w:lang w:val="it-IT"/>
-              </w:rPr>
-            </w:pPr>
-            <w:proofErr w:type="spellStart"/>
-            <w:r>
-              <w:rPr>
-                <w:sz w:val="18"/>
-                <w:lang w:val="it-IT"/>
-              </w:rPr>
-              <w:t>Rilev</w:t>
-            </w:r>
-            <w:proofErr w:type="spellEnd"/>
-            <w:r>
-              <w:rPr>
-                <w:sz w:val="18"/>
-                <w:lang w:val="it-IT"/>
-              </w:rPr>
-              <w:t>. radar</w:t>
-            </w:r>
-          </w:p>
-        </w:tc>
-        <w:tc>
-          <w:tcPr>
-            <w:tcW w:w="1814" w:type="dxa"/>
-          </w:tcPr>
-          <w:p>
-            <w:pPr>
-              <w:keepNext/>
-              <w:jc w:val="both"/>
-              <w:cnfStyle w:val="100000000000" w:firstRow="1" w:lastRow="0" w:firstColumn="0" w:lastColumn="0" w:oddVBand="0" w:evenVBand="0" w:oddHBand="0" w:evenHBand="0" w:firstRowFirstColumn="0" w:firstRowLastColumn="0" w:lastRowFirstColumn="0" w:lastRowLastColumn="0"/>
-              <w:rPr>
-                <w:lang w:val="it-IT"/>
-              </w:rPr>
-            </w:pPr>
-            <w:r>
-              <w:rPr>
-                <w:sz w:val="18"/>
-                <w:lang w:val="it-IT"/>
-              </w:rPr>
-              <w:t>Riferimento</w:t>
-            </w:r>
-          </w:p>
-        </w:tc>
-      </w:tr>
-      <w:tr>
-        <w:trPr>
-          <w:cnfStyle w:val="000000100000" w:firstRow="0" w:lastRow="0" w:firstColumn="0" w:lastColumn="0" w:oddVBand="0" w:evenVBand="0" w:oddHBand="1" w:evenHBand="0" w:firstRowFirstColumn="0" w:firstRowLastColumn="0" w:lastRowFirstColumn="0" w:lastRowLastColumn="0"/>
-        </w:trPr>
-        <w:tc>
-          <w:tcPr>
-            <w:cnfStyle w:val="001000000000" w:firstRow="0" w:lastRow="0" w:firstColumn="1" w:lastColumn="0" w:oddVBand="0" w:evenVBand="0" w:oddHBand="0" w:evenHBand="0" w:firstRowFirstColumn="0" w:firstRowLastColumn="0" w:lastRowFirstColumn="0" w:lastRowLastColumn="0"/>
-            <w:tcW w:w="1814" w:type="dxa"/>
-          </w:tcPr>
-          <w:p>
-            <w:pPr>
-              <w:keepNext/>
-              <w:jc w:val="both"/>
-              <w:rPr>
-                <w:lang w:val="it-IT"/>
-              </w:rPr>
-            </w:pPr>
-            <w:r>
-              <w:rPr>
-                <w:sz w:val="18"/>
-                <w:lang w:val="it-IT"/>
-              </w:rPr>
-              <w:t>Stanza vuota, 7,03 h</w:t>
-            </w:r>
-          </w:p>
-        </w:tc>
-        <w:tc>
-          <w:tcPr>
-            <w:tcW w:w="1814" w:type="dxa"/>
-          </w:tcPr>
-          <w:p>
-            <w:pPr>
-              <w:keepNext/>
-              <w:jc w:val="both"/>
-              <w:cnfStyle w:val="000000100000" w:firstRow="0" w:lastRow="0" w:firstColumn="0" w:lastColumn="0" w:oddVBand="0" w:evenVBand="0" w:oddHBand="1" w:evenHBand="0" w:firstRowFirstColumn="0" w:firstRowLastColumn="0" w:lastRowFirstColumn="0" w:lastRowLastColumn="0"/>
-              <w:rPr>
-                <w:lang w:val="it-IT"/>
-              </w:rPr>
-            </w:pPr>
-            <w:r>
-              <w:rPr>
-                <w:sz w:val="18"/>
-                <w:lang w:val="it-IT"/>
-              </w:rPr>
-              <w:t>assente</w:t>
-            </w:r>
-          </w:p>
-        </w:tc>
-        <w:tc>
-          <w:tcPr>
-            <w:tcW w:w="1814" w:type="dxa"/>
-          </w:tcPr>
-          <w:p>
-            <w:pPr>
-              <w:keepNext/>
-              <w:jc w:val="both"/>
-              <w:cnfStyle w:val="000000100000" w:firstRow="0" w:lastRow="0" w:firstColumn="0" w:lastColumn="0" w:oddVBand="0" w:evenVBand="0" w:oddHBand="1" w:evenHBand="0" w:firstRowFirstColumn="0" w:firstRowLastColumn="0" w:lastRowFirstColumn="0" w:lastRowLastColumn="0"/>
-              <w:rPr>
-                <w:lang w:val="it-IT"/>
-              </w:rPr>
-            </w:pPr>
-            <w:r>
-              <w:rPr>
-                <w:sz w:val="18"/>
-                <w:lang w:val="it-IT"/>
-              </w:rPr>
-              <w:t xml:space="preserve">0 </w:t>
-            </w:r>
-            <w:proofErr w:type="spellStart"/>
-            <w:r>
-              <w:rPr>
-                <w:sz w:val="18"/>
-                <w:lang w:val="it-IT"/>
-              </w:rPr>
-              <w:t>ev</w:t>
-            </w:r>
-            <w:proofErr w:type="spellEnd"/>
-            <w:r>
-              <w:rPr>
-                <w:sz w:val="18"/>
-                <w:lang w:val="it-IT"/>
-              </w:rPr>
-              <w:t>/h</w:t>
-            </w:r>
-          </w:p>
-        </w:tc>
-        <w:tc>
-          <w:tcPr>
-            <w:tcW w:w="1814" w:type="dxa"/>
-          </w:tcPr>
-          <w:p>
-            <w:pPr>
-              <w:keepNext/>
-              <w:jc w:val="both"/>
-              <w:cnfStyle w:val="000000100000" w:firstRow="0" w:lastRow="0" w:firstColumn="0" w:lastColumn="0" w:oddVBand="0" w:evenVBand="0" w:oddHBand="1" w:evenHBand="0" w:firstRowFirstColumn="0" w:firstRowLastColumn="0" w:lastRowFirstColumn="0" w:lastRowLastColumn="0"/>
-              <w:rPr>
-                <w:lang w:val="it-IT"/>
-              </w:rPr>
-            </w:pPr>
-            <w:r>
-              <w:rPr>
-                <w:sz w:val="18"/>
-                <w:lang w:val="it-IT"/>
-              </w:rPr>
-              <w:t xml:space="preserve">0 </w:t>
-            </w:r>
-            <w:proofErr w:type="spellStart"/>
-            <w:r>
-              <w:rPr>
-                <w:sz w:val="18"/>
-                <w:lang w:val="it-IT"/>
-              </w:rPr>
-              <w:t>ev</w:t>
-            </w:r>
-            <w:proofErr w:type="spellEnd"/>
-            <w:r>
-              <w:rPr>
-                <w:sz w:val="18"/>
-                <w:lang w:val="it-IT"/>
-              </w:rPr>
-              <w:t>/h</w:t>
-            </w:r>
-          </w:p>
-        </w:tc>
-        <w:tc>
-          <w:tcPr>
-            <w:tcW w:w="1814" w:type="dxa"/>
-          </w:tcPr>
-          <w:p>
-            <w:pPr>
-              <w:keepNext/>
-              <w:jc w:val="both"/>
-              <w:cnfStyle w:val="000000100000" w:firstRow="0" w:lastRow="0" w:firstColumn="0" w:lastColumn="0" w:oddVBand="0" w:evenVBand="0" w:oddHBand="1" w:evenHBand="0" w:firstRowFirstColumn="0" w:firstRowLastColumn="0" w:lastRowFirstColumn="0" w:lastRowLastColumn="0"/>
-              <w:rPr>
-                <w:lang w:val="it-IT"/>
-              </w:rPr>
-            </w:pPr>
-            <w:r>
-              <w:rPr>
-                <w:sz w:val="18"/>
-                <w:lang w:val="it-IT"/>
-              </w:rPr>
-              <w:t>Sezione 5.1</w:t>
-            </w:r>
-          </w:p>
-        </w:tc>
-      </w:tr>
-      <w:tr>
-        <w:trPr>
-          <w:cnfStyle w:val="000000010000" w:firstRow="0" w:lastRow="0" w:firstColumn="0" w:lastColumn="0" w:oddVBand="0" w:evenVBand="0" w:oddHBand="0" w:evenHBand="1" w:firstRowFirstColumn="0" w:firstRowLastColumn="0" w:lastRowFirstColumn="0" w:lastRowLastColumn="0"/>
-        </w:trPr>
-        <w:tc>
-          <w:tcPr>
-            <w:cnfStyle w:val="001000000000" w:firstRow="0" w:lastRow="0" w:firstColumn="1" w:lastColumn="0" w:oddVBand="0" w:evenVBand="0" w:oddHBand="0" w:evenHBand="0" w:firstRowFirstColumn="0" w:firstRowLastColumn="0" w:lastRowFirstColumn="0" w:lastRowLastColumn="0"/>
-            <w:tcW w:w="1814" w:type="dxa"/>
-          </w:tcPr>
-          <w:p>
-            <w:pPr>
-              <w:keepNext/>
-              <w:jc w:val="both"/>
-              <w:rPr>
-                <w:lang w:val="it-IT"/>
-              </w:rPr>
-            </w:pPr>
-            <w:r>
-              <w:rPr>
-                <w:sz w:val="18"/>
-                <w:lang w:val="it-IT"/>
-              </w:rPr>
-              <w:t>Fermo seduto, 2,3 m</w:t>
-            </w:r>
-          </w:p>
-        </w:tc>
-        <w:tc>
-          <w:tcPr>
-            <w:tcW w:w="1814" w:type="dxa"/>
-          </w:tcPr>
-          <w:p>
-            <w:pPr>
-              <w:keepNext/>
-              <w:jc w:val="both"/>
-              <w:cnfStyle w:val="000000010000" w:firstRow="0" w:lastRow="0" w:firstColumn="0" w:lastColumn="0" w:oddVBand="0" w:evenVBand="0" w:oddHBand="0" w:evenHBand="1" w:firstRowFirstColumn="0" w:firstRowLastColumn="0" w:lastRowFirstColumn="0" w:lastRowLastColumn="0"/>
-              <w:rPr>
-                <w:lang w:val="it-IT"/>
-              </w:rPr>
-            </w:pPr>
-            <w:r>
-              <w:rPr>
-                <w:sz w:val="18"/>
-                <w:lang w:val="it-IT"/>
-              </w:rPr>
-              <w:t>presente</w:t>
-            </w:r>
-          </w:p>
-        </w:tc>
-        <w:tc>
-          <w:tcPr>
-            <w:tcW w:w="1814" w:type="dxa"/>
-          </w:tcPr>
-          <w:p>
-            <w:pPr>
-              <w:keepNext/>
-              <w:jc w:val="both"/>
-              <w:cnfStyle w:val="000000010000" w:firstRow="0" w:lastRow="0" w:firstColumn="0" w:lastColumn="0" w:oddVBand="0" w:evenVBand="0" w:oddHBand="0" w:evenHBand="1" w:firstRowFirstColumn="0" w:firstRowLastColumn="0" w:lastRowFirstColumn="0" w:lastRowLastColumn="0"/>
-              <w:rPr>
-                <w:lang w:val="it-IT"/>
-              </w:rPr>
-            </w:pPr>
-            <w:r>
-              <w:rPr>
-                <w:sz w:val="18"/>
-                <w:lang w:val="it-IT"/>
-              </w:rPr>
-              <w:t>0,22 %</w:t>
-            </w:r>
-          </w:p>
-        </w:tc>
-        <w:tc>
-          <w:tcPr>
-            <w:tcW w:w="1814" w:type="dxa"/>
-          </w:tcPr>
-          <w:p>
-            <w:pPr>
-              <w:keepNext/>
-              <w:jc w:val="both"/>
-              <w:cnfStyle w:val="000000010000" w:firstRow="0" w:lastRow="0" w:firstColumn="0" w:lastColumn="0" w:oddVBand="0" w:evenVBand="0" w:oddHBand="0" w:evenHBand="1" w:firstRowFirstColumn="0" w:firstRowLastColumn="0" w:lastRowFirstColumn="0" w:lastRowLastColumn="0"/>
-              <w:rPr>
-                <w:lang w:val="it-IT"/>
-              </w:rPr>
-            </w:pPr>
-            <w:r>
-              <w:rPr>
-                <w:b/>
-                <w:sz w:val="18"/>
-                <w:lang w:val="it-IT"/>
-              </w:rPr>
-              <w:t>100 %</w:t>
-            </w:r>
-          </w:p>
-        </w:tc>
-        <w:tc>
-          <w:tcPr>
-            <w:tcW w:w="1814" w:type="dxa"/>
-          </w:tcPr>
-          <w:p>
-            <w:pPr>
-              <w:keepNext/>
-              <w:jc w:val="both"/>
-              <w:cnfStyle w:val="000000010000" w:firstRow="0" w:lastRow="0" w:firstColumn="0" w:lastColumn="0" w:oddVBand="0" w:evenVBand="0" w:oddHBand="0" w:evenHBand="1" w:firstRowFirstColumn="0" w:firstRowLastColumn="0" w:lastRowFirstColumn="0" w:lastRowLastColumn="0"/>
-              <w:rPr>
-                <w:lang w:val="it-IT"/>
-              </w:rPr>
-            </w:pPr>
-            <w:r>
-              <w:rPr>
-                <w:sz w:val="18"/>
-                <w:lang w:val="it-IT"/>
-              </w:rPr>
-              <w:t>Sezione 5.2</w:t>
-            </w:r>
-          </w:p>
-        </w:tc>
-      </w:tr>
-      <w:tr>
-        <w:trPr>
-          <w:cnfStyle w:val="000000100000" w:firstRow="0" w:lastRow="0" w:firstColumn="0" w:lastColumn="0" w:oddVBand="0" w:evenVBand="0" w:oddHBand="1" w:evenHBand="0" w:firstRowFirstColumn="0" w:firstRowLastColumn="0" w:lastRowFirstColumn="0" w:lastRowLastColumn="0"/>
-        </w:trPr>
-        <w:tc>
-          <w:tcPr>
-            <w:cnfStyle w:val="001000000000" w:firstRow="0" w:lastRow="0" w:firstColumn="1" w:lastColumn="0" w:oddVBand="0" w:evenVBand="0" w:oddHBand="0" w:evenHBand="0" w:firstRowFirstColumn="0" w:firstRowLastColumn="0" w:lastRowFirstColumn="0" w:lastRowLastColumn="0"/>
-            <w:tcW w:w="1814" w:type="dxa"/>
-          </w:tcPr>
-          <w:p>
-            <w:pPr>
-              <w:keepNext/>
-              <w:jc w:val="both"/>
-              <w:rPr>
-                <w:lang w:val="it-IT"/>
-              </w:rPr>
-            </w:pPr>
-            <w:r>
-              <w:rPr>
-                <w:sz w:val="18"/>
-                <w:lang w:val="it-IT"/>
-              </w:rPr>
-              <w:t>Fermo in piedi, 1 m</w:t>
-            </w:r>
-          </w:p>
-        </w:tc>
-        <w:tc>
-          <w:tcPr>
-            <w:tcW w:w="1814" w:type="dxa"/>
-          </w:tcPr>
-          <w:p>
-            <w:pPr>
-              <w:keepNext/>
-              <w:jc w:val="both"/>
-              <w:cnfStyle w:val="000000100000" w:firstRow="0" w:lastRow="0" w:firstColumn="0" w:lastColumn="0" w:oddVBand="0" w:evenVBand="0" w:oddHBand="1" w:evenHBand="0" w:firstRowFirstColumn="0" w:firstRowLastColumn="0" w:lastRowFirstColumn="0" w:lastRowLastColumn="0"/>
-              <w:rPr>
-                <w:lang w:val="it-IT"/>
-              </w:rPr>
-            </w:pPr>
-            <w:r>
-              <w:rPr>
-                <w:sz w:val="18"/>
-                <w:lang w:val="it-IT"/>
-              </w:rPr>
-              <w:t>presente</w:t>
-            </w:r>
-          </w:p>
-        </w:tc>
-        <w:tc>
-          <w:tcPr>
-            <w:tcW w:w="1814" w:type="dxa"/>
-          </w:tcPr>
-          <w:p>
-            <w:pPr>
-              <w:keepNext/>
-              <w:jc w:val="both"/>
-              <w:cnfStyle w:val="000000100000" w:firstRow="0" w:lastRow="0" w:firstColumn="0" w:lastColumn="0" w:oddVBand="0" w:evenVBand="0" w:oddHBand="1" w:evenHBand="0" w:firstRowFirstColumn="0" w:firstRowLastColumn="0" w:lastRowFirstColumn="0" w:lastRowLastColumn="0"/>
-              <w:rPr>
-                <w:lang w:val="it-IT"/>
-              </w:rPr>
-            </w:pPr>
-            <w:r>
-              <w:rPr>
-                <w:sz w:val="18"/>
-                <w:lang w:val="it-IT"/>
-              </w:rPr>
-              <w:t>1,52 %</w:t>
-            </w:r>
-          </w:p>
-        </w:tc>
-        <w:tc>
-          <w:tcPr>
-            <w:tcW w:w="1814" w:type="dxa"/>
-          </w:tcPr>
-          <w:p>
-            <w:pPr>
-              <w:keepNext/>
-              <w:jc w:val="both"/>
-              <w:cnfStyle w:val="000000100000" w:firstRow="0" w:lastRow="0" w:firstColumn="0" w:lastColumn="0" w:oddVBand="0" w:evenVBand="0" w:oddHBand="1" w:evenHBand="0" w:firstRowFirstColumn="0" w:firstRowLastColumn="0" w:lastRowFirstColumn="0" w:lastRowLastColumn="0"/>
-              <w:rPr>
-                <w:lang w:val="it-IT"/>
-              </w:rPr>
-            </w:pPr>
-            <w:r>
-              <w:rPr>
-                <w:b/>
-                <w:sz w:val="18"/>
-                <w:lang w:val="it-IT"/>
-              </w:rPr>
-              <w:t>100 %</w:t>
-            </w:r>
-          </w:p>
-        </w:tc>
-        <w:tc>
-          <w:tcPr>
-            <w:tcW w:w="1814" w:type="dxa"/>
-          </w:tcPr>
-          <w:p>
-            <w:pPr>
-              <w:keepNext/>
-              <w:jc w:val="both"/>
-              <w:cnfStyle w:val="000000100000" w:firstRow="0" w:lastRow="0" w:firstColumn="0" w:lastColumn="0" w:oddVBand="0" w:evenVBand="0" w:oddHBand="1" w:evenHBand="0" w:firstRowFirstColumn="0" w:firstRowLastColumn="0" w:lastRowFirstColumn="0" w:lastRowLastColumn="0"/>
-              <w:rPr>
-                <w:lang w:val="it-IT"/>
-              </w:rPr>
-            </w:pPr>
-            <w:r>
-              <w:rPr>
-                <w:sz w:val="18"/>
-                <w:lang w:val="it-IT"/>
-              </w:rPr>
-              <w:t>Sezione 5.3</w:t>
-            </w:r>
-          </w:p>
-        </w:tc>
-      </w:tr>
-      <w:tr>
-        <w:trPr>
-          <w:cnfStyle w:val="000000010000" w:firstRow="0" w:lastRow="0" w:firstColumn="0" w:lastColumn="0" w:oddVBand="0" w:evenVBand="0" w:oddHBand="0" w:evenHBand="1" w:firstRowFirstColumn="0" w:firstRowLastColumn="0" w:lastRowFirstColumn="0" w:lastRowLastColumn="0"/>
-        </w:trPr>
-        <w:tc>
-          <w:tcPr>
-            <w:cnfStyle w:val="001000000000" w:firstRow="0" w:lastRow="0" w:firstColumn="1" w:lastColumn="0" w:oddVBand="0" w:evenVBand="0" w:oddHBand="0" w:evenHBand="0" w:firstRowFirstColumn="0" w:firstRowLastColumn="0" w:lastRowFirstColumn="0" w:lastRowLastColumn="0"/>
-            <w:tcW w:w="1814" w:type="dxa"/>
-          </w:tcPr>
-          <w:p>
-            <w:pPr>
-              <w:keepNext/>
-              <w:jc w:val="both"/>
-              <w:rPr>
-                <w:lang w:val="it-IT"/>
-              </w:rPr>
-            </w:pPr>
-            <w:proofErr w:type="gramStart"/>
-            <w:r>
-              <w:rPr>
-                <w:sz w:val="18"/>
-                <w:lang w:val="it-IT"/>
-              </w:rPr>
-              <w:t>Micro-movimenti</w:t>
-            </w:r>
-            <w:proofErr w:type="gramEnd"/>
-            <w:r>
-              <w:rPr>
-                <w:sz w:val="18"/>
-                <w:lang w:val="it-IT"/>
-              </w:rPr>
-              <w:t>, 1 m</w:t>
-            </w:r>
-          </w:p>
-        </w:tc>
-        <w:tc>
-          <w:tcPr>
-            <w:tcW w:w="1814" w:type="dxa"/>
-          </w:tcPr>
-          <w:p>
-            <w:pPr>
-              <w:keepNext/>
-              <w:jc w:val="both"/>
-              <w:cnfStyle w:val="000000010000" w:firstRow="0" w:lastRow="0" w:firstColumn="0" w:lastColumn="0" w:oddVBand="0" w:evenVBand="0" w:oddHBand="0" w:evenHBand="1" w:firstRowFirstColumn="0" w:firstRowLastColumn="0" w:lastRowFirstColumn="0" w:lastRowLastColumn="0"/>
-              <w:rPr>
-                <w:lang w:val="it-IT"/>
-              </w:rPr>
-            </w:pPr>
-            <w:r>
-              <w:rPr>
-                <w:sz w:val="18"/>
-                <w:lang w:val="it-IT"/>
-              </w:rPr>
-              <w:t>presente</w:t>
-            </w:r>
-          </w:p>
-        </w:tc>
-        <w:tc>
-          <w:tcPr>
-            <w:tcW w:w="1814" w:type="dxa"/>
-          </w:tcPr>
-          <w:p>
-            <w:pPr>
-              <w:keepNext/>
-              <w:jc w:val="both"/>
-              <w:cnfStyle w:val="000000010000" w:firstRow="0" w:lastRow="0" w:firstColumn="0" w:lastColumn="0" w:oddVBand="0" w:evenVBand="0" w:oddHBand="0" w:evenHBand="1" w:firstRowFirstColumn="0" w:firstRowLastColumn="0" w:lastRowFirstColumn="0" w:lastRowLastColumn="0"/>
-              <w:rPr>
-                <w:lang w:val="it-IT"/>
-              </w:rPr>
-            </w:pPr>
-            <w:r>
-              <w:rPr>
-                <w:sz w:val="18"/>
-                <w:lang w:val="it-IT"/>
-              </w:rPr>
-              <w:t>51,60 %</w:t>
-            </w:r>
-          </w:p>
-        </w:tc>
-        <w:tc>
-          <w:tcPr>
-            <w:tcW w:w="1814" w:type="dxa"/>
-          </w:tcPr>
-          <w:p>
-            <w:pPr>
-              <w:keepNext/>
-              <w:jc w:val="both"/>
-              <w:cnfStyle w:val="000000010000" w:firstRow="0" w:lastRow="0" w:firstColumn="0" w:lastColumn="0" w:oddVBand="0" w:evenVBand="0" w:oddHBand="0" w:evenHBand="1" w:firstRowFirstColumn="0" w:firstRowLastColumn="0" w:lastRowFirstColumn="0" w:lastRowLastColumn="0"/>
-              <w:rPr>
-                <w:lang w:val="it-IT"/>
-              </w:rPr>
-            </w:pPr>
-            <w:r>
-              <w:rPr>
-                <w:b/>
-                <w:sz w:val="18"/>
-                <w:lang w:val="it-IT"/>
-              </w:rPr>
-              <w:t>100 %</w:t>
-            </w:r>
-          </w:p>
-        </w:tc>
-        <w:tc>
-          <w:tcPr>
-            <w:tcW w:w="1814" w:type="dxa"/>
-          </w:tcPr>
-          <w:p>
-            <w:pPr>
-              <w:keepNext/>
-              <w:jc w:val="both"/>
-              <w:cnfStyle w:val="000000010000" w:firstRow="0" w:lastRow="0" w:firstColumn="0" w:lastColumn="0" w:oddVBand="0" w:evenVBand="0" w:oddHBand="0" w:evenHBand="1" w:firstRowFirstColumn="0" w:firstRowLastColumn="0" w:lastRowFirstColumn="0" w:lastRowLastColumn="0"/>
-              <w:rPr>
-                <w:lang w:val="it-IT"/>
-              </w:rPr>
-            </w:pPr>
-            <w:r>
-              <w:rPr>
-                <w:sz w:val="18"/>
-                <w:lang w:val="it-IT"/>
-              </w:rPr>
-              <w:t>Sezione 5.3</w:t>
-            </w:r>
-          </w:p>
-        </w:tc>
-      </w:tr>
-      <w:tr>
-        <w:trPr>
-          <w:cnfStyle w:val="000000100000" w:firstRow="0" w:lastRow="0" w:firstColumn="0" w:lastColumn="0" w:oddVBand="0" w:evenVBand="0" w:oddHBand="1" w:evenHBand="0" w:firstRowFirstColumn="0" w:firstRowLastColumn="0" w:lastRowFirstColumn="0" w:lastRowLastColumn="0"/>
-        </w:trPr>
-        <w:tc>
-          <w:tcPr>
-            <w:cnfStyle w:val="001000000000" w:firstRow="0" w:lastRow="0" w:firstColumn="1" w:lastColumn="0" w:oddVBand="0" w:evenVBand="0" w:oddHBand="0" w:evenHBand="0" w:firstRowFirstColumn="0" w:firstRowLastColumn="0" w:lastRowFirstColumn="0" w:lastRowLastColumn="0"/>
-            <w:tcW w:w="1814" w:type="dxa"/>
-          </w:tcPr>
-          <w:p>
-            <w:pPr>
-              <w:keepNext/>
-              <w:jc w:val="both"/>
-              <w:rPr>
-                <w:lang w:val="it-IT"/>
-              </w:rPr>
-            </w:pPr>
-            <w:r>
-              <w:rPr>
-                <w:sz w:val="18"/>
-                <w:lang w:val="it-IT"/>
-              </w:rPr>
-              <w:t>Cammino sul posto, 1 m</w:t>
-            </w:r>
-          </w:p>
-        </w:tc>
-        <w:tc>
-          <w:tcPr>
-            <w:tcW w:w="1814" w:type="dxa"/>
-          </w:tcPr>
-          <w:p>
-            <w:pPr>
-              <w:keepNext/>
-              <w:jc w:val="both"/>
-              <w:cnfStyle w:val="000000100000" w:firstRow="0" w:lastRow="0" w:firstColumn="0" w:lastColumn="0" w:oddVBand="0" w:evenVBand="0" w:oddHBand="1" w:evenHBand="0" w:firstRowFirstColumn="0" w:firstRowLastColumn="0" w:lastRowFirstColumn="0" w:lastRowLastColumn="0"/>
-              <w:rPr>
-                <w:lang w:val="it-IT"/>
-              </w:rPr>
-            </w:pPr>
-            <w:r>
-              <w:rPr>
-                <w:sz w:val="18"/>
-                <w:lang w:val="it-IT"/>
-              </w:rPr>
-              <w:t>presente</w:t>
-            </w:r>
-          </w:p>
-        </w:tc>
-        <w:tc>
-          <w:tcPr>
-            <w:tcW w:w="1814" w:type="dxa"/>
-          </w:tcPr>
-          <w:p>
-            <w:pPr>
-              <w:keepNext/>
-              <w:jc w:val="both"/>
-              <w:cnfStyle w:val="000000100000" w:firstRow="0" w:lastRow="0" w:firstColumn="0" w:lastColumn="0" w:oddVBand="0" w:evenVBand="0" w:oddHBand="1" w:evenHBand="0" w:firstRowFirstColumn="0" w:firstRowLastColumn="0" w:lastRowFirstColumn="0" w:lastRowLastColumn="0"/>
-              <w:rPr>
-                <w:lang w:val="it-IT"/>
-              </w:rPr>
-            </w:pPr>
-            <w:r>
-              <w:rPr>
-                <w:sz w:val="18"/>
-                <w:lang w:val="it-IT"/>
-              </w:rPr>
-              <w:t>85,20 %</w:t>
-            </w:r>
-          </w:p>
-        </w:tc>
-        <w:tc>
-          <w:tcPr>
-            <w:tcW w:w="1814" w:type="dxa"/>
-          </w:tcPr>
-          <w:p>
-            <w:pPr>
-              <w:keepNext/>
-              <w:jc w:val="both"/>
-              <w:cnfStyle w:val="000000100000" w:firstRow="0" w:lastRow="0" w:firstColumn="0" w:lastColumn="0" w:oddVBand="0" w:evenVBand="0" w:oddHBand="1" w:evenHBand="0" w:firstRowFirstColumn="0" w:firstRowLastColumn="0" w:lastRowFirstColumn="0" w:lastRowLastColumn="0"/>
-              <w:rPr>
-                <w:lang w:val="it-IT"/>
-              </w:rPr>
-            </w:pPr>
-            <w:r>
-              <w:rPr>
-                <w:b/>
-                <w:sz w:val="18"/>
-                <w:lang w:val="it-IT"/>
-              </w:rPr>
-              <w:t>100 %</w:t>
-            </w:r>
-          </w:p>
-        </w:tc>
-        <w:tc>
-          <w:tcPr>
-            <w:tcW w:w="1814" w:type="dxa"/>
-          </w:tcPr>
-          <w:p>
-            <w:pPr>
-              <w:keepNext/>
-              <w:jc w:val="both"/>
-              <w:cnfStyle w:val="000000100000" w:firstRow="0" w:lastRow="0" w:firstColumn="0" w:lastColumn="0" w:oddVBand="0" w:evenVBand="0" w:oddHBand="1" w:evenHBand="0" w:firstRowFirstColumn="0" w:firstRowLastColumn="0" w:lastRowFirstColumn="0" w:lastRowLastColumn="0"/>
-              <w:rPr>
-                <w:lang w:val="it-IT"/>
-              </w:rPr>
-            </w:pPr>
-            <w:r>
-              <w:rPr>
-                <w:sz w:val="18"/>
-                <w:lang w:val="it-IT"/>
-              </w:rPr>
-              <w:t>Sezione 5.3</w:t>
-            </w:r>
-          </w:p>
-        </w:tc>
-      </w:tr>
-      <w:tr>
-        <w:trPr>
-          <w:cnfStyle w:val="000000010000" w:firstRow="0" w:lastRow="0" w:firstColumn="0" w:lastColumn="0" w:oddVBand="0" w:evenVBand="0" w:oddHBand="0" w:evenHBand="1" w:firstRowFirstColumn="0" w:firstRowLastColumn="0" w:lastRowFirstColumn="0" w:lastRowLastColumn="0"/>
-        </w:trPr>
-        <w:tc>
-          <w:tcPr>
-            <w:cnfStyle w:val="001000000000" w:firstRow="0" w:lastRow="0" w:firstColumn="1" w:lastColumn="0" w:oddVBand="0" w:evenVBand="0" w:oddHBand="0" w:evenHBand="0" w:firstRowFirstColumn="0" w:firstRowLastColumn="0" w:lastRowFirstColumn="0" w:lastRowLastColumn="0"/>
-            <w:tcW w:w="1814" w:type="dxa"/>
-          </w:tcPr>
-          <w:p>
-            <w:pPr>
-              <w:keepNext/>
-              <w:jc w:val="both"/>
-              <w:rPr>
-                <w:lang w:val="it-IT"/>
-              </w:rPr>
-            </w:pPr>
-            <w:r>
-              <w:rPr>
-                <w:sz w:val="18"/>
-                <w:lang w:val="it-IT"/>
-              </w:rPr>
-              <w:t>Cammino sul posto, 2–5 m</w:t>
-            </w:r>
-          </w:p>
-        </w:tc>
-        <w:tc>
-          <w:tcPr>
-            <w:tcW w:w="1814" w:type="dxa"/>
-          </w:tcPr>
-          <w:p>
-            <w:pPr>
-              <w:keepNext/>
-              <w:jc w:val="both"/>
-              <w:cnfStyle w:val="000000010000" w:firstRow="0" w:lastRow="0" w:firstColumn="0" w:lastColumn="0" w:oddVBand="0" w:evenVBand="0" w:oddHBand="0" w:evenHBand="1" w:firstRowFirstColumn="0" w:firstRowLastColumn="0" w:lastRowFirstColumn="0" w:lastRowLastColumn="0"/>
-              <w:rPr>
-                <w:lang w:val="it-IT"/>
-              </w:rPr>
-            </w:pPr>
-            <w:r>
-              <w:rPr>
-                <w:sz w:val="18"/>
-                <w:lang w:val="it-IT"/>
-              </w:rPr>
-              <w:t>presente</w:t>
-            </w:r>
-          </w:p>
-        </w:tc>
-        <w:tc>
-          <w:tcPr>
-            <w:tcW w:w="1814" w:type="dxa"/>
-          </w:tcPr>
-          <w:p>
-            <w:pPr>
-              <w:keepNext/>
-              <w:jc w:val="both"/>
-              <w:cnfStyle w:val="000000010000" w:firstRow="0" w:lastRow="0" w:firstColumn="0" w:lastColumn="0" w:oddVBand="0" w:evenVBand="0" w:oddHBand="0" w:evenHBand="1" w:firstRowFirstColumn="0" w:firstRowLastColumn="0" w:lastRowFirstColumn="0" w:lastRowLastColumn="0"/>
-              <w:rPr>
-                <w:lang w:val="it-IT"/>
-              </w:rPr>
-            </w:pPr>
-            <w:r>
-              <w:rPr>
-                <w:sz w:val="18"/>
-                <w:lang w:val="it-IT"/>
-              </w:rPr>
-              <w:t>0,00 %</w:t>
-            </w:r>
-          </w:p>
-        </w:tc>
-        <w:tc>
-          <w:tcPr>
-            <w:tcW w:w="1814" w:type="dxa"/>
-          </w:tcPr>
-          <w:p>
-            <w:pPr>
-              <w:keepNext/>
-              <w:jc w:val="both"/>
-              <w:cnfStyle w:val="000000010000" w:firstRow="0" w:lastRow="0" w:firstColumn="0" w:lastColumn="0" w:oddVBand="0" w:evenVBand="0" w:oddHBand="0" w:evenHBand="1" w:firstRowFirstColumn="0" w:firstRowLastColumn="0" w:lastRowFirstColumn="0" w:lastRowLastColumn="0"/>
-              <w:rPr>
-                <w:lang w:val="it-IT"/>
-              </w:rPr>
-            </w:pPr>
-            <w:r>
-              <w:rPr>
-                <w:b/>
-                <w:sz w:val="18"/>
-                <w:lang w:val="it-IT"/>
-              </w:rPr>
-              <w:t>100 %</w:t>
-            </w:r>
-          </w:p>
-        </w:tc>
-        <w:tc>
-          <w:tcPr>
-            <w:tcW w:w="1814" w:type="dxa"/>
-          </w:tcPr>
-          <w:p>
-            <w:pPr>
-              <w:keepNext/>
-              <w:jc w:val="both"/>
-              <w:cnfStyle w:val="000000010000" w:firstRow="0" w:lastRow="0" w:firstColumn="0" w:lastColumn="0" w:oddVBand="0" w:evenVBand="0" w:oddHBand="0" w:evenHBand="1" w:firstRowFirstColumn="0" w:firstRowLastColumn="0" w:lastRowFirstColumn="0" w:lastRowLastColumn="0"/>
-              <w:rPr>
-                <w:lang w:val="it-IT"/>
-              </w:rPr>
-            </w:pPr>
-            <w:r>
-              <w:rPr>
-                <w:sz w:val="18"/>
-                <w:lang w:val="it-IT"/>
-              </w:rPr>
-              <w:t>Sezione 5.3</w:t>
-            </w:r>
-          </w:p>
-        </w:tc>
-      </w:tr>
-      <w:tr>
-        <w:trPr>
-          <w:cnfStyle w:val="000000100000" w:firstRow="0" w:lastRow="0" w:firstColumn="0" w:lastColumn="0" w:oddVBand="0" w:evenVBand="0" w:oddHBand="1" w:evenHBand="0" w:firstRowFirstColumn="0" w:firstRowLastColumn="0" w:lastRowFirstColumn="0" w:lastRowLastColumn="0"/>
-        </w:trPr>
-        <w:tc>
-          <w:tcPr>
-            <w:cnfStyle w:val="001000000000" w:firstRow="0" w:lastRow="0" w:firstColumn="1" w:lastColumn="0" w:oddVBand="0" w:evenVBand="0" w:oddHBand="0" w:evenHBand="0" w:firstRowFirstColumn="0" w:firstRowLastColumn="0" w:lastRowFirstColumn="0" w:lastRowLastColumn="0"/>
-            <w:tcW w:w="1814" w:type="dxa"/>
-          </w:tcPr>
-          <w:p>
-            <w:pPr>
-              <w:keepNext/>
-              <w:jc w:val="both"/>
-              <w:rPr>
-                <w:lang w:val="it-IT"/>
-              </w:rPr>
-            </w:pPr>
-            <w:r>
-              <w:rPr>
-                <w:sz w:val="18"/>
-                <w:lang w:val="it-IT"/>
-              </w:rPr>
-              <w:t>Attraversamento 1–5 m</w:t>
-            </w:r>
-          </w:p>
-        </w:tc>
-        <w:tc>
-          <w:tcPr>
-            <w:tcW w:w="1814" w:type="dxa"/>
-          </w:tcPr>
-          <w:p>
-            <w:pPr>
-              <w:keepNext/>
-              <w:jc w:val="both"/>
-              <w:cnfStyle w:val="000000100000" w:firstRow="0" w:lastRow="0" w:firstColumn="0" w:lastColumn="0" w:oddVBand="0" w:evenVBand="0" w:oddHBand="1" w:evenHBand="0" w:firstRowFirstColumn="0" w:firstRowLastColumn="0" w:lastRowFirstColumn="0" w:lastRowLastColumn="0"/>
-              <w:rPr>
-                <w:lang w:val="it-IT"/>
-              </w:rPr>
-            </w:pPr>
-            <w:r>
-              <w:rPr>
-                <w:sz w:val="18"/>
-                <w:lang w:val="it-IT"/>
-              </w:rPr>
-              <w:t>presente</w:t>
-            </w:r>
-          </w:p>
-        </w:tc>
-        <w:tc>
-          <w:tcPr>
-            <w:tcW w:w="1814" w:type="dxa"/>
-          </w:tcPr>
-          <w:p>
-            <w:pPr>
-              <w:keepNext/>
-              <w:jc w:val="both"/>
-              <w:cnfStyle w:val="000000100000" w:firstRow="0" w:lastRow="0" w:firstColumn="0" w:lastColumn="0" w:oddVBand="0" w:evenVBand="0" w:oddHBand="1" w:evenHBand="0" w:firstRowFirstColumn="0" w:firstRowLastColumn="0" w:lastRowFirstColumn="0" w:lastRowLastColumn="0"/>
-              <w:rPr>
-                <w:lang w:val="it-IT"/>
-              </w:rPr>
-            </w:pPr>
-            <w:r>
-              <w:rPr>
-                <w:sz w:val="18"/>
-                <w:lang w:val="it-IT"/>
-              </w:rPr>
-              <w:t>99–100 %</w:t>
-            </w:r>
-          </w:p>
-        </w:tc>
-        <w:tc>
-          <w:tcPr>
-            <w:tcW w:w="1814" w:type="dxa"/>
-          </w:tcPr>
-          <w:p>
-            <w:pPr>
-              <w:keepNext/>
-              <w:jc w:val="both"/>
-              <w:cnfStyle w:val="000000100000" w:firstRow="0" w:lastRow="0" w:firstColumn="0" w:lastColumn="0" w:oddVBand="0" w:evenVBand="0" w:oddHBand="1" w:evenHBand="0" w:firstRowFirstColumn="0" w:firstRowLastColumn="0" w:lastRowFirstColumn="0" w:lastRowLastColumn="0"/>
-              <w:rPr>
-                <w:lang w:val="it-IT"/>
-              </w:rPr>
-            </w:pPr>
-            <w:r>
-              <w:rPr>
-                <w:b/>
-                <w:sz w:val="18"/>
-                <w:lang w:val="it-IT"/>
-              </w:rPr>
-              <w:t>100 %</w:t>
-            </w:r>
-          </w:p>
-        </w:tc>
-        <w:tc>
-          <w:tcPr>
-            <w:tcW w:w="1814" w:type="dxa"/>
-          </w:tcPr>
-          <w:p>
-            <w:pPr>
-              <w:keepNext/>
-              <w:jc w:val="both"/>
-              <w:cnfStyle w:val="000000100000" w:firstRow="0" w:lastRow="0" w:firstColumn="0" w:lastColumn="0" w:oddVBand="0" w:evenVBand="0" w:oddHBand="1" w:evenHBand="0" w:firstRowFirstColumn="0" w:firstRowLastColumn="0" w:lastRowFirstColumn="0" w:lastRowLastColumn="0"/>
-              <w:rPr>
-                <w:lang w:val="it-IT"/>
-              </w:rPr>
-            </w:pPr>
-            <w:r>
-              <w:rPr>
-                <w:sz w:val="18"/>
-                <w:lang w:val="it-IT"/>
-              </w:rPr>
-              <w:t>Sezione 5.3</w:t>
-            </w:r>
-          </w:p>
-        </w:tc>
-      </w:tr>
-      <w:tr>
-        <w:trPr>
-          <w:cnfStyle w:val="000000010000" w:firstRow="0" w:lastRow="0" w:firstColumn="0" w:lastColumn="0" w:oddVBand="0" w:evenVBand="0" w:oddHBand="0" w:evenHBand="1" w:firstRowFirstColumn="0" w:firstRowLastColumn="0" w:lastRowFirstColumn="0" w:lastRowLastColumn="0"/>
-        </w:trPr>
-        <w:tc>
-          <w:tcPr>
-            <w:cnfStyle w:val="001000000000" w:firstRow="0" w:lastRow="0" w:firstColumn="1" w:lastColumn="0" w:oddVBand="0" w:evenVBand="0" w:oddHBand="0" w:evenHBand="0" w:firstRowFirstColumn="0" w:firstRowLastColumn="0" w:lastRowFirstColumn="0" w:lastRowLastColumn="0"/>
-            <w:tcW w:w="1814" w:type="dxa"/>
-          </w:tcPr>
-          <w:p>
-            <w:pPr>
-              <w:keepNext/>
-              <w:jc w:val="both"/>
-              <w:rPr>
-                <w:lang w:val="it-IT"/>
-              </w:rPr>
-            </w:pPr>
-            <w:r>
-              <w:rPr>
-                <w:sz w:val="18"/>
-                <w:lang w:val="it-IT"/>
-              </w:rPr>
-              <w:t>Sotto il banco, immobile</w:t>
-            </w:r>
-          </w:p>
-        </w:tc>
-        <w:tc>
-          <w:tcPr>
-            <w:tcW w:w="1814" w:type="dxa"/>
-          </w:tcPr>
-          <w:p>
-            <w:pPr>
-              <w:keepNext/>
-              <w:jc w:val="both"/>
-              <w:cnfStyle w:val="000000010000" w:firstRow="0" w:lastRow="0" w:firstColumn="0" w:lastColumn="0" w:oddVBand="0" w:evenVBand="0" w:oddHBand="0" w:evenHBand="1" w:firstRowFirstColumn="0" w:firstRowLastColumn="0" w:lastRowFirstColumn="0" w:lastRowLastColumn="0"/>
-              <w:rPr>
-                <w:lang w:val="it-IT"/>
-              </w:rPr>
-            </w:pPr>
-            <w:r>
-              <w:rPr>
-                <w:sz w:val="18"/>
-                <w:lang w:val="it-IT"/>
-              </w:rPr>
-              <w:t>presente</w:t>
-            </w:r>
-          </w:p>
-        </w:tc>
-        <w:tc>
-          <w:tcPr>
-            <w:tcW w:w="1814" w:type="dxa"/>
-          </w:tcPr>
-          <w:p>
-            <w:pPr>
-              <w:keepNext/>
-              <w:jc w:val="both"/>
-              <w:cnfStyle w:val="000000010000" w:firstRow="0" w:lastRow="0" w:firstColumn="0" w:lastColumn="0" w:oddVBand="0" w:evenVBand="0" w:oddHBand="0" w:evenHBand="1" w:firstRowFirstColumn="0" w:firstRowLastColumn="0" w:lastRowFirstColumn="0" w:lastRowLastColumn="0"/>
-              <w:rPr>
-                <w:lang w:val="it-IT"/>
-              </w:rPr>
-            </w:pPr>
-            <w:r>
-              <w:rPr>
-                <w:sz w:val="18"/>
-                <w:lang w:val="it-IT"/>
-              </w:rPr>
-              <w:t>1,32 %</w:t>
-            </w:r>
-          </w:p>
-        </w:tc>
-        <w:tc>
-          <w:tcPr>
-            <w:tcW w:w="1814" w:type="dxa"/>
-          </w:tcPr>
-          <w:p>
-            <w:pPr>
-              <w:keepNext/>
-              <w:jc w:val="both"/>
-              <w:cnfStyle w:val="000000010000" w:firstRow="0" w:lastRow="0" w:firstColumn="0" w:lastColumn="0" w:oddVBand="0" w:evenVBand="0" w:oddHBand="0" w:evenHBand="1" w:firstRowFirstColumn="0" w:firstRowLastColumn="0" w:lastRowFirstColumn="0" w:lastRowLastColumn="0"/>
-              <w:rPr>
-                <w:lang w:val="it-IT"/>
-              </w:rPr>
-            </w:pPr>
-            <w:r>
-              <w:rPr>
-                <w:b/>
-                <w:sz w:val="18"/>
-                <w:lang w:val="it-IT"/>
-              </w:rPr>
-              <w:t>100 %</w:t>
-            </w:r>
-          </w:p>
-        </w:tc>
-        <w:tc>
-          <w:tcPr>
-            <w:tcW w:w="1814" w:type="dxa"/>
-          </w:tcPr>
-          <w:p>
-            <w:pPr>
-              <w:keepNext/>
-              <w:jc w:val="both"/>
-              <w:cnfStyle w:val="000000010000" w:firstRow="0" w:lastRow="0" w:firstColumn="0" w:lastColumn="0" w:oddVBand="0" w:evenVBand="0" w:oddHBand="0" w:evenHBand="1" w:firstRowFirstColumn="0" w:firstRowLastColumn="0" w:lastRowFirstColumn="0" w:lastRowLastColumn="0"/>
-              <w:rPr>
-                <w:lang w:val="it-IT"/>
-              </w:rPr>
-            </w:pPr>
-            <w:r>
-              <w:rPr>
-                <w:sz w:val="18"/>
-                <w:lang w:val="it-IT"/>
-              </w:rPr>
-              <w:t>Sezione 5.4</w:t>
-            </w:r>
-          </w:p>
-        </w:tc>
-      </w:tr>
-      <w:tr>
-        <w:trPr>
-          <w:cnfStyle w:val="000000100000" w:firstRow="0" w:lastRow="0" w:firstColumn="0" w:lastColumn="0" w:oddVBand="0" w:evenVBand="0" w:oddHBand="1" w:evenHBand="0" w:firstRowFirstColumn="0" w:firstRowLastColumn="0" w:lastRowFirstColumn="0" w:lastRowLastColumn="0"/>
-        </w:trPr>
-        <w:tc>
-          <w:tcPr>
-            <w:cnfStyle w:val="001000000000" w:firstRow="0" w:lastRow="0" w:firstColumn="1" w:lastColumn="0" w:oddVBand="0" w:evenVBand="0" w:oddHBand="0" w:evenHBand="0" w:firstRowFirstColumn="0" w:firstRowLastColumn="0" w:lastRowFirstColumn="0" w:lastRowLastColumn="0"/>
-            <w:tcW w:w="1814" w:type="dxa"/>
-          </w:tcPr>
-          <w:p>
-            <w:pPr>
-              <w:keepNext/>
-              <w:jc w:val="both"/>
-              <w:rPr>
-                <w:lang w:val="it-IT"/>
-              </w:rPr>
-            </w:pPr>
-            <w:r>
-              <w:rPr>
-                <w:sz w:val="18"/>
-                <w:lang w:val="it-IT"/>
-              </w:rPr>
-              <w:t>Sotto il banco, micro-</w:t>
-            </w:r>
-            <w:proofErr w:type="spellStart"/>
-            <w:r>
-              <w:rPr>
-                <w:sz w:val="18"/>
-                <w:lang w:val="it-IT"/>
-              </w:rPr>
-              <w:t>mov</w:t>
-            </w:r>
-            <w:proofErr w:type="spellEnd"/>
-            <w:r>
-              <w:rPr>
-                <w:sz w:val="18"/>
-                <w:lang w:val="it-IT"/>
-              </w:rPr>
-              <w:t>.</w:t>
-            </w:r>
-          </w:p>
-        </w:tc>
-        <w:tc>
-          <w:tcPr>
-            <w:tcW w:w="1814" w:type="dxa"/>
-          </w:tcPr>
-          <w:p>
-            <w:pPr>
-              <w:keepNext/>
-              <w:jc w:val="both"/>
-              <w:cnfStyle w:val="000000100000" w:firstRow="0" w:lastRow="0" w:firstColumn="0" w:lastColumn="0" w:oddVBand="0" w:evenVBand="0" w:oddHBand="1" w:evenHBand="0" w:firstRowFirstColumn="0" w:firstRowLastColumn="0" w:lastRowFirstColumn="0" w:lastRowLastColumn="0"/>
-              <w:rPr>
-                <w:lang w:val="it-IT"/>
-              </w:rPr>
-            </w:pPr>
-            <w:r>
-              <w:rPr>
-                <w:sz w:val="18"/>
-                <w:lang w:val="it-IT"/>
-              </w:rPr>
-              <w:t>presente</w:t>
-            </w:r>
-          </w:p>
-        </w:tc>
-        <w:tc>
-          <w:tcPr>
-            <w:tcW w:w="1814" w:type="dxa"/>
-          </w:tcPr>
-          <w:p>
-            <w:pPr>
-              <w:keepNext/>
-              <w:jc w:val="both"/>
-              <w:cnfStyle w:val="000000100000" w:firstRow="0" w:lastRow="0" w:firstColumn="0" w:lastColumn="0" w:oddVBand="0" w:evenVBand="0" w:oddHBand="1" w:evenHBand="0" w:firstRowFirstColumn="0" w:firstRowLastColumn="0" w:lastRowFirstColumn="0" w:lastRowLastColumn="0"/>
-              <w:rPr>
-                <w:lang w:val="it-IT"/>
-              </w:rPr>
-            </w:pPr>
-            <w:r>
-              <w:rPr>
-                <w:sz w:val="18"/>
-                <w:lang w:val="it-IT"/>
-              </w:rPr>
-              <w:t>96,52 %</w:t>
-            </w:r>
-          </w:p>
-        </w:tc>
-        <w:tc>
-          <w:tcPr>
-            <w:tcW w:w="1814" w:type="dxa"/>
-          </w:tcPr>
-          <w:p>
-            <w:pPr>
-              <w:keepNext/>
-              <w:jc w:val="both"/>
-              <w:cnfStyle w:val="000000100000" w:firstRow="0" w:lastRow="0" w:firstColumn="0" w:lastColumn="0" w:oddVBand="0" w:evenVBand="0" w:oddHBand="1" w:evenHBand="0" w:firstRowFirstColumn="0" w:firstRowLastColumn="0" w:lastRowFirstColumn="0" w:lastRowLastColumn="0"/>
-              <w:rPr>
-                <w:lang w:val="it-IT"/>
-              </w:rPr>
-            </w:pPr>
-            <w:r>
-              <w:rPr>
-                <w:b/>
-                <w:sz w:val="18"/>
-                <w:lang w:val="it-IT"/>
-              </w:rPr>
-              <w:t>100 %</w:t>
-            </w:r>
-          </w:p>
-        </w:tc>
-        <w:tc>
-          <w:tcPr>
-            <w:tcW w:w="1814" w:type="dxa"/>
-          </w:tcPr>
-          <w:p>
-            <w:pPr>
-              <w:keepNext/>
-              <w:jc w:val="both"/>
-              <w:cnfStyle w:val="000000100000" w:firstRow="0" w:lastRow="0" w:firstColumn="0" w:lastColumn="0" w:oddVBand="0" w:evenVBand="0" w:oddHBand="1" w:evenHBand="0" w:firstRowFirstColumn="0" w:firstRowLastColumn="0" w:lastRowFirstColumn="0" w:lastRowLastColumn="0"/>
-              <w:rPr>
-                <w:lang w:val="it-IT"/>
-              </w:rPr>
-            </w:pPr>
-            <w:r>
-              <w:rPr>
-                <w:sz w:val="18"/>
-                <w:lang w:val="it-IT"/>
-              </w:rPr>
-              <w:t>Sezione 5.4</w:t>
-            </w:r>
-          </w:p>
-        </w:tc>
-      </w:tr>
-      <w:tr>
-        <w:trPr>
-          <w:cnfStyle w:val="000000010000" w:firstRow="0" w:lastRow="0" w:firstColumn="0" w:lastColumn="0" w:oddVBand="0" w:evenVBand="0" w:oddHBand="0" w:evenHBand="1" w:firstRowFirstColumn="0" w:firstRowLastColumn="0" w:lastRowFirstColumn="0" w:lastRowLastColumn="0"/>
-        </w:trPr>
-        <w:tc>
-          <w:tcPr>
-            <w:cnfStyle w:val="001000000000" w:firstRow="0" w:lastRow="0" w:firstColumn="1" w:lastColumn="0" w:oddVBand="0" w:evenVBand="0" w:oddHBand="0" w:evenHBand="0" w:firstRowFirstColumn="0" w:firstRowLastColumn="0" w:lastRowFirstColumn="0" w:lastRowLastColumn="0"/>
-            <w:tcW w:w="1814" w:type="dxa"/>
-          </w:tcPr>
-          <w:p>
-            <w:pPr>
-              <w:keepNext/>
-              <w:jc w:val="both"/>
-              <w:rPr>
-                <w:lang w:val="it-IT"/>
-              </w:rPr>
-            </w:pPr>
-            <w:r>
-              <w:rPr>
-                <w:sz w:val="18"/>
-                <w:lang w:val="it-IT"/>
-              </w:rPr>
-              <w:t>Due persone, ogni geometria</w:t>
-            </w:r>
-          </w:p>
-        </w:tc>
-        <w:tc>
-          <w:tcPr>
-            <w:tcW w:w="1814" w:type="dxa"/>
-          </w:tcPr>
-          <w:p>
-            <w:pPr>
-              <w:keepNext/>
-              <w:jc w:val="both"/>
-              <w:cnfStyle w:val="000000010000" w:firstRow="0" w:lastRow="0" w:firstColumn="0" w:lastColumn="0" w:oddVBand="0" w:evenVBand="0" w:oddHBand="0" w:evenHBand="1" w:firstRowFirstColumn="0" w:firstRowLastColumn="0" w:lastRowFirstColumn="0" w:lastRowLastColumn="0"/>
-              <w:rPr>
-                <w:lang w:val="it-IT"/>
-              </w:rPr>
-            </w:pPr>
-            <w:r>
-              <w:rPr>
-                <w:sz w:val="18"/>
-                <w:lang w:val="it-IT"/>
-              </w:rPr>
-              <w:t>presenti</w:t>
-            </w:r>
-          </w:p>
-        </w:tc>
-        <w:tc>
-          <w:tcPr>
-            <w:tcW w:w="1814" w:type="dxa"/>
-          </w:tcPr>
-          <w:p>
-            <w:pPr>
-              <w:keepNext/>
-              <w:jc w:val="both"/>
-              <w:cnfStyle w:val="000000010000" w:firstRow="0" w:lastRow="0" w:firstColumn="0" w:lastColumn="0" w:oddVBand="0" w:evenVBand="0" w:oddHBand="0" w:evenHBand="1" w:firstRowFirstColumn="0" w:firstRowLastColumn="0" w:lastRowFirstColumn="0" w:lastRowLastColumn="0"/>
-              <w:rPr>
-                <w:lang w:val="it-IT"/>
-              </w:rPr>
-            </w:pPr>
-            <w:r>
-              <w:rPr>
-                <w:sz w:val="18"/>
-                <w:lang w:val="it-IT"/>
-              </w:rPr>
-              <w:t>—</w:t>
-            </w:r>
-          </w:p>
-        </w:tc>
-        <w:tc>
-          <w:tcPr>
-            <w:tcW w:w="1814" w:type="dxa"/>
-          </w:tcPr>
-          <w:p>
-            <w:pPr>
-              <w:keepNext/>
-              <w:jc w:val="both"/>
-              <w:cnfStyle w:val="000000010000" w:firstRow="0" w:lastRow="0" w:firstColumn="0" w:lastColumn="0" w:oddVBand="0" w:evenVBand="0" w:oddHBand="0" w:evenHBand="1" w:firstRowFirstColumn="0" w:firstRowLastColumn="0" w:lastRowFirstColumn="0" w:lastRowLastColumn="0"/>
-              <w:rPr>
-                <w:lang w:val="it-IT"/>
-              </w:rPr>
-            </w:pPr>
-            <w:r>
-              <w:rPr>
-                <w:b/>
-                <w:sz w:val="18"/>
-                <w:lang w:val="it-IT"/>
-              </w:rPr>
-              <w:t>100 %</w:t>
-            </w:r>
-          </w:p>
-        </w:tc>
-        <w:tc>
-          <w:tcPr>
-            <w:tcW w:w="1814" w:type="dxa"/>
-          </w:tcPr>
-          <w:p>
-            <w:pPr>
-              <w:keepNext/>
-              <w:jc w:val="both"/>
-              <w:cnfStyle w:val="000000010000" w:firstRow="0" w:lastRow="0" w:firstColumn="0" w:lastColumn="0" w:oddVBand="0" w:evenVBand="0" w:oddHBand="0" w:evenHBand="1" w:firstRowFirstColumn="0" w:firstRowLastColumn="0" w:lastRowFirstColumn="0" w:lastRowLastColumn="0"/>
-              <w:rPr>
-                <w:lang w:val="it-IT"/>
-              </w:rPr>
-            </w:pPr>
-            <w:r>
-              <w:rPr>
-                <w:sz w:val="18"/>
-                <w:lang w:val="it-IT"/>
-              </w:rPr>
-              <w:t>Sezione 5.8</w:t>
-            </w:r>
-          </w:p>
-        </w:tc>
-      </w:tr>
-      <w:tr>
-        <w:trPr>
-          <w:cnfStyle w:val="000000100000" w:firstRow="0" w:lastRow="0" w:firstColumn="0" w:lastColumn="0" w:oddVBand="0" w:evenVBand="0" w:oddHBand="1" w:evenHBand="0" w:firstRowFirstColumn="0" w:firstRowLastColumn="0" w:lastRowFirstColumn="0" w:lastRowLastColumn="0"/>
-        </w:trPr>
-        <w:tc>
-          <w:tcPr>
-            <w:cnfStyle w:val="001000000000" w:firstRow="0" w:lastRow="0" w:firstColumn="1" w:lastColumn="0" w:oddVBand="0" w:evenVBand="0" w:oddHBand="0" w:evenHBand="0" w:firstRowFirstColumn="0" w:firstRowLastColumn="0" w:lastRowFirstColumn="0" w:lastRowLastColumn="0"/>
-            <w:tcW w:w="1814" w:type="dxa"/>
-          </w:tcPr>
-          <w:p>
-            <w:pPr>
-              <w:keepNext/>
-              <w:jc w:val="both"/>
-              <w:rPr>
-                <w:lang w:val="it-IT"/>
-              </w:rPr>
-            </w:pPr>
-            <w:r>
-              <w:rPr>
-                <w:sz w:val="18"/>
-                <w:lang w:val="it-IT"/>
-              </w:rPr>
-              <w:t>Vicino a 3 m, gate 2</w:t>
-            </w:r>
-          </w:p>
-        </w:tc>
-        <w:tc>
-          <w:tcPr>
-            <w:tcW w:w="1814" w:type="dxa"/>
-          </w:tcPr>
-          <w:p>
-            <w:pPr>
-              <w:keepNext/>
-              <w:jc w:val="both"/>
-              <w:cnfStyle w:val="000000100000" w:firstRow="0" w:lastRow="0" w:firstColumn="0" w:lastColumn="0" w:oddVBand="0" w:evenVBand="0" w:oddHBand="1" w:evenHBand="0" w:firstRowFirstColumn="0" w:firstRowLastColumn="0" w:lastRowFirstColumn="0" w:lastRowLastColumn="0"/>
-              <w:rPr>
-                <w:lang w:val="it-IT"/>
-              </w:rPr>
-            </w:pPr>
-            <w:r>
-              <w:rPr>
-                <w:sz w:val="18"/>
-                <w:lang w:val="it-IT"/>
-              </w:rPr>
-              <w:t>assente</w:t>
-            </w:r>
-          </w:p>
-        </w:tc>
-        <w:tc>
-          <w:tcPr>
-            <w:tcW w:w="1814" w:type="dxa"/>
-          </w:tcPr>
-          <w:p>
-            <w:pPr>
-              <w:keepNext/>
-              <w:jc w:val="both"/>
-              <w:cnfStyle w:val="000000100000" w:firstRow="0" w:lastRow="0" w:firstColumn="0" w:lastColumn="0" w:oddVBand="0" w:evenVBand="0" w:oddHBand="1" w:evenHBand="0" w:firstRowFirstColumn="0" w:firstRowLastColumn="0" w:lastRowFirstColumn="0" w:lastRowLastColumn="0"/>
-              <w:rPr>
-                <w:lang w:val="it-IT"/>
-              </w:rPr>
-            </w:pPr>
-            <w:r>
-              <w:rPr>
-                <w:sz w:val="18"/>
-                <w:lang w:val="it-IT"/>
-              </w:rPr>
-              <w:t>0,00 %</w:t>
-            </w:r>
-          </w:p>
-        </w:tc>
-        <w:tc>
-          <w:tcPr>
-            <w:tcW w:w="1814" w:type="dxa"/>
-          </w:tcPr>
-          <w:p>
-            <w:pPr>
-              <w:keepNext/>
-              <w:jc w:val="both"/>
-              <w:cnfStyle w:val="000000100000" w:firstRow="0" w:lastRow="0" w:firstColumn="0" w:lastColumn="0" w:oddVBand="0" w:evenVBand="0" w:oddHBand="1" w:evenHBand="0" w:firstRowFirstColumn="0" w:firstRowLastColumn="0" w:lastRowFirstColumn="0" w:lastRowLastColumn="0"/>
-              <w:rPr>
-                <w:lang w:val="it-IT"/>
-              </w:rPr>
-            </w:pPr>
-            <w:r>
-              <w:rPr>
-                <w:sz w:val="18"/>
-                <w:lang w:val="it-IT"/>
-              </w:rPr>
-              <w:t>0,00 %</w:t>
-            </w:r>
-          </w:p>
-        </w:tc>
-        <w:tc>
-          <w:tcPr>
-            <w:tcW w:w="1814" w:type="dxa"/>
-          </w:tcPr>
-          <w:p>
-            <w:pPr>
-              <w:keepNext/>
-              <w:jc w:val="both"/>
-              <w:cnfStyle w:val="000000100000" w:firstRow="0" w:lastRow="0" w:firstColumn="0" w:lastColumn="0" w:oddVBand="0" w:evenVBand="0" w:oddHBand="1" w:evenHBand="0" w:firstRowFirstColumn="0" w:firstRowLastColumn="0" w:lastRowFirstColumn="0" w:lastRowLastColumn="0"/>
-              <w:rPr>
-                <w:lang w:val="it-IT"/>
-              </w:rPr>
-            </w:pPr>
-            <w:r>
-              <w:rPr>
-                <w:sz w:val="18"/>
-                <w:lang w:val="it-IT"/>
-              </w:rPr>
-              <w:t>Sezione 5.7</w:t>
-            </w:r>
-          </w:p>
-        </w:tc>
-      </w:tr>
-      <w:tr>
-        <w:trPr>
-          <w:cnfStyle w:val="000000010000" w:firstRow="0" w:lastRow="0" w:firstColumn="0" w:lastColumn="0" w:oddVBand="0" w:evenVBand="0" w:oddHBand="0" w:evenHBand="1" w:firstRowFirstColumn="0" w:firstRowLastColumn="0" w:lastRowFirstColumn="0" w:lastRowLastColumn="0"/>
-        </w:trPr>
-        <w:tc>
-          <w:tcPr>
-            <w:cnfStyle w:val="001000000000" w:firstRow="0" w:lastRow="0" w:firstColumn="1" w:lastColumn="0" w:oddVBand="0" w:evenVBand="0" w:oddHBand="0" w:evenHBand="0" w:firstRowFirstColumn="0" w:firstRowLastColumn="0" w:lastRowFirstColumn="0" w:lastRowLastColumn="0"/>
-            <w:tcW w:w="1814" w:type="dxa"/>
-          </w:tcPr>
-          <w:p>
-            <w:pPr>
-              <w:keepNext/>
-              <w:jc w:val="both"/>
-              <w:rPr>
-                <w:lang w:val="it-IT"/>
-              </w:rPr>
-            </w:pPr>
-            <w:r>
-              <w:rPr>
-                <w:sz w:val="18"/>
-                <w:lang w:val="it-IT"/>
-              </w:rPr>
-              <w:t>Vicino fermo a 90°, gate 2</w:t>
-            </w:r>
-          </w:p>
-        </w:tc>
-        <w:tc>
-          <w:tcPr>
-            <w:tcW w:w="1814" w:type="dxa"/>
-          </w:tcPr>
-          <w:p>
-            <w:pPr>
-              <w:keepNext/>
-              <w:jc w:val="both"/>
-              <w:cnfStyle w:val="000000010000" w:firstRow="0" w:lastRow="0" w:firstColumn="0" w:lastColumn="0" w:oddVBand="0" w:evenVBand="0" w:oddHBand="0" w:evenHBand="1" w:firstRowFirstColumn="0" w:firstRowLastColumn="0" w:lastRowFirstColumn="0" w:lastRowLastColumn="0"/>
-              <w:rPr>
-                <w:lang w:val="it-IT"/>
-              </w:rPr>
-            </w:pPr>
-            <w:r>
-              <w:rPr>
-                <w:sz w:val="18"/>
-                <w:lang w:val="it-IT"/>
-              </w:rPr>
-              <w:t>assente</w:t>
-            </w:r>
-          </w:p>
-        </w:tc>
-        <w:tc>
-          <w:tcPr>
-            <w:tcW w:w="1814" w:type="dxa"/>
-          </w:tcPr>
-          <w:p>
-            <w:pPr>
-              <w:keepNext/>
-              <w:jc w:val="both"/>
-              <w:cnfStyle w:val="000000010000" w:firstRow="0" w:lastRow="0" w:firstColumn="0" w:lastColumn="0" w:oddVBand="0" w:evenVBand="0" w:oddHBand="0" w:evenHBand="1" w:firstRowFirstColumn="0" w:firstRowLastColumn="0" w:lastRowFirstColumn="0" w:lastRowLastColumn="0"/>
-              <w:rPr>
-                <w:lang w:val="it-IT"/>
-              </w:rPr>
-            </w:pPr>
-            <w:r>
-              <w:rPr>
-                <w:sz w:val="18"/>
-                <w:lang w:val="it-IT"/>
-              </w:rPr>
-              <w:t>0,00 %</w:t>
-            </w:r>
-          </w:p>
-        </w:tc>
-        <w:tc>
-          <w:tcPr>
-            <w:tcW w:w="1814" w:type="dxa"/>
-          </w:tcPr>
-          <w:p>
-            <w:pPr>
-              <w:keepNext/>
-              <w:jc w:val="both"/>
-              <w:cnfStyle w:val="000000010000" w:firstRow="0" w:lastRow="0" w:firstColumn="0" w:lastColumn="0" w:oddVBand="0" w:evenVBand="0" w:oddHBand="0" w:evenHBand="1" w:firstRowFirstColumn="0" w:firstRowLastColumn="0" w:lastRowFirstColumn="0" w:lastRowLastColumn="0"/>
-              <w:rPr>
-                <w:lang w:val="it-IT"/>
-              </w:rPr>
-            </w:pPr>
-            <w:r>
-              <w:rPr>
-                <w:sz w:val="18"/>
-                <w:lang w:val="it-IT"/>
-              </w:rPr>
-              <w:t>0,00 %</w:t>
-            </w:r>
-          </w:p>
-        </w:tc>
-        <w:tc>
-          <w:tcPr>
-            <w:tcW w:w="1814" w:type="dxa"/>
-          </w:tcPr>
-          <w:p>
-            <w:pPr>
-              <w:keepNext/>
-              <w:jc w:val="both"/>
-              <w:cnfStyle w:val="000000010000" w:firstRow="0" w:lastRow="0" w:firstColumn="0" w:lastColumn="0" w:oddVBand="0" w:evenVBand="0" w:oddHBand="0" w:evenHBand="1" w:firstRowFirstColumn="0" w:firstRowLastColumn="0" w:lastRowFirstColumn="0" w:lastRowLastColumn="0"/>
-              <w:rPr>
-                <w:lang w:val="it-IT"/>
-              </w:rPr>
-            </w:pPr>
-            <w:r>
-              <w:rPr>
-                <w:sz w:val="18"/>
-                <w:lang w:val="it-IT"/>
-              </w:rPr>
-              <w:t>Sezione 5.7</w:t>
-            </w:r>
-          </w:p>
-        </w:tc>
-      </w:tr>
-      <w:tr>
-        <w:trPr>
-          <w:cnfStyle w:val="000000100000" w:firstRow="0" w:lastRow="0" w:firstColumn="0" w:lastColumn="0" w:oddVBand="0" w:evenVBand="0" w:oddHBand="1" w:evenHBand="0" w:firstRowFirstColumn="0" w:firstRowLastColumn="0" w:lastRowFirstColumn="0" w:lastRowLastColumn="0"/>
-        </w:trPr>
-        <w:tc>
-          <w:tcPr>
-            <w:cnfStyle w:val="001000000000" w:firstRow="0" w:lastRow="0" w:firstColumn="1" w:lastColumn="0" w:oddVBand="0" w:evenVBand="0" w:oddHBand="0" w:evenHBand="0" w:firstRowFirstColumn="0" w:firstRowLastColumn="0" w:lastRowFirstColumn="0" w:lastRowLastColumn="0"/>
-            <w:tcW w:w="1814" w:type="dxa"/>
-          </w:tcPr>
-          <w:p>
-            <w:pPr>
-              <w:keepNext/>
-              <w:jc w:val="both"/>
-              <w:rPr>
-                <w:lang w:val="it-IT"/>
-              </w:rPr>
-            </w:pPr>
-            <w:r>
-              <w:rPr>
-                <w:sz w:val="18"/>
-                <w:lang w:val="it-IT"/>
-              </w:rPr>
-              <w:t>Vicino a 90° in movimento</w:t>
-            </w:r>
-          </w:p>
-        </w:tc>
-        <w:tc>
-          <w:tcPr>
-            <w:tcW w:w="1814" w:type="dxa"/>
-          </w:tcPr>
-          <w:p>
-            <w:pPr>
-              <w:keepNext/>
-              <w:jc w:val="both"/>
-              <w:cnfStyle w:val="000000100000" w:firstRow="0" w:lastRow="0" w:firstColumn="0" w:lastColumn="0" w:oddVBand="0" w:evenVBand="0" w:oddHBand="1" w:evenHBand="0" w:firstRowFirstColumn="0" w:firstRowLastColumn="0" w:lastRowFirstColumn="0" w:lastRowLastColumn="0"/>
-              <w:rPr>
-                <w:lang w:val="it-IT"/>
-              </w:rPr>
-            </w:pPr>
-            <w:r>
-              <w:rPr>
-                <w:sz w:val="18"/>
-                <w:lang w:val="it-IT"/>
-              </w:rPr>
-              <w:t>assente</w:t>
-            </w:r>
-          </w:p>
-        </w:tc>
-        <w:tc>
-          <w:tcPr>
-            <w:tcW w:w="1814" w:type="dxa"/>
-          </w:tcPr>
-          <w:p>
-            <w:pPr>
-              <w:keepNext/>
-              <w:jc w:val="both"/>
-              <w:cnfStyle w:val="000000100000" w:firstRow="0" w:lastRow="0" w:firstColumn="0" w:lastColumn="0" w:oddVBand="0" w:evenVBand="0" w:oddHBand="1" w:evenHBand="0" w:firstRowFirstColumn="0" w:firstRowLastColumn="0" w:lastRowFirstColumn="0" w:lastRowLastColumn="0"/>
-              <w:rPr>
-                <w:lang w:val="it-IT"/>
-              </w:rPr>
-            </w:pPr>
-            <w:r>
-              <w:rPr>
-                <w:sz w:val="18"/>
-                <w:lang w:val="it-IT"/>
-              </w:rPr>
-              <w:t>12 %</w:t>
-            </w:r>
-          </w:p>
-        </w:tc>
-        <w:tc>
-          <w:tcPr>
-            <w:tcW w:w="1814" w:type="dxa"/>
-          </w:tcPr>
-          <w:p>
-            <w:pPr>
-              <w:keepNext/>
-              <w:jc w:val="both"/>
-              <w:cnfStyle w:val="000000100000" w:firstRow="0" w:lastRow="0" w:firstColumn="0" w:lastColumn="0" w:oddVBand="0" w:evenVBand="0" w:oddHBand="1" w:evenHBand="0" w:firstRowFirstColumn="0" w:firstRowLastColumn="0" w:lastRowFirstColumn="0" w:lastRowLastColumn="0"/>
-              <w:rPr>
-                <w:lang w:val="it-IT"/>
-              </w:rPr>
-            </w:pPr>
-            <w:r>
-              <w:rPr>
-                <w:b/>
-                <w:sz w:val="18"/>
-                <w:lang w:val="it-IT"/>
-              </w:rPr>
-              <w:t>100 %</w:t>
-            </w:r>
-          </w:p>
-        </w:tc>
-        <w:tc>
-          <w:tcPr>
-            <w:tcW w:w="1814" w:type="dxa"/>
-          </w:tcPr>
-          <w:p>
-            <w:pPr>
-              <w:keepNext/>
-              <w:jc w:val="both"/>
-              <w:cnfStyle w:val="000000100000" w:firstRow="0" w:lastRow="0" w:firstColumn="0" w:lastColumn="0" w:oddVBand="0" w:evenVBand="0" w:oddHBand="1" w:evenHBand="0" w:firstRowFirstColumn="0" w:firstRowLastColumn="0" w:lastRowFirstColumn="0" w:lastRowLastColumn="0"/>
-              <w:rPr>
-                <w:lang w:val="it-IT"/>
-              </w:rPr>
-            </w:pPr>
-            <w:r>
-              <w:rPr>
-                <w:sz w:val="18"/>
-                <w:lang w:val="it-IT"/>
-              </w:rPr>
-              <w:t>Sezione 5.7</w:t>
-            </w:r>
-          </w:p>
-        </w:tc>
-      </w:tr>
-      <w:tr>
-        <w:trPr>
-          <w:cnfStyle w:val="000000010000" w:firstRow="0" w:lastRow="0" w:firstColumn="0" w:lastColumn="0" w:oddVBand="0" w:evenVBand="0" w:oddHBand="0" w:evenHBand="1" w:firstRowFirstColumn="0" w:firstRowLastColumn="0" w:lastRowFirstColumn="0" w:lastRowLastColumn="0"/>
-        </w:trPr>
-        <w:tc>
-          <w:tcPr>
-            <w:cnfStyle w:val="001000000000" w:firstRow="0" w:lastRow="0" w:firstColumn="1" w:lastColumn="0" w:oddVBand="0" w:evenVBand="0" w:oddHBand="0" w:evenHBand="0" w:firstRowFirstColumn="0" w:firstRowLastColumn="0" w:lastRowFirstColumn="0" w:lastRowLastColumn="0"/>
-            <w:tcW w:w="1814" w:type="dxa"/>
-          </w:tcPr>
-          <w:p>
-            <w:pPr>
-              <w:keepNext/>
-              <w:jc w:val="both"/>
-              <w:rPr>
-                <w:lang w:val="it-IT"/>
-              </w:rPr>
-            </w:pPr>
-            <w:r>
-              <w:rPr>
-                <w:sz w:val="18"/>
-                <w:lang w:val="it-IT"/>
-              </w:rPr>
-              <w:t>Dietro cartongesso, legno, vetro, porta, 3–5 m</w:t>
-            </w:r>
-          </w:p>
-        </w:tc>
-        <w:tc>
-          <w:tcPr>
-            <w:tcW w:w="1814" w:type="dxa"/>
-          </w:tcPr>
-          <w:p>
-            <w:pPr>
-              <w:keepNext/>
-              <w:jc w:val="both"/>
-              <w:cnfStyle w:val="000000010000" w:firstRow="0" w:lastRow="0" w:firstColumn="0" w:lastColumn="0" w:oddVBand="0" w:evenVBand="0" w:oddHBand="0" w:evenHBand="1" w:firstRowFirstColumn="0" w:firstRowLastColumn="0" w:lastRowFirstColumn="0" w:lastRowLastColumn="0"/>
-              <w:rPr>
-                <w:lang w:val="it-IT"/>
-              </w:rPr>
-            </w:pPr>
-            <w:r>
-              <w:rPr>
-                <w:sz w:val="18"/>
-                <w:lang w:val="it-IT"/>
-              </w:rPr>
-              <w:t>presente</w:t>
-            </w:r>
-          </w:p>
-        </w:tc>
-        <w:tc>
-          <w:tcPr>
-            <w:tcW w:w="1814" w:type="dxa"/>
-          </w:tcPr>
-          <w:p>
-            <w:pPr>
-              <w:keepNext/>
-              <w:jc w:val="both"/>
-              <w:cnfStyle w:val="000000010000" w:firstRow="0" w:lastRow="0" w:firstColumn="0" w:lastColumn="0" w:oddVBand="0" w:evenVBand="0" w:oddHBand="0" w:evenHBand="1" w:firstRowFirstColumn="0" w:firstRowLastColumn="0" w:lastRowFirstColumn="0" w:lastRowLastColumn="0"/>
-              <w:rPr>
-                <w:lang w:val="it-IT"/>
-              </w:rPr>
-            </w:pPr>
-            <w:r>
-              <w:rPr>
-                <w:sz w:val="18"/>
-                <w:lang w:val="it-IT"/>
-              </w:rPr>
-              <w:t>0 % (1 m)</w:t>
-            </w:r>
-          </w:p>
-        </w:tc>
-        <w:tc>
-          <w:tcPr>
-            <w:tcW w:w="1814" w:type="dxa"/>
-          </w:tcPr>
-          <w:p>
-            <w:pPr>
-              <w:keepNext/>
-              <w:jc w:val="both"/>
-              <w:cnfStyle w:val="000000010000" w:firstRow="0" w:lastRow="0" w:firstColumn="0" w:lastColumn="0" w:oddVBand="0" w:evenVBand="0" w:oddHBand="0" w:evenHBand="1" w:firstRowFirstColumn="0" w:firstRowLastColumn="0" w:lastRowFirstColumn="0" w:lastRowLastColumn="0"/>
-              <w:rPr>
-                <w:lang w:val="it-IT"/>
-              </w:rPr>
-            </w:pPr>
-            <w:r>
-              <w:rPr>
-                <w:b/>
-                <w:sz w:val="18"/>
-                <w:lang w:val="it-IT"/>
-              </w:rPr>
-              <w:t>100 %</w:t>
-            </w:r>
-          </w:p>
-        </w:tc>
-        <w:tc>
-          <w:tcPr>
-            <w:tcW w:w="1814" w:type="dxa"/>
-          </w:tcPr>
-          <w:p>
-            <w:pPr>
-              <w:keepNext/>
-              <w:jc w:val="both"/>
-              <w:cnfStyle w:val="000000010000" w:firstRow="0" w:lastRow="0" w:firstColumn="0" w:lastColumn="0" w:oddVBand="0" w:evenVBand="0" w:oddHBand="0" w:evenHBand="1" w:firstRowFirstColumn="0" w:firstRowLastColumn="0" w:lastRowFirstColumn="0" w:lastRowLastColumn="0"/>
-              <w:rPr>
-                <w:lang w:val="it-IT"/>
-              </w:rPr>
-            </w:pPr>
-            <w:r>
-              <w:rPr>
-                <w:sz w:val="18"/>
-                <w:lang w:val="it-IT"/>
-              </w:rPr>
-              <w:t>Sezione 5.9</w:t>
-            </w:r>
-          </w:p>
-        </w:tc>
-      </w:tr>
-      <w:tr>
-        <w:trPr>
-          <w:cnfStyle w:val="000000100000" w:firstRow="0" w:lastRow="0" w:firstColumn="0" w:lastColumn="0" w:oddVBand="0" w:evenVBand="0" w:oddHBand="1" w:evenHBand="0" w:firstRowFirstColumn="0" w:firstRowLastColumn="0" w:lastRowFirstColumn="0" w:lastRowLastColumn="0"/>
-        </w:trPr>
-        <w:tc>
-          <w:tcPr>
-            <w:cnfStyle w:val="001000000000" w:firstRow="0" w:lastRow="0" w:firstColumn="1" w:lastColumn="0" w:oddVBand="0" w:evenVBand="0" w:oddHBand="0" w:evenHBand="0" w:firstRowFirstColumn="0" w:firstRowLastColumn="0" w:lastRowFirstColumn="0" w:lastRowLastColumn="0"/>
-            <w:tcW w:w="1814" w:type="dxa"/>
-          </w:tcPr>
-          <w:p>
-            <w:pPr>
-              <w:keepNext/>
-              <w:jc w:val="both"/>
-              <w:rPr>
-                <w:lang w:val="it-IT"/>
-              </w:rPr>
-            </w:pPr>
-            <w:r>
-              <w:rPr>
-                <w:sz w:val="18"/>
-                <w:lang w:val="it-IT"/>
-              </w:rPr>
-              <w:t>Corridoio 6 m / 7 m, oscillazione</w:t>
-            </w:r>
-          </w:p>
-        </w:tc>
-        <w:tc>
-          <w:tcPr>
-            <w:tcW w:w="1814" w:type="dxa"/>
-          </w:tcPr>
-          <w:p>
-            <w:pPr>
-              <w:keepNext/>
-              <w:jc w:val="both"/>
-              <w:cnfStyle w:val="000000100000" w:firstRow="0" w:lastRow="0" w:firstColumn="0" w:lastColumn="0" w:oddVBand="0" w:evenVBand="0" w:oddHBand="1" w:evenHBand="0" w:firstRowFirstColumn="0" w:firstRowLastColumn="0" w:lastRowFirstColumn="0" w:lastRowLastColumn="0"/>
-              <w:rPr>
-                <w:lang w:val="it-IT"/>
-              </w:rPr>
-            </w:pPr>
-            <w:r>
-              <w:rPr>
-                <w:sz w:val="18"/>
-                <w:lang w:val="it-IT"/>
-              </w:rPr>
-              <w:t>presente</w:t>
-            </w:r>
-          </w:p>
-        </w:tc>
-        <w:tc>
-          <w:tcPr>
-            <w:tcW w:w="1814" w:type="dxa"/>
-          </w:tcPr>
-          <w:p>
-            <w:pPr>
-              <w:keepNext/>
-              <w:jc w:val="both"/>
-              <w:cnfStyle w:val="000000100000" w:firstRow="0" w:lastRow="0" w:firstColumn="0" w:lastColumn="0" w:oddVBand="0" w:evenVBand="0" w:oddHBand="1" w:evenHBand="0" w:firstRowFirstColumn="0" w:firstRowLastColumn="0" w:lastRowFirstColumn="0" w:lastRowLastColumn="0"/>
-              <w:rPr>
-                <w:lang w:val="it-IT"/>
-              </w:rPr>
-            </w:pPr>
-            <w:r>
-              <w:rPr>
-                <w:sz w:val="18"/>
-                <w:lang w:val="it-IT"/>
-              </w:rPr>
-              <w:t>12–51 / 24–33 %</w:t>
-            </w:r>
-          </w:p>
-        </w:tc>
-        <w:tc>
-          <w:tcPr>
-            <w:tcW w:w="1814" w:type="dxa"/>
-          </w:tcPr>
-          <w:p>
-            <w:pPr>
-              <w:keepNext/>
-              <w:jc w:val="both"/>
-              <w:cnfStyle w:val="000000100000" w:firstRow="0" w:lastRow="0" w:firstColumn="0" w:lastColumn="0" w:oddVBand="0" w:evenVBand="0" w:oddHBand="1" w:evenHBand="0" w:firstRowFirstColumn="0" w:firstRowLastColumn="0" w:lastRowFirstColumn="0" w:lastRowLastColumn="0"/>
-              <w:rPr>
-                <w:lang w:val="it-IT"/>
-              </w:rPr>
-            </w:pPr>
-            <w:r>
-              <w:rPr>
-                <w:b/>
-                <w:sz w:val="18"/>
-                <w:lang w:val="it-IT"/>
-              </w:rPr>
-              <w:t>100 %</w:t>
-            </w:r>
-            <w:r>
-              <w:rPr>
-                <w:sz w:val="18"/>
-                <w:lang w:val="it-IT"/>
-              </w:rPr>
-              <w:t xml:space="preserve"> / 0 %</w:t>
-            </w:r>
-          </w:p>
-        </w:tc>
-        <w:tc>
-          <w:tcPr>
-            <w:tcW w:w="1814" w:type="dxa"/>
-          </w:tcPr>
-          <w:p>
-            <w:pPr>
-              <w:keepNext/>
-              <w:jc w:val="both"/>
-              <w:cnfStyle w:val="000000100000" w:firstRow="0" w:lastRow="0" w:firstColumn="0" w:lastColumn="0" w:oddVBand="0" w:evenVBand="0" w:oddHBand="1" w:evenHBand="0" w:firstRowFirstColumn="0" w:firstRowLastColumn="0" w:lastRowFirstColumn="0" w:lastRowLastColumn="0"/>
-              <w:rPr>
-                <w:lang w:val="it-IT"/>
-              </w:rPr>
-            </w:pPr>
-            <w:r>
-              <w:rPr>
-                <w:sz w:val="18"/>
-                <w:lang w:val="it-IT"/>
-              </w:rPr>
-              <w:t>Sezione 5.10</w:t>
-            </w:r>
-          </w:p>
-        </w:tc>
-      </w:tr>
-      <w:tr>
-        <w:trPr>
-          <w:cnfStyle w:val="000000010000" w:firstRow="0" w:lastRow="0" w:firstColumn="0" w:lastColumn="0" w:oddVBand="0" w:evenVBand="0" w:oddHBand="0" w:evenHBand="1" w:firstRowFirstColumn="0" w:firstRowLastColumn="0" w:lastRowFirstColumn="0" w:lastRowLastColumn="0"/>
-        </w:trPr>
-        <w:tc>
-          <w:tcPr>
-            <w:cnfStyle w:val="001000000000" w:firstRow="0" w:lastRow="0" w:firstColumn="1" w:lastColumn="0" w:oddVBand="0" w:evenVBand="0" w:oddHBand="0" w:evenHBand="0" w:firstRowFirstColumn="0" w:firstRowLastColumn="0" w:lastRowFirstColumn="0" w:lastRowLastColumn="0"/>
-            <w:tcW w:w="1814" w:type="dxa"/>
-          </w:tcPr>
-          <w:p>
-            <w:pPr>
-              <w:keepNext/>
-              <w:jc w:val="both"/>
-              <w:rPr>
-                <w:lang w:val="it-IT"/>
-              </w:rPr>
-            </w:pPr>
-            <w:r>
-              <w:rPr>
-                <w:sz w:val="18"/>
-                <w:lang w:val="it-IT"/>
-              </w:rPr>
-              <w:t>Attraversamento 6 m, PIR al massimo</w:t>
-            </w:r>
-          </w:p>
-        </w:tc>
-        <w:tc>
-          <w:tcPr>
-            <w:tcW w:w="1814" w:type="dxa"/>
-          </w:tcPr>
-          <w:p>
-            <w:pPr>
-              <w:keepNext/>
-              <w:jc w:val="both"/>
-              <w:cnfStyle w:val="000000010000" w:firstRow="0" w:lastRow="0" w:firstColumn="0" w:lastColumn="0" w:oddVBand="0" w:evenVBand="0" w:oddHBand="0" w:evenHBand="1" w:firstRowFirstColumn="0" w:firstRowLastColumn="0" w:lastRowFirstColumn="0" w:lastRowLastColumn="0"/>
-              <w:rPr>
-                <w:lang w:val="it-IT"/>
-              </w:rPr>
-            </w:pPr>
-            <w:r>
-              <w:rPr>
-                <w:sz w:val="18"/>
-                <w:lang w:val="it-IT"/>
-              </w:rPr>
-              <w:t>presente</w:t>
-            </w:r>
-          </w:p>
-        </w:tc>
-        <w:tc>
-          <w:tcPr>
-            <w:tcW w:w="1814" w:type="dxa"/>
-          </w:tcPr>
-          <w:p>
-            <w:pPr>
-              <w:keepNext/>
-              <w:jc w:val="both"/>
-              <w:cnfStyle w:val="000000010000" w:firstRow="0" w:lastRow="0" w:firstColumn="0" w:lastColumn="0" w:oddVBand="0" w:evenVBand="0" w:oddHBand="0" w:evenHBand="1" w:firstRowFirstColumn="0" w:firstRowLastColumn="0" w:lastRowFirstColumn="0" w:lastRowLastColumn="0"/>
-              <w:rPr>
-                <w:lang w:val="it-IT"/>
-              </w:rPr>
-            </w:pPr>
-            <w:r>
-              <w:rPr>
-                <w:b/>
-                <w:sz w:val="18"/>
-                <w:lang w:val="it-IT"/>
-              </w:rPr>
-              <w:t>100 %</w:t>
-            </w:r>
-          </w:p>
-        </w:tc>
-        <w:tc>
-          <w:tcPr>
-            <w:tcW w:w="1814" w:type="dxa"/>
-          </w:tcPr>
-          <w:p>
-            <w:pPr>
-              <w:keepNext/>
-              <w:jc w:val="both"/>
-              <w:cnfStyle w:val="000000010000" w:firstRow="0" w:lastRow="0" w:firstColumn="0" w:lastColumn="0" w:oddVBand="0" w:evenVBand="0" w:oddHBand="0" w:evenHBand="1" w:firstRowFirstColumn="0" w:firstRowLastColumn="0" w:lastRowFirstColumn="0" w:lastRowLastColumn="0"/>
-              <w:rPr>
-                <w:lang w:val="it-IT"/>
-              </w:rPr>
-            </w:pPr>
-            <w:r>
-              <w:rPr>
-                <w:sz w:val="18"/>
-                <w:lang w:val="it-IT"/>
-              </w:rPr>
-              <w:t>100 %</w:t>
-            </w:r>
-          </w:p>
-        </w:tc>
-        <w:tc>
-          <w:tcPr>
-            <w:tcW w:w="1814" w:type="dxa"/>
-          </w:tcPr>
-          <w:p>
-            <w:pPr>
-              <w:keepNext/>
-              <w:jc w:val="both"/>
-              <w:cnfStyle w:val="000000010000" w:firstRow="0" w:lastRow="0" w:firstColumn="0" w:lastColumn="0" w:oddVBand="0" w:evenVBand="0" w:oddHBand="0" w:evenHBand="1" w:firstRowFirstColumn="0" w:firstRowLastColumn="0" w:lastRowFirstColumn="0" w:lastRowLastColumn="0"/>
-              <w:rPr>
-                <w:lang w:val="it-IT"/>
-              </w:rPr>
-            </w:pPr>
-            <w:r>
-              <w:rPr>
-                <w:sz w:val="18"/>
-                <w:lang w:val="it-IT"/>
-              </w:rPr>
-              <w:t>Sezione 5.10</w:t>
-            </w:r>
-          </w:p>
-        </w:tc>
-      </w:tr>
-    </w:tbl>
-    <w:p>
-      <w:pPr>
-        <w:jc w:val="both"/>
-        <w:rPr>
-          <w:lang w:val="it-IT"/>
-        </w:rPr>
-      </w:pPr>
-    </w:p>
-    <w:p>
-      <w:pPr>
-        <w:pStyle w:val="Titolo3"/>
-        <w:jc w:val="both"/>
-        <w:rPr>
-          <w:lang w:val="it-IT"/>
-        </w:rPr>
-      </w:pPr>
-      <w:proofErr w:type="gramStart"/>
-      <w:r>
-        <w:rPr>
-          <w:lang w:val="it-IT"/>
-        </w:rPr>
-        <w:t>5.12.1  Dove</w:t>
-      </w:r>
-      <w:proofErr w:type="gramEnd"/>
-      <w:r>
-        <w:rPr>
-          <w:lang w:val="it-IT"/>
-        </w:rPr>
-        <w:t xml:space="preserve"> il mmWave vince</w:t>
-      </w:r>
-    </w:p>
-    <w:p>
-      <w:pPr>
-        <w:pStyle w:val="Puntoelenco"/>
-        <w:jc w:val="both"/>
-        <w:rPr>
-          <w:lang w:val="it-IT"/>
-        </w:rPr>
-      </w:pPr>
-      <w:r>
-        <w:rPr>
-          <w:lang w:val="it-IT"/>
-        </w:rPr>
-        <w:t>Sulla persona ferma il divario è categorico, non graduale. A 2,3 m seduto, a 1 m in piedi e sotto il banco a 60 cm il PIR ha il 98,5–99,8 % di falsi negativi e il radar lo 0,00 %, cioè lo stesso esito in tre geometrie.</w:t>
-      </w:r>
-    </w:p>
-    <w:p>
-      <w:pPr>
-        <w:pStyle w:val="Puntoelenco"/>
-        <w:jc w:val="both"/>
-        <w:rPr>
-          <w:lang w:val="it-IT"/>
-        </w:rPr>
-      </w:pPr>
-      <w:r>
-        <w:rPr>
-          <w:lang w:val="it-IT"/>
-        </w:rPr>
-        <w:t>Il divario è attribuibile a una sola variabile, l'immobilità del soggetto, perché la dose-risposta la isola a geometria, distanza e configurazione costanti.</w:t>
-      </w:r>
-    </w:p>
-    <w:p>
-      <w:pPr>
-        <w:pStyle w:val="Puntoelenco"/>
-        <w:jc w:val="both"/>
-        <w:rPr>
-          <w:lang w:val="it-IT"/>
-        </w:rPr>
-      </w:pPr>
-      <w:r>
-        <w:rPr>
-          <w:lang w:val="it-IT"/>
-        </w:rPr>
-        <w:t>Il radar è più veloce anche dove il PIR dovrebbe essere avvantaggiato, all'ingresso da una porta, in dieci trial su dieci.</w:t>
-      </w:r>
-    </w:p>
-    <w:p>
-      <w:pPr>
-        <w:pStyle w:val="Puntoelenco"/>
-        <w:jc w:val="both"/>
-        <w:rPr>
-          <w:lang w:val="it-IT"/>
-        </w:rPr>
-      </w:pPr>
-      <w:r>
-        <w:rPr>
-          <w:lang w:val="it-IT"/>
-        </w:rPr>
-        <w:t>Il radar aggiunge informazione, non solo affidabilità. La distanza è lineare con R² = 0,99965, mentre l'energia e la dispersione della distanza sono indicatori continui della quantità di movimento.</w:t>
-      </w:r>
-    </w:p>
-    <w:p>
-      <w:pPr>
-        <w:pStyle w:val="Puntoelenco"/>
-        <w:jc w:val="both"/>
-        <w:rPr>
-          <w:lang w:val="it-IT"/>
-        </w:rPr>
-      </w:pPr>
-      <w:r>
-        <w:rPr>
-          <w:lang w:val="it-IT"/>
-        </w:rPr>
-        <w:lastRenderedPageBreak/>
-        <w:t>Sui falsi positivi i due sensori sono equivalenti (≤ 0,43 eventi/h). Il radar attraversa cartongesso, legno, vetro e una porta chiusa senza perdere portata, mentre il PIR è azzerato da ogni materiale.</w:t>
-      </w:r>
-    </w:p>
-    <w:p>
-      <w:pPr>
-        <w:pStyle w:val="Titolo3"/>
-        <w:jc w:val="both"/>
-        <w:rPr>
-          <w:lang w:val="it-IT"/>
-        </w:rPr>
-      </w:pPr>
-      <w:proofErr w:type="gramStart"/>
-      <w:r>
-        <w:rPr>
-          <w:lang w:val="it-IT"/>
-        </w:rPr>
-        <w:t>5.12.2  Dove</w:t>
-      </w:r>
-      <w:proofErr w:type="gramEnd"/>
-      <w:r>
-        <w:rPr>
-          <w:lang w:val="it-IT"/>
-        </w:rPr>
-        <w:t xml:space="preserve"> il mmWave non vince</w:t>
-      </w:r>
-    </w:p>
-    <w:p>
-      <w:pPr>
-        <w:pStyle w:val="Puntoelenco"/>
-        <w:jc w:val="both"/>
-        <w:rPr>
-          <w:lang w:val="it-IT"/>
-        </w:rPr>
-      </w:pPr>
-      <w:r>
-        <w:rPr>
-          <w:lang w:val="it-IT"/>
-        </w:rPr>
-        <w:t xml:space="preserve">Il consumo, tre ordini di grandezza in più (80 </w:t>
-      </w:r>
-      <w:proofErr w:type="spellStart"/>
-      <w:r>
-        <w:rPr>
-          <w:lang w:val="it-IT"/>
-        </w:rPr>
-        <w:t>mA</w:t>
-      </w:r>
-      <w:proofErr w:type="spellEnd"/>
-      <w:r>
-        <w:rPr>
-          <w:lang w:val="it-IT"/>
-        </w:rPr>
-        <w:t xml:space="preserve"> contro 50 µA), è il vincolo che determina l'architettura del Capitolo 8 e che il Capitolo 7 quantifica.</w:t>
-      </w:r>
-    </w:p>
-    <w:p>
-      <w:pPr>
-        <w:pStyle w:val="Puntoelenco"/>
-        <w:jc w:val="both"/>
-        <w:rPr>
-          <w:lang w:val="it-IT"/>
-        </w:rPr>
-      </w:pPr>
-      <w:r>
-        <w:rPr>
-          <w:lang w:val="it-IT"/>
-        </w:rPr>
-        <w:t>Il rilascio è più lento del PIR di 5,4 s e più lento del parametro dichiarato (coda di circa 9 s contro 5 s configurati).</w:t>
-      </w:r>
-    </w:p>
-    <w:p>
-      <w:pPr>
-        <w:pStyle w:val="Puntoelenco"/>
-        <w:jc w:val="both"/>
-        <w:rPr>
-          <w:lang w:val="it-IT"/>
-        </w:rPr>
-      </w:pPr>
-      <w:r>
-        <w:rPr>
-          <w:lang w:val="it-IT"/>
-        </w:rPr>
-        <w:t>A distanza ravvicinata i canali più informativi saturano e i gate stazionari non sono disponibili sotto 1,5 m. Sotto l'arredo la localizzazione è dieci volte più rumorosa, anche se la presenza resta al 100 %.</w:t>
-      </w:r>
-    </w:p>
-    <w:p>
-      <w:pPr>
-        <w:pStyle w:val="Puntoelenco"/>
-        <w:jc w:val="both"/>
-        <w:rPr>
-          <w:lang w:val="it-IT"/>
-        </w:rPr>
-      </w:pPr>
-      <w:r>
-        <w:rPr>
-          <w:lang w:val="it-IT"/>
-        </w:rPr>
-        <w:t>Riporta un bersaglio per canale, quindi non è un contatore di presenze. Richiede UART, protocollo a frame ed elaborazione numerica contro il piedino digitale del PIR.</w:t>
-      </w:r>
-    </w:p>
-    <w:p>
-      <w:pPr>
-        <w:pStyle w:val="Puntoelenco"/>
-        <w:jc w:val="both"/>
-        <w:rPr>
-          <w:lang w:val="it-IT"/>
-        </w:rPr>
-      </w:pPr>
-      <w:r>
-        <w:rPr>
-          <w:lang w:val="it-IT"/>
-        </w:rPr>
-        <w:t>I vantaggi misurati sono dell'HLK-LD2410B e non della categoria mmWave in astratto, come mostra il secondo radar (Sezione 5.11).</w:t>
-      </w:r>
-    </w:p>
-    <w:p>
-      <w:pPr>
-        <w:pStyle w:val="Titolo3"/>
-        <w:jc w:val="both"/>
-        <w:rPr>
-          <w:lang w:val="it-IT"/>
-        </w:rPr>
-      </w:pPr>
-      <w:proofErr w:type="gramStart"/>
-      <w:r>
-        <w:rPr>
-          <w:lang w:val="it-IT"/>
-        </w:rPr>
-        <w:t>5.12.3  Limiti</w:t>
-      </w:r>
-      <w:proofErr w:type="gramEnd"/>
-      <w:r>
-        <w:rPr>
-          <w:lang w:val="it-IT"/>
-        </w:rPr>
-        <w:t xml:space="preserve"> del setup</w:t>
-      </w:r>
-    </w:p>
-    <w:p>
-      <w:pPr>
-        <w:jc w:val="both"/>
-        <w:rPr>
-          <w:lang w:val="it-IT"/>
-        </w:rPr>
-      </w:pPr>
-      <w:r>
-        <w:rPr>
-          <w:lang w:val="it-IT"/>
-        </w:rPr>
-        <w:t>Tutti i risultati comparativi sono di un solo soggetto, in una stanza domestica e non in un'aula, a una temperatura sfavorevole al PIR (Sezione 4.2.4). C'è un solo esemplare per modello e nessuna strumentazione di misura indipendente per distanze e consumi. Gli scenari di selettività e a due persone hanno tre trial soli (Tabella 4.1), e su tre trial le affermazioni sono formulate come assenza di effetto osservato. La prima parte della campagna è in posizione L del PIR (Sezione 5.2.1), e i due gruppi non sono uniti nella regressione della distanza perché separati da un rimontaggio del setup. Nessuno di questi limiti tocca il risultato centrale, perché la cecità del PIR sulla persona ferma è una conseguenza del principio fisico, confermata in tre geometrie.</w:t>
+        <w:t>.</w:t>
       </w:r>
     </w:p>
     <w:sectPr>

--- a/bozza_capitolo5.docx
+++ b/bozza_capitolo5.docx
@@ -589,31 +589,27 @@
         <w:rPr>
           <w:lang w:val="it-IT"/>
         </w:rPr>
-        <w:t>e ne viene</w:t>
+        <w:t>e qui ne viene misurata la dispersione su cinque ripetizioni.</w:t>
       </w:r>
       <w:r>
         <w:rPr>
           <w:lang w:val="it-IT"/>
         </w:rPr>
-        <w:t xml:space="preserve"> quantifica</w:t>
       </w:r>
       <w:r>
         <w:rPr>
           <w:lang w:val="it-IT"/>
         </w:rPr>
-        <w:t xml:space="preserve">ta </w:t>
       </w:r>
       <w:r>
         <w:rPr>
           <w:lang w:val="it-IT"/>
         </w:rPr>
-        <w:t>la dispersione</w:t>
       </w:r>
       <w:r>
         <w:rPr>
           <w:lang w:val="it-IT"/>
         </w:rPr>
-        <w:t xml:space="preserve"> nello scenario di progetto.</w:t>
       </w:r>
     </w:p>
     <w:p>
@@ -706,7 +702,7 @@
           <w:sz w:val="20"/>
           <w:lang w:val="it-IT"/>
         </w:rPr>
-        <w:t>Figura 5.2: Presenza dichiarata dai due sensori su una persona immobile, in due geometrie. A sinistra il soggetto seduto a 2,3 m, a destra rannicchiato sotto il banco a circa 60 cm, cinque minuti ciascuno. Il radar è continuo, il PIR produce al più un impulso isolato. La terza riga è la distanza riportata dal radar sul bersaglio fermo, stabile entro 1,5 cm da seduto e molto più rumorosa sotto il piano.</w:t>
+        <w:t>Figura 5.2: Presenza dichiarata dai due sensori su una persona immobile, in due geometrie. A sinistra il soggetto seduto a 2,3 m, a destra rannicchiato sotto il banco a circa 60 cm, cinque minuti ciascuno. Il radar è continuo, il PIR produce al più un impulso isolato. La terza riga è la distanza riportata dal radar sul bersaglio fermo, con una deviazione standard media di 1,5 cm da seduto e molto più rumorosa sotto il piano.</w:t>
       </w:r>
     </w:p>
     <w:p>
@@ -838,7 +834,7 @@
         <w:rPr>
           <w:lang w:val="it-IT"/>
         </w:rPr>
-        <w:t xml:space="preserve"> sotto il banco sono state ripetute in H e sono quelle riportate in questo capitolo. Anche se le altre serie non richiedevano una ripetizione, perché il ponticello agisce solo dopo un trigger e uno scenario in cui il PIR non ha prodotto eventi non può cambiare, sono stati comunque ripetuti in H, per verifica, il cammino a 2 m (0,00 % in entrambe le posizioni) e l'immobilità sotto il banco (0,10 % in L, 1,32 % in H).</w:t>
+        <w:t xml:space="preserve"> sotto il banco sono state ripetute in H e sono quelle riportate in questo capitolo. Anche se le altre serie non richiedevano una ripetizione, perché il ponticello agisce solo dopo un trigger e dove il PIR produce al più eventi isolati può solo allungarli di poco, sono stati comunque ripetuti in H, per verifica, il cammino a 2 m (0,00 % in entrambe le posizioni) e l'immobilità sotto il banco (0,10 % in L, 1,32 % in H).</w:t>
       </w:r>
     </w:p>
     <w:p>
@@ -1269,7 +1265,7 @@
             </w:pPr>
             <w:r>
               <w:rPr>
-                <w:b/>
+                <w:b w:val="0"/>
                 <w:sz w:val="18"/>
                 <w:lang w:val="it-IT"/>
               </w:rPr>
@@ -1650,7 +1646,7 @@
         <w:rPr>
           <w:lang w:val="it-IT"/>
         </w:rPr>
-        <w:t>Il cammino sul posto è stato ripetuto a 1, 2, 3, 4 e 5 m, con cinque trial per distanza. A 1 m il PIR rileva l'85,2 % del tempo, mentre da 2 m in poi resta a zero. Sono venti trial consecutivi al 100 % di falsi negativi con un soggetto in movimento continuo davanti al sensore, e il crollo fra 1 e 2 m non è graduale. Questo esito è in aperto contrasto con la portata di 3–7 m dichiarata dal costruttore, ma da solo non distingue fra due spiegazioni, cioè il tipo di movimento oppure un esemplare guasto o tarato male. Per decidere, il soggetto ha ripetuto la prova camminando in modo continuo trasversalmente all'asse del sensore, a distanza costante. Tutto il resto è rimasto invariato (ponticello in H e trimmer di sensibilità nella stessa posizione), con tre trial per distanza. Il risultato è in Figura 5.5.</w:t>
+        <w:t>Il cammino sul posto è stato ripetuto a 1, 2, 3, 4 e 5 m, con cinque trial per distanza (in H a 1 e 2 m, in L da 3 a 5 m, dove il ponticello non cambia nulla). A 1 m il PIR rileva l'85,2 % del tempo, mentre da 2 m in poi resta a zero. Sono venti trial consecutivi al 100 % di falsi negativi con un soggetto in movimento continuo davanti al sensore, e il crollo fra 1 e 2 m non è graduale. Questo esito è in aperto contrasto con la portata di 3–7 m dichiarata dal costruttore, ma da solo non distingue fra due spiegazioni, cioè il tipo di movimento oppure un esemplare guasto o tarato male. Per decidere, il soggetto ha ripetuto la prova camminando in modo continuo trasversalmente all'asse del sensore, a distanza costante. Il resto è rimasto invariato (trimmer di sensibilità nella stessa posizione), con il ponticello in H e tre trial per distanza. Il risultato è in Figura 5.5.</w:t>
       </w:r>
     </w:p>
     <w:p>
@@ -1732,7 +1728,7 @@
           <w:sz w:val="20"/>
           <w:lang w:val="it-IT"/>
         </w:rPr>
-        <w:t xml:space="preserve"> radar è al 100 % con entrambi i movimenti. Il ponticello è in H, tranne che nelle serie sul posto a 3–5 m, acquisite in posizione L, dove il PIR non produce eventi e il ponticello non cambia nulla (Sezione 5.2.1).</w:t>
+        <w:t xml:space="preserve"> radar è al 100 % con entrambi i movimenti.</w:t>
       </w:r>
     </w:p>
     <w:p>
@@ -1767,7 +1763,7 @@
         <w:rPr>
           <w:lang w:val="it-IT"/>
         </w:rPr>
-        <w:t>Per il progetto la conseguenza è diretta. Il movimento per cui il PIR è progettato, attraversare un varco o percorrere un corridoio, è l'opposto di quello di una persona intrappolata sotto un arredo, che, se si muove, lo fa sul posto. Il limite è quindi strutturale rispetto allo scenario.</w:t>
+        <w:t>Per il progetto la conseguenza è diretta. Il movimento per cui il PIR è progettato, attraversare un varco o percorrere un corridoio, è l'opposto di quello di una persona intrappolata sotto un arredo, che, se si muove, lo fa sul posto. Sotto il banco, a 60 cm, il PIR vede ancora questi movimenti (Sezione 5.4), ma da 2 m in su non più, e resta cieco sulla persona immobile a qualunque distanza.</w:t>
       </w:r>
     </w:p>
     <w:p>
@@ -1862,7 +1858,7 @@
           <w:sz w:val="20"/>
           <w:lang w:val="it-IT"/>
         </w:rPr>
-        <w:t>Figura 5.6: Lo scenario DIPME a tre sensori, cinque trial per condizione. L'HLK-LD2420 è stato provato nella stessa geometria, con soglie tarate e scarto di 90 s. I due radar sono al 100 % in tutte le condizioni, salvo l'HLK-LD2420 al 98,4 % da immobile sotto il banco per un rilascio di 24 s in un trial su cinque. Il PIR passa dall'1–2 % da fermo al 52–97 % con i micro-movimenti.</w:t>
+        <w:t>Figura 5.6: I tre sensori con la persona immobile e con micro-movimenti, in piedi a 1 m e sotto il banco, cinque trial per condizione. L'HLK-LD2420 è stato provato nella stessa geometria, con soglie tarate e scarto di 90 s.</w:t>
       </w:r>
     </w:p>
     <w:p>
@@ -1906,7 +1902,7 @@
         <w:rPr>
           <w:lang w:val="it-IT"/>
         </w:rPr>
-        <w:t>Sotto il banco la distanza riportata sulla persona immobile oscilla entro il trial di 24 ± 9 cm, contro 1,48 ± 0,77 cm per il soggetto seduto immobile a 2,3 m (Figura 5.2). Il bersaglio è più vicino e ugualmente fermo, eppure la dispersione è circa sedici volte più ampia. Non dipende da piccoli movimenti del soggetto, perché con i micro-movimenti la dispersione scende a 14 cm. Lo stesso accade a 1 m (Sezione 5.3.1), perché un'eco più forte dà una distanza più stabile. Per il progetto conta poco, perché al soccorritore serve sapere se sotto quel banco c'è qualcuno e non a quanti centimetri si trova. In questa geometria, però, la distanza non va usata per localizzare con precisione la persona.</w:t>
+        <w:t>Sotto il banco la distanza riportata sulla persona immobile ha una deviazione standard entro il trial di 24 ± 9 cm, contro 1,48 ± 0,77 cm per il soggetto seduto immobile a 2,3 m (Figura 5.2). Il bersaglio è più vicino e ugualmente fermo, eppure la dispersione è circa sedici volte più ampia. Non dipende da piccoli movimenti del soggetto, perché con i micro-movimenti la dispersione scende a 14 cm. Lo stesso accade a 1 m, dove la dispersione cala con il movimento (Sezione 5.3.1). Per il progetto conta poco, perché al soccorritore serve sapere se sotto quel banco c'è qualcuno e non a quanti centimetri si trova. In questa geometria, però, la distanza non va usata per localizzare con precisione la persona.</w:t>
       </w:r>
     </w:p>
     <w:p>
@@ -1934,7 +1930,7 @@
         <w:rPr>
           <w:lang w:val="it-IT"/>
         </w:rPr>
-        <w:t>La lettura per gate indica il perché. Su entrambi i radar la persona immobile compare soprattutto in gate più lontani di quello in cui si trova. Sull'HLK-LD2410B, i cui gate stazionari 0 e 1 sono nulli per costruzione (Sezione 3.5.2), la presenza è retta dai gate 2 e 3, e al gate 8 resta un'energia di 24 contro 6,5 da seduto. Sull'HLK-LD2420 è retta dal gate 2 (70–140 cm) invece che dal gate 1, dove sta la persona. La causa più probabile sono i cammini multipli sotto il piano, cioè echi che rimbalzano su pavimento e piano del banco e arrivano come da più lontano. Resta però un'ipotesi, perché i moduli forniscono solo l'energia già elaborata per gate e non il segnale da cui si potrebbero separare i diversi percorsi (Sezione 2.2.1).</w:t>
+        <w:t>La lettura per gate indica il perché. La presenza della persona immobile è retta soprattutto da gate più lontani di quello in cui si trova. Sull'HLK-LD2410B la reggono i gate 2 e 3 del canale stazionario, i cui gate 0 e 1 sono nulli per costruzione (Sezione 3.5.2), mentre il canale in movimento ha il massimo nel gate 1, dove la persona si trova. Sull'HLK-LD2420 la regge il gate 2 (70–140 cm) invece del gate 1. La causa più probabile sono i cammini multipli sotto il piano, cioè echi che rimbalzano su pavimento e piano del banco e arrivano come da più lontano. Resta però un'ipotesi, perché i moduli forniscono solo l'energia già elaborata per gate e non il segnale da cui si potrebbero separare i diversi percorsi (Sezione 2.2.1).</w:t>
       </w:r>
     </w:p>
     <w:p>
@@ -1995,7 +1991,7 @@
           <w:sz w:val="20"/>
           <w:lang w:val="it-IT"/>
         </w:rPr>
-        <w:t>Tabella 5.3: Accuratezza della distanza riportata dall'HLK-LD2410B, cinque trial da 62 s per distanza. “Misurata” è la media dei cinque trial, “errore” la differenza dalla distanza reale, “residuo” lo scarto dalla retta dell'Equazione 5.1 e “disp. entro trial” quanto oscilla la distanza dentro un trial. L'energia è discussa nella Sezione 5.5.2.</w:t>
+        <w:t>Tabella 5.3: Accuratezza della distanza riportata dall'HLK-LD2410B, cinque trial da 62 s per distanza. “Misurata” è la media dei cinque trial, “errore” la differenza dalla distanza reale, “residuo” lo scarto dalla retta di regressione e “disp. entro trial” quanto oscilla la distanza dentro un trial. L'energia è discussa nella Sezione 5.5.2.</w:t>
       </w:r>
     </w:p>
     <w:tbl>
@@ -3095,7 +3091,7 @@
         <w:rPr>
           <w:lang w:val="it-IT"/>
         </w:rPr>
-        <w:t xml:space="preserve"> − 1,32 cm, R² = 0,99965     (5.1)</w:t>
+        <w:t xml:space="preserve"> − 1,32 cm, R² = 0,99965</w:t>
       </w:r>
     </w:p>
     <w:p>
@@ -3130,7 +3126,7 @@
         <w:rPr>
           <w:lang w:val="it-IT"/>
         </w:rPr>
-        <w:t>La colonna “disp. entro trial” indica invece quanto oscilla la distanza riportata durante un singolo trial, fra 10 e 26 cm. Non è rumore del sensore ma il movimento reale del busto di chi cammina sul posto (Figura 5.8). Lo conferma il soggetto seduto immobile a 2,3 m (Sezione 5.2), su cui la stessa grandezza vale appena 1,5 cm.</w:t>
+        <w:t>La colonna “disp. entro trial” indica invece quanto oscilla la distanza riportata durante un singolo trial, fra 10 e 26 cm. Dipende dal movimento del busto (Figura 5.8) ma anche dalla forza dell'eco, tanto che la persona immobile a 1 m dà 21 cm (Tabella 5.2). Il soggetto seduto a 2,3 m scende a 1,5 cm, ma sul canale stazionario (Sezione 5.2).</w:t>
       </w:r>
     </w:p>
     <w:p>
@@ -3283,7 +3279,7 @@
         <w:rPr>
           <w:lang w:val="it-IT"/>
         </w:rPr>
-        <w:t>L'HLK-LD2420 riporta una distanza solo sul bersaglio in movimento e, sull'esemplare in dotazione, solo da vicino. Nella stessa prova ripetuta da 0,5 a 2 m, con venti trial, la distanza riportata vale 59 ± 5 cm a 0,5 m e 121 ± 9 cm a 1 m, cioè 9 e 21 cm più del vero, contro il mezzo centimetro dell'HLK-LD2410B a 1 m. La lettura inoltre si aggiorna di rado, da 4 a 38 valori diversi al minuto, mentre quella dell'HLK-LD2410B segue il movimento di continuo. A 1,5 e 2 m resta ferma su un solo valore per tutto il trial, quindi non è una misura e una retta come quella dell'Equazione 5.1 non si può costruire. Sulla persona immobile il modulo dichiara la presenza al 100 %, ma come distanza riporta 2–5 cm, il valore che usa quando non ha un bersaglio in movimento. È quanto prevede il manuale, secondo cui il modulo non misura la distanza dei corpi fermi. Su questo esemplare nemmeno l'energia del gate della persona cresce con il movimento, come mostra la dose-risposta (Sezione 5.3).</w:t>
+        <w:t>L'HLK-LD2420 riporta una distanza solo sul bersaglio in movimento e, sull'esemplare in dotazione, solo da vicino. Nella stessa prova ripetuta da 0,5 a 2 m, con venti trial, la distanza riportata vale 59 ± 5 cm a 0,5 m e 121 ± 9 cm a 1 m, cioè 9 e 21 cm più del vero, contro il mezzo centimetro dell'HLK-LD2410B a 1 m. La lettura inoltre si aggiorna di rado, da 4 a 38 valori diversi al minuto, mentre quella dell'HLK-LD2410B segue il movimento di continuo. A 1,5 e 2 m resta ferma su un solo valore per tutto il trial, quindi non è una misura e una retta di regressione come quella dell'HLK-LD2410B non si può costruire. Sulla persona immobile il modulo dichiara la presenza al 100 %, ma come distanza riporta 2–5 cm, il valore che usa quando non ha un bersaglio in movimento. È quanto prevede il manuale, secondo cui il modulo non misura la distanza dei corpi fermi.</w:t>
       </w:r>
     </w:p>
     <w:p>
@@ -3329,7 +3325,7 @@
           <w:sz w:val="20"/>
           <w:lang w:val="it-IT"/>
         </w:rPr>
-        <w:t>Tabella 5.4: Latenze all'ingresso e tempo di rilascio all'uscita. HLK-LD2410B e PIR letti nello stesso trial (10 all'ingresso, 5 all'uscita), con la differenza appaiata calcolata trial per trial e nessuna riaccensione dopo il rilascio. L'HLK-LD2420 è misurato in una sessione separata (5 trial all'ingresso, 3 all'uscita) con il ritardo di scomparsa portato da 30 a 5 s come sull'HLK-LD2410B. Il PIR non era cablato, quindi manca la differenza appaiata. Per l'HLK-LD2420 il rilascio è la prima caduta della presenza, seguita in due trial su tre da brevi riaccensioni a stanza vuota.</w:t>
+        <w:t>Tabella 5.4: Latenze all'ingresso e tempo di rilascio all'uscita. HLK-LD2410B e PIR letti nello stesso trial (10 all'ingresso, 5 all'uscita), con la differenza appaiata calcolata trial per trial e nessuna riaccensione dopo il rilascio. L'HLK-LD2420 è misurato in una sessione separata (5 trial all'ingresso, 3 all'uscita) con il ritardo di scomparsa portato da 30 a 5 s come sull'HLK-LD2410B. Il PIR non era cablato, quindi manca la differenza appaiata.</w:t>
       </w:r>
     </w:p>
     <w:tbl>
@@ -3798,7 +3794,7 @@
                 <w:sz w:val="18"/>
                 <w:lang w:val="it-IT"/>
               </w:rPr>
-              <w:t>HLK-LD2410B più lento del PIR di 5,40 ± 0,67 s. HLK-LD2420 con ritardo 5 s, prima caduta</w:t>
+              <w:t>HLK-LD2410B più lento del PIR di 5,40 ± 1,86 s (appaiata). HLK-LD2420 con ritardo 5 s, prima caduta</w:t>
             </w:r>
           </w:p>
         </w:tc>
@@ -3876,7 +3872,7 @@
           <w:sz w:val="20"/>
           <w:lang w:val="it-IT"/>
         </w:rPr>
-        <w:t>Figura 5.9: A sinistra le latenze all'ingresso, appaiate per HLK-LD2410B e PIR e da una sessione separata per l'HLK-LD2420. A destra il tempo di rilascio all'uscita, dove l'HLK-LD2410B impiega 18 s a dichiarare la stanza vuota con un ritardo di scomparsa di 5 s. Per l'HLK-LD2420, con lo stesso ritardo, è riportata la prima caduta della presenza.</w:t>
+        <w:t>Figura 5.9: A sinistra le latenze all'ingresso, appaiate per HLK-LD2410B e PIR e da una sessione separata per l'HLK-LD2420. A destra il tempo di rilascio all'uscita, dove l'HLK-LD2410B impiega 18 s a dichiarare la stanza vuota con un ritardo di scomparsa di 5 s.</w:t>
       </w:r>
     </w:p>
     <w:p>
@@ -3918,7 +3914,7 @@
         <w:rPr>
           <w:lang w:val="it-IT"/>
         </w:rPr>
-        <w:t>Qui il radar è nettamente più lento, 5,40 ± 0,67 s in più del PIR, un effetto otto volte la propria incertezza già con cinque trial. Il tempo di rilascio include il tempo di uscita dal campo, e il PIR può servire da cronometro, perché la sua uscita ricade 3,46 s dopo l'ultimo trigger. Il soggetto esce quindi dal campo circa 9,5 s dopo l'annuncio, e la coda propria del radar vale circa 18,36 − 9,5 ≈ 8,9 s. È una stima, perché i campi dei due sensori non coincidono, ma concorda con altre due osservazioni indipendenti (10 e 12 s). Il timeout di presenza letto dal modulo vale invece 5 s (Tabella 3.6), quindi il parametro configurato non descrive il comportamento osservato. Per il progetto significa che una stanza appena liberata risulta occupata per quasi dieci secondi.</w:t>
+        <w:t>Qui il radar è nettamente più lento, di 5,40 ± 1,86 s nella differenza appaiata, con un errore standard di 0,83 s, cioè un effetto più di sei volte la sua incertezza già con cinque trial. Il tempo di rilascio include il tempo di uscita dal campo, e il PIR può servire da cronometro, perché la sua uscita ricade 3,46 s dopo l'ultimo trigger. Il soggetto esce quindi dal campo circa 9,5 s dopo l'annuncio, e la coda propria del radar vale circa 18,36 − 9,5 ≈ 8,9 s. È una stima, perché i campi dei due sensori non coincidono, ma concorda con altre due osservazioni indipendenti (10 e 12 s). Il timeout di presenza letto dal modulo vale invece 5 s (Tabella 3.6), quindi il parametro configurato non descrive il comportamento osservato. Per il progetto significa che una stanza appena liberata risulta occupata per quasi dieci secondi.</w:t>
       </w:r>
     </w:p>
     <w:p>
@@ -3939,13 +3935,13 @@
         <w:rPr>
           <w:lang w:val="it-IT"/>
         </w:rPr>
-        <w:t xml:space="preserve">Sullo stesso percorso l'HLK-LD2420 rileva l'ingresso in 7,28 ± 1,40 s su cinque trial, quasi due secondi dopo l'HLK-LD2410B e con una dispersione quattro volte maggiore. La </w:t>
+        <w:t>Sullo stesso percorso l'HLK-LD2420 rileva l'ingresso in 7,28 ± 1,40 s su cinque trial, quasi due secondi dopo l'HLK-LD2410B e con una dispersione quattro volte maggiore. L'acquisizione coincide con il primo superamento della soglia di attivazione sul gate 2, cioè avviene entro circa 1 m, mentre l'HLK-LD2410B verosimilmente aggancia il soggetto già in avvicinamento.</w:t>
       </w:r>
       <w:r>
         <w:rPr>
           <w:lang w:val="it-IT"/>
         </w:rPr>
-        <w:t>ragione è che aggancia il soggetto solo entro circa 1 m, mentre l'HLK-LD2410B lo aggancia in avvicinamento a 4–5 m. Il rilascio va letto insieme al suo parametro. Con il ritardo di scomparsa di fabbrica, 30 s, il modulo restava in presenza per 87–120 s dopo l'uscita, perché basta un superamento della soglia di mantenimento ogni mezzo minuto a riarmare il ritardo. Con il ritardo portato a 5 s, lo stesso valore dell'HLK-LD2410B, il rilascio scende a 7,7 ± 0,5 s, e la prova mostra anche che il parametro è espresso in secondi. Il valore è la prima caduta della presenza, perché in due trial su tre il modulo si è poi riacceso per qualche secondo a stanza vuota, come nei falsi positivi della Sezione 5.1. A pari ritardo l'HLK-LD2420 rilascia quindi in 7,7 s contro 18,4, ma la differenza viene dalla portata, come all'ingresso. Il soggetto esce prima dal campo più corto, e il modulo non è più rapido a dichiarare la stanza vuota.</w:t>
+        <w:t xml:space="preserve"> Il rilascio va letto insieme al suo parametro. Con il ritardo di scomparsa di fabbrica, 30 s, il modulo restava in presenza per 87–120 s dopo l'uscita, perché basta un superamento della soglia di mantenimento ogni mezzo minuto a riarmare il ritardo. Con il ritardo portato a 5 s, lo stesso valore dell'HLK-LD2410B, il rilascio scende a 7,7 ± 0,5 s, e la prova mostra anche che il parametro è espresso in secondi. Il valore è la prima caduta della presenza, perché in due trial su tre il modulo si è poi riacceso per qualche secondo a stanza vuota, come nei falsi positivi della Sezione 5.1. A pari ritardo l'HLK-LD2420 rilascia quindi in 7,7 s contro 18,4, ma la differenza viene dalla portata, come all'ingresso. Il soggetto esce prima dal campo più corto, e il modulo non è più rapido a dichiarare la stanza vuota.</w:t>
       </w:r>
     </w:p>
     <w:p>
@@ -4094,7 +4090,7 @@
           <w:sz w:val="20"/>
           <w:lang w:val="it-IT"/>
         </w:rPr>
-        <w:t>Figura 5.10: Selettività spaziale con gate massimo 2 (150 cm), tre trial per scenario. Le barre chiare usano lo scarto ordinario dei primi 20 s, quelle scure lo scarto di 120 s (a regime). A 3 m zero rilevamenti. Il vicino a 90° fermo non è rilevato a regime, e il 24,8 % della finestra ordinaria è la coda del posizionamento (Figura 4.3).</w:t>
+        <w:t>Figura 5.10: Selettività spaziale con gate massimo 2 (150 cm), tre trial per scenario. Le barre chiare usano lo scarto ordinario dei primi 20 s, quelle scure lo scarto di 120 s (a regime).</w:t>
       </w:r>
     </w:p>
     <w:p>
@@ -4190,7 +4186,7 @@
           <w:sz w:val="20"/>
           <w:lang w:val="it-IT"/>
         </w:rPr>
-        <w:t>Figura 5.11: Copertura angolare a 1 m, busto laterale da seduto. A: l'HLK-LD2410B rileva al 100 % fino a 90° e crolla a 120, ben oltre i ± 60° dichiarati. Il PIR non è ripetibile fra 45 e 75°. B: l'esemplare di HLK-LD2420 è al fondo a 90°, fascio utile fino a circa 75.</w:t>
+        <w:t>Figura 5.11: Copertura angolare a 1 m, busto laterale da seduto, gate massimo 2. A: HLK-LD2410B e PIR. B: esemplare di HLK-LD2420.</w:t>
       </w:r>
     </w:p>
     <w:p>
@@ -4272,7 +4268,7 @@
         <w:rPr>
           <w:lang w:val="it-IT"/>
         </w:rPr>
-        <w:t>L'HLK-LD2410B misura la distanza dei bersagli ma non la loro direzione, quindi non può separare due persone in base a dove si trovano. Ha però due canali, uno per il bersaglio in movimento e uno per quello fermo, ciascuno con la propria distanza (Sezione 3.1.4). La prova verifica se questi due canali bastano a riportare due persone insieme. La persona A sta ferma a 2 m e la persona B a 4 m, in tre geometrie con tre trial da 102 s ciascuna (Tabella 5.5, Figura 5.12). Nelle prime due le persone sono sfalsate di lato di 50 cm, perché A non copra B, e B cammina oppure sta ferma. Nella terza B cammina in fila dietro A. Da sola, ferma a 4 m, B è rilevata al 100 % (a 388,9 ± 3,7 cm), quindi quando nelle prove non compare è perché è coperta da A.</w:t>
+        <w:t>L'HLK-LD2410B misura la distanza dei bersagli ma non la loro direzione, quindi non può separare due persone in base a dove si trovano. Ha però due canali, uno per il bersaglio in movimento e uno per quello fermo, ciascuno con la propria distanza (Sezione 3.1.4). La prova verifica se questi due canali bastano a riportare due persone insieme. La persona A sta ferma a 2 m e la persona B a 4 m, in tre geometrie con tre trial da 122 s utili ciascuna (Tabella 5.5, Figura 5.12). Nelle prime due le persone sono sfalsate di lato di 50 cm, perché A non copra B, e B cammina oppure sta ferma. Nella terza B cammina in fila dietro A. Da sola, ferma a 4 m, B è rilevata al 100 % (a 388,9 ± 3,7 cm), quindi quando nelle prove non compare è perché è coperta da A.</w:t>
       </w:r>
     </w:p>
     <w:p>
@@ -5059,7 +5055,7 @@
           <w:sz w:val="20"/>
           <w:lang w:val="it-IT"/>
         </w:rPr>
-        <w:t>Figura 5.12: Due persone davanti al radar in tre geometrie. Il modulo riporta un bersaglio per canale, quindi separa bene due persone in stati diversi, male due persone ferme, per nulla una persona dietro l'altra. La presenza resta al 100 % in ogni caso.</w:t>
+        <w:t>Figura 5.12: Distanze riportate dai due canali dell'HLK-LD2410B in un trial, con le due persone sfalsate di lato (a sinistra) e in fila sull'asse (a destra).</w:t>
       </w:r>
     </w:p>
     <w:p>
@@ -5130,7 +5126,7 @@
         <w:rPr>
           <w:lang w:val="it-IT"/>
         </w:rPr>
-        <w:t xml:space="preserve">Il pannello è interposto a 20 cm dal sensore, perpendicolare all'asse e libero di reggersi da solo. </w:t>
+        <w:t xml:space="preserve">Il pannello è interposto a 20 cm dal sensore, perpendicolare all'asse e in piedi da solo, senza supporti. </w:t>
       </w:r>
       <w:r>
         <w:rPr>
@@ -5168,7 +5164,7 @@
           <w:sz w:val="20"/>
           <w:lang w:val="it-IT"/>
         </w:rPr>
-        <w:t>Tabella 5.6: Attenuazione per materiale. Per l'HLK-LD2410B è la riduzione dell'energia in movimento rispetto alla baseline (53,45), in unità dello strumento, per il PIR la riduzione del tempo con presenza rilevata. Il cartongesso di questi due sensori viene da una sessione successiva con la stessa geometria ed è calcolato sulla baseline di quella sessione (Sezione 5.9.2). Per l'HLK-LD2420, con legno e metallo l'energia scende fino al fondo (13), perché l'esemplare ha solo 5 dB di dinamica, e il valore è un minimo. Le coperture angolari diverse fanno sì che anche le altre attenuazioni possano essere sottostimate, e il confronto più pulito è legno contro cartone, che hanno la stessa copertura.</w:t>
+        <w:t>Tabella 5.6: Attenuazione per materiale. Per l'HLK-LD2410B è la riduzione dell'energia in movimento rispetto al riferimento senza ostacolo (53,45), in unità dello strumento, per il PIR la riduzione del tempo con presenza rilevata. Il cartongesso di questi due sensori viene da una sessione successiva con la stessa geometria ed è calcolato sul riferimento di quella sessione (Sezione 5.9.2). Per l'HLK-LD2420, con legno e metallo l'energia scende al fondo (11–13), al limite della dinamica dell'esemplare (circa 5 dB), e il valore è un minimo. Le coperture angolari diverse fanno sì che anche le altre attenuazioni possano essere sottostimate, e il confronto più pulito è legno contro cartone, che hanno la stessa copertura.</w:t>
       </w:r>
     </w:p>
     <w:tbl>
@@ -6501,7 +6497,7 @@
         <w:rPr>
           <w:lang w:val="it-IT"/>
         </w:rPr>
-        <w:t>Tutti i materiali dielettrici attenuano l'energia dell'HLK-LD2410B fra il 7 e il 42 %, ma la presenza resta al 100 %. Il PIR invece, che a 1 m senza ostacolo rileva la persona nel 90 % circa del tempo, scende a zero con plastica, cartone, cartongesso, vetroresina e metallo e sotto il 5 % con vetro e legno. Il vetro è il caso più evidente, perché è trasparente alla luce ma opaco per il PIR. Il vetro comune non trasmette oltre i 4–5 µm e il corpo emette intorno ai 10 µm, mentre il radar lo attraversa. I due radar ordinano allo stesso modo i sei materiali della serie comune (plastica, cartone e vetroresina, vetro, legno, metallo), pur a distanze e in unità diverse, ed è questa graduatoria che si confronta, non i valori (Sezione 3.5.1). Il cartongesso, materiale comune delle pareti interne, sull'HLK-LD2420 attenua quanto plastica e cartone, sull'HLK-LD2410B un po' di più, fra vetroresina e vetro, ma quel valore viene da un'altra sessione. In entrambi i casi resta ben sotto vetro e legno. Il metallo invece blocca del tutto l'HLK-LD2410B, che riporta un bersaglio fisso a 30 cm, cioè il pannello, e non vede più il soggetto, quindi il segnale non aggira il pannello. Sull'HLK-LD2420 il legno porta il gate 2 quasi sempre sotto la soglia di mantenimento (0–1 % dei campioni sopra, contro il 25–33 % senza ostacolo), e quindi anche sotto quella di attivazione. L'esemplare non acquisirebbe una persona a 1 m dietro un pannello di legno, che l'HLK-LD2410B rileva al 100 % a 3 m.</w:t>
+        <w:t>Tutti i materiali dielettrici attenuano l'energia dell'HLK-LD2410B fra il 7 e il 42 %, ma la presenza resta al 100 %. Il PIR invece, che a 1 m senza ostacolo rileva la persona fra il 77 e il 100 % del tempo, si azzera con ogni materiale. Il vetro è il caso più evidente, perché è trasparente alla luce ma opaco per il PIR. Il vetro comune non trasmette oltre i 4–5 µm e il corpo emette intorno ai 10 µm, mentre il radar lo attraversa. I due radar ordinano allo stesso modo i sei materiali della serie comune (plastica, cartone e vetroresina, vetro, legno, metallo), pur a distanze e in unità diverse, ed è questa graduatoria che si confronta, non i valori (Sezione 3.5.1). Il cartongesso, materiale comune delle pareti interne, sull'HLK-LD2420 attenua quanto plastica e cartone, sull'HLK-LD2410B un po' di più, fra vetroresina e vetro, ma quel valore viene da un'altra sessione. In entrambi i casi resta ben sotto vetro e legno. Il metallo invece blocca del tutto l'HLK-LD2410B, che riporta un bersaglio fisso a 30 cm, cioè il pannello, e non vede più il soggetto, quindi il segnale non aggira il pannello. Sull'HLK-LD2420 il legno porta il gate 2 quasi sempre sotto la soglia di mantenimento (0–1 % dei campioni sopra, contro il 25–33 % senza ostacolo), e quindi anche sotto quella di attivazione. L'esemplare non acquisirebbe una persona a 1 m dietro un pannello di legno, che l'HLK-LD2410B rileva al 100 % a 3 m.</w:t>
       </w:r>
     </w:p>
     <w:p>
@@ -6530,14 +6526,13 @@
         <w:rPr>
           <w:lang w:val="it-IT"/>
         </w:rPr>
-        <w:t xml:space="preserve">L'HLK-LD2410B ha ripetuto la geometria allontanando il soggetto da 1 a 5 m dietro il cartongesso e da 3 a 5 m dietro legno e vetro, con tre trial per punto (Figura 5.14). Una prova a parte usa una porta interna chiusa, tamburata e senza vetro, a circa 3,8 m dal sensore, con il soggetto a 3, 4 e 5 m. Nessun ostacolo accorcia la portata entro i 5 m della stanza, e in tutti i trial con ostacolo la presenza è al 100 % e la distanza è corretta. A degradare è il canale in movimento. A 5 m la frazione di campioni in cui è attivo passa dal 78 % senza ostacolo al 44 % con il cartongesso, al 26 % con il vetro, al 19 % con il legno e al 3 % oltre la porta, mentre la presenza la tiene il canale stazionario. Con il soggetto a 3 m, ancora davanti alla porta, l'energia è </w:t>
+        <w:t>L'HLK-LD2410B ha ripetuto la geometria allontanando il soggetto da 1 a 5 m dietro il cartongesso e da 3 a 5 m dietro legno e vetro, con tre trial per punto (Figura 5.14). Una prova a parte usa una porta interna chiusa, tamburata e senza vetro, a circa 3,8 m dal sensore, con il soggetto a 3, 4 e 5 m. Nessun ostacolo accorcia la portata entro i 5 m della stanza, e in tutti i trial con ostacolo la presenza è al 100 % e la distanza è corretta. A degradare è il canale in movimento. A 5 m la frazione di campioni in cui è attivo passa dal 78 % senza ostacolo al 45 % con il cartongesso, al 26 % con il vetro, al 19 % con il legno e al 3 % oltre la porta, mentre la presenza la tiene il canale stazionario. Con il soggetto a 3 m, ancora davanti alla porta, l'energia è pari al riferimento</w:t>
       </w:r>
       <w:r>
         <w:rPr>
           <w:lang w:val="it-IT"/>
         </w:rPr>
-        <w:lastRenderedPageBreak/>
-        <w:t>pari alla baseline, e appena la porta si interpone, a 4 m, il canale in movimento scende al 20 %. Anche qui il PIR è a zero dietro ogni ostacolo, porta compresa.</w:t>
+        <w:t>, e appena la porta si interpone, a 4 m, il canale in movimento scende al 20 %. Anche qui il PIR è a zero dietro ogni ostacolo, porta compresa.</w:t>
       </w:r>
     </w:p>
     <w:p>

--- a/bozza_capitolo5.docx
+++ b/bozza_capitolo5.docx
@@ -739,7 +739,7 @@
         <w:rPr>
           <w:lang w:val="it-IT"/>
         </w:rPr>
-        <w:t>La percentuale di campioni in cui il PIR è alto va letta sapendo come nasce. In posizione L l'uscita è un monostabile a durata fissa. Su tutte le sessioni acquisite in quella configurazione sono stati contati 195 impulsi con durata media 3,46 ± 0,09 s, tutti fra 3,4 e 3,6 s e nessuno oltre 5 s, anche nei trial in cui il soggetto si muoveva per cinque minuti (Figura 5.3). La percentuale è quindi il numero di eventi moltiplicato per la ritenuta, cioè un conteggio di eventi travestito da frazione di tempo. In posizione H gli impulsi si concatenano finché il movimento continua, fino a coprire un intero trial di 62 s, e la percentuale diventa allora una vera frazione di tempo con movimento rilevato. Il significato delle due modalità è descritto nella Sezione 2.1.1.</w:t>
+        <w:t>La percentuale di campioni in cui il PIR è alto va letta sapendo come nasce. In posizione L l'uscita è un monostabile a durata fissa. Su tutte le sessioni acquisite in quella configurazione sono stati contati 195 impulsi con durata media 3,46 ± 0,09 s, tutti fra 3,4 e 3,6 s e nessuno oltre 5 s, anche nei trial in cui il soggetto si muoveva per cinque minuti (Figura 5.3). La percentuale è quindi il numero di eventi moltiplicato per la ritenuta, cioè un conteggio di eventi travestito da frazione di tempo. In posizione H gli impulsi si concatenano finché il movimento continua, fino a coprire un intero trial di 62 s, e la percentuale diventa allora una vera frazione di tempo con movimento rilevato. Il significato delle due modalità è descritto nella Sezione 2.1.3.</w:t>
       </w:r>
     </w:p>
     <w:p>
@@ -1646,7 +1646,7 @@
         <w:rPr>
           <w:lang w:val="it-IT"/>
         </w:rPr>
-        <w:t>Il cammino sul posto è stato ripetuto a 1, 2, 3, 4 e 5 m, con cinque trial per distanza (in H a 1 e 2 m, in L da 3 a 5 m, dove il ponticello non cambia nulla). A 1 m il PIR rileva l'85,2 % del tempo, mentre da 2 m in poi resta a zero. Sono venti trial consecutivi al 100 % di falsi negativi con un soggetto in movimento continuo davanti al sensore, e il crollo fra 1 e 2 m non è graduale. Questo esito è in aperto contrasto con la portata di 3–7 m dichiarata dal costruttore, ma da solo non distingue fra due spiegazioni, cioè il tipo di movimento oppure un esemplare guasto o tarato male. Per decidere, il soggetto ha ripetuto la prova camminando in modo continuo trasversalmente all'asse del sensore, a distanza costante. Il resto è rimasto invariato (trimmer di sensibilità nella stessa posizione), con il ponticello in H e tre trial per distanza. Il risultato è in Figura 5.5.</w:t>
+        <w:t>Il cammino sul posto è stato ripetuto a 1, 2, 3, 4 e 5 m, con cinque trial per distanza (in H a 1 e 2 m, in L da 3 a 5 m, dove il ponticello non cambia nulla). A 1 m il PIR rileva l'85,2 % del tempo, mentre da 2 m in poi resta a zero. Sono venti trial consecutivi al 100 % di falsi negativi con un soggetto in movimento continuo davanti al sensore, e il crollo fra 1 e 2 m non è graduale. Questo esito è in aperto contrasto con la portata di 3–7 m dichiarata dal costruttore [hcsr501], ma da solo non distingue fra due spiegazioni, cioè il tipo di movimento oppure un esemplare guasto o tarato male. Per decidere, il soggetto ha ripetuto la prova camminando in modo continuo trasversalmente all'asse del sensore, a distanza costante. Il resto è rimasto invariato (trimmer di sensibilità nella stessa posizione), con il ponticello in H e tre trial per distanza. Il risultato è in Figura 5.5.</w:t>
       </w:r>
     </w:p>
     <w:p>
@@ -4119,7 +4119,7 @@
         <w:rPr>
           <w:lang w:val="it-IT"/>
         </w:rPr>
-        <w:t>Il soggetto siede su un arco di raggio 1 m a sei azimut (0, 45, 60, 75, 90 e 120°), con la sedia rivolta verso i sensori a ogni posizione, e oscilla lateralmente il busto con ampiezza costante. Il gate massimo vale 2 e i trial sono da uno a tre per angolo (Figura 5.11). L'HLK-LD2410B rileva al 100 % fino a 90° compresi, con l'energia che cala di due punti soli fra l'asse e i 90° (da 96,5 a 94,3), e crolla fra 90 e 120°. La copertura eccede quindi nettamente i ± 60° del manuale. Il PIR collassa prima, dal 100 % sull'asse al 12 % a 90° e a zero a 120°. Fra 45 e 75° la dispersione fra trial è però dell'ordine dell'effetto, e a 45° i tre trial danno 100, 100 e 33 %, per cui le sole affermazioni sostenibili riguardano i tre estremi. L'irripetibilità è essa stessa un risultato, lo stesso comportamento già visto nella zona intermedia della dose-risposta. L'HLK-LD2420 a 1 m ha il fascio utile fino a circa 75° ed è al fondo a 90°, più stretto dell'HLK-LD2410B e più largo dei ± 45 o ± 60° del suo manuale. Il confine è coerente anche con il margine ridotto del trasmettitore dell'esemplare (Sezione 3.2.6).</w:t>
+        <w:t>Il soggetto siede su un arco di raggio 1 m a sei azimut (0, 45, 60, 75, 90 e 120°), con la sedia rivolta verso i sensori a ogni posizione, e oscilla lateralmente il busto con ampiezza costante. Il gate massimo vale 2 e i trial sono da uno a tre per angolo (Figura 5.11). L'HLK-LD2410B rileva al 100 % fino a 90° compresi, con l'energia che cala di due punti soli fra l'asse e i 90° (da 96,5 a 94,3), e crolla fra 90 e 120°. La copertura eccede quindi nettamente i ± 60° del manuale [hilinkManualV104]. Il PIR collassa prima, dal 100 % sull'asse al 12 % a 90° e a zero a 120°. Fra 45 e 75° la dispersione fra trial è però dell'ordine dell'effetto, e a 45° i tre trial danno 100, 100 e 33 %, per cui le sole affermazioni sostenibili riguardano i tre estremi. L'irripetibilità è essa stessa un risultato, lo stesso comportamento già visto nella zona intermedia della dose-risposta. L'HLK-LD2420 a 1 m ha il fascio utile fino a circa 75° ed è al fondo a 90°, più stretto dell'HLK-LD2410B e più largo dei ± 45 o ± 60° del suo manuale [hilinkManualLD2420]. Il confine è coerente anche con il margine ridotto del trasmettitore dell'esemplare (Sezione 3.2.6).</w:t>
       </w:r>
     </w:p>
     <w:p>
@@ -5132,7 +5132,7 @@
         <w:rPr>
           <w:lang w:val="it-IT"/>
         </w:rPr>
-        <w:t>Il soggetto cammina sul posto, perché da fermo il canale stazionario satura e l'attenuazione non sarebbe misurabile. Le distanze sono due. L'HLK-LD2410B lavora a 3 m, dove la sua energia sta circa a metà scala, lontana sia dalla saturazione sia dal fondo. Il PIR lavora a 1 m, perché a 3 m già senza ostacolo non vede il movimento sul posto. L'HLK-LD2420 ha ripetuto la serie a 1 m, perché oltre l'esemplare non rileva (Sezione 5.10). Per l'HLK-LD2420 l'attenuazione è in decibel, 10·log10(E₀/E) sull'energia del gate della persona, con E₀ senza ostacolo ed E con l'ostacolo, la stessa conversione usata dal tool del produttore (Sezione 3.2.5). Il produttore non documenta però che quelle energie siano potenze, quindi il valore in decibel resta un'ipotesi. Il riferimento senza ostacolo è la media di sei trial a inizio e fine sessione, e i risultati sono in Tabella 5.6 e Figura 5.13.</w:t>
+        <w:t>Il soggetto cammina sul posto, perché da fermo il canale stazionario satura e l'attenuazione non sarebbe misurabile. Le distanze sono due. L'HLK-LD2410B lavora a 3 m, dove la sua energia sta circa a metà scala, lontana sia dalla saturazione sia dal fondo. Il PIR lavora a 1 m, perché a 3 m già senza ostacolo non vede il movimento sul posto. L'HLK-LD2420 ha ripetuto la serie a 1 m, perché oltre i 2 m l'esemplare non rileva (Sezione 5.10). Per l'HLK-LD2420 l'attenuazione è in decibel, 10·log10(E₀/E) sull'energia del gate della persona, con E₀ senza ostacolo ed E con l'ostacolo, la stessa conversione usata dal tool del produttore (Sezione 3.2.5). Il produttore non documenta però che quelle energie siano potenze, quindi il valore in decibel resta un'ipotesi. Il riferimento senza ostacolo è la media di sei trial a inizio e fine sessione, e i risultati sono in Tabella 5.6 e Figura 5.13.</w:t>
       </w:r>
     </w:p>
     <w:p>
@@ -6729,7 +6729,7 @@
         <w:rPr>
           <w:lang w:val="it-IT"/>
         </w:rPr>
-        <w:t>Con un'oscillazione trasversale sul posto di circa 50 cm il radar rileva al 100 % a 5 e 6 m e allo 0 % a 7 m in tre trial su tre. A 6 m la distanza riportata ha massimo esattamente 600 cm in cinque trial su cinque, con dispersione di 2–5 cm contro i 10–11 di 5 m. Non si tratta di una misura più precisa, ma del tetto degli otto gate da 75 cm configurati. La presenza a 6 m è retta dal canale stazionario (energia 62–82), mentre a 7 m i gate 7 e 8 restano molto sotto le soglie. Il tetto di 600 cm dichiarato dal manuale risulta così misurato.</w:t>
+        <w:t>Con un'oscillazione trasversale sul posto di circa 50 cm il radar rileva al 100 % a 5 e 6 m e allo 0 % a 7 m in tre trial su tre. A 6 m la distanza riportata ha massimo esattamente 600 cm in cinque trial su cinque, con dispersione di 2–5 cm contro i 10–11 di 5 m. Non si tratta di una misura più precisa, ma del tetto degli otto gate da 75 cm configurati. La presenza a 6 m è retta dal canale stazionario (energia 62–82), mentre a 7 m i gate 7 e 8 restano molto sotto le soglie. Il tetto di 600 cm dichiarato dal manuale [hilinkManualV104] risulta così misurato.</w:t>
       </w:r>
     </w:p>
     <w:p>
@@ -6750,7 +6750,7 @@
         <w:rPr>
           <w:lang w:val="it-IT"/>
         </w:rPr>
-        <w:t>Con il trimmer a metà corsa, la sensibilità usata in tutta la campagna, l'oscillazione trasversale è rilevata al 24–33 % anche a 7 m, dove il radar per configurazione non vede più nulla. L'attraversamento a circa 1 m/s, rilevato al 98,7 % a 5 m, scende invece a 0, 6 e 0 % nei tre trial a 6 m, e sale al 30 % se il transito è più veloce. Al limite della portata conta quindi anche la velocità del transito, oltre al tipo e all'ampiezza del movimento. Con il trimmer al massimo, in una serie a parte rispetto al resto della campagna, l'attraversamento è rilevato al 100, 100, 56,8 ± 18,0 e 14,7 ± 10,0 % a 5, 6, 7 e 8 m. Il limite sta quindi fra 7 e 8 m, coerente con i 3–7 m del datasheet, e supera il tetto del radar, ma solo per chi attraversa il campo.</w:t>
+        <w:t>Con il trimmer a metà corsa, la sensibilità usata in tutta la campagna, l'oscillazione trasversale è rilevata al 24–33 % anche a 7 m, dove il radar per configurazione non vede più nulla. L'attraversamento a circa 1 m/s, rilevato al 98,7 % a 5 m, scende invece a 0, 6 e 0 % nei tre trial a 6 m, e sale al 30 % se il transito è più veloce. Al limite della portata conta quindi anche la velocità del transito, oltre al tipo e all'ampiezza del movimento. Con il trimmer al massimo, in una serie a parte rispetto al resto della campagna, l'attraversamento è rilevato al 100, 100, 56,8 ± 18,0 e 14,7 ± 10,0 % a 5, 6, 7 e 8 m. Il limite sta quindi fra 7 e 8 m, coerente con i 3–7 m del datasheet [hcsr501], e supera il tetto del radar, ma solo per chi attraversa il campo.</w:t>
       </w:r>
     </w:p>
     <w:p>
@@ -6771,7 +6771,7 @@
         <w:rPr>
           <w:lang w:val="it-IT"/>
         </w:rPr>
-        <w:t xml:space="preserve">Con il gate massimo portato a 12 (840 cm), il valore di fabbrica che copre gli 8 m dichiarati, l'esemplare acquisisce a 1 m e mantiene a 2 m. Da 3 m in su le sue energie sono il </w:t>
+        <w:t xml:space="preserve">Con il gate massimo portato a 12 (840 cm), il valore di fabbrica che copre gli 8 m dichiarati [hilinkManualLD2420], l'esemplare acquisisce a 1 m e mantiene a 2 m. Da 3 m in su le sue energie sono il </w:t>
       </w:r>
       <w:r>
         <w:rPr>

--- a/bozza_capitolo5.docx
+++ b/bozza_capitolo5.docx
@@ -5269,7 +5269,7 @@
                 <w:sz w:val="18"/>
                 <w:lang w:val="it-IT"/>
               </w:rPr>
-              <w:t>HLK-LD2410B (3 m)</w:t>
+              <w:t>LD2410B (3 m)</w:t>
             </w:r>
           </w:p>
         </w:tc>
@@ -5291,7 +5291,7 @@
                 <w:sz w:val="18"/>
                 <w:lang w:val="it-IT"/>
               </w:rPr>
-              <w:t>HLK-LD2420 (1 m)</w:t>
+              <w:t>LD2420 (1 m)</w:t>
             </w:r>
           </w:p>
         </w:tc>
